--- a/documentacion/Diagrama de Casos de Uso/PROYECTO-RETO – Diagrama-Casos-De-Uso _ Grupo2.docx
+++ b/documentacion/Diagrama de Casos de Uso/PROYECTO-RETO – Diagrama-Casos-De-Uso _ Grupo2.docx
@@ -852,7 +852,7 @@
                             <w:pPr>
                               <w:pStyle w:val="Ttulo1"/>
                             </w:pPr>
-                            <w:bookmarkStart w:id="0" w:name="_Toc228125415"/>
+                            <w:bookmarkStart w:id="0" w:name="_Toc228141096"/>
                             <w:r>
                               <w:rPr>
                                 <w:rFonts w:ascii="Segoe UI Emoji" w:hAnsi="Segoe UI Emoji"/>
@@ -891,7 +891,7 @@
                       <w:pPr>
                         <w:pStyle w:val="Ttulo1"/>
                       </w:pPr>
-                      <w:bookmarkStart w:id="1" w:name="_Toc228125415"/>
+                      <w:bookmarkStart w:id="1" w:name="_Toc228141096"/>
                       <w:r>
                         <w:rPr>
                           <w:rFonts w:ascii="Segoe UI Emoji" w:hAnsi="Segoe UI Emoji"/>
@@ -967,7 +967,7 @@
           <w:r>
             <w:fldChar w:fldCharType="separate"/>
           </w:r>
-          <w:hyperlink w:anchor="_Toc228125415" w:history="1">
+          <w:hyperlink w:anchor="_Toc228141096" w:history="1">
             <w:r>
               <w:rPr>
                 <w:rStyle w:val="Hipervnculo"/>
@@ -1002,7 +1002,7 @@
                 <w:noProof/>
                 <w:webHidden/>
               </w:rPr>
-              <w:instrText xml:space="preserve"> PAGEREF _Toc228125415 \h </w:instrText>
+              <w:instrText xml:space="preserve"> PAGEREF _Toc228141096 \h </w:instrText>
             </w:r>
             <w:r>
               <w:rPr>
@@ -1049,7 +1049,7 @@
               <w14:ligatures w14:val="standardContextual"/>
             </w:rPr>
           </w:pPr>
-          <w:hyperlink w:anchor="_Toc228125416" w:history="1">
+          <w:hyperlink w:anchor="_Toc228141097" w:history="1">
             <w:r>
               <w:rPr>
                 <w:rStyle w:val="Hipervnculo"/>
@@ -1084,7 +1084,7 @@
                 <w:noProof/>
                 <w:webHidden/>
               </w:rPr>
-              <w:instrText xml:space="preserve"> PAGEREF _Toc228125416 \h </w:instrText>
+              <w:instrText xml:space="preserve"> PAGEREF _Toc228141097 \h </w:instrText>
             </w:r>
             <w:r>
               <w:rPr>
@@ -1129,7 +1129,7 @@
               <w14:ligatures w14:val="standardContextual"/>
             </w:rPr>
           </w:pPr>
-          <w:hyperlink w:anchor="_Toc228125417" w:history="1">
+          <w:hyperlink w:anchor="_Toc228141098" w:history="1">
             <w:r>
               <w:rPr>
                 <w:rStyle w:val="Hipervnculo"/>
@@ -1152,7 +1152,7 @@
               <w:rPr>
                 <w:webHidden/>
               </w:rPr>
-              <w:instrText xml:space="preserve"> PAGEREF _Toc228125417 \h </w:instrText>
+              <w:instrText xml:space="preserve"> PAGEREF _Toc228141098 \h </w:instrText>
             </w:r>
             <w:r>
               <w:rPr>
@@ -1193,7 +1193,7 @@
               <w14:ligatures w14:val="standardContextual"/>
             </w:rPr>
           </w:pPr>
-          <w:hyperlink w:anchor="_Toc228125418" w:history="1">
+          <w:hyperlink w:anchor="_Toc228141099" w:history="1">
             <w:r>
               <w:rPr>
                 <w:rStyle w:val="Hipervnculo"/>
@@ -1216,7 +1216,7 @@
               <w:rPr>
                 <w:webHidden/>
               </w:rPr>
-              <w:instrText xml:space="preserve"> PAGEREF _Toc228125418 \h </w:instrText>
+              <w:instrText xml:space="preserve"> PAGEREF _Toc228141099 \h </w:instrText>
             </w:r>
             <w:r>
               <w:rPr>
@@ -1259,7 +1259,7 @@
               <w14:ligatures w14:val="standardContextual"/>
             </w:rPr>
           </w:pPr>
-          <w:hyperlink w:anchor="_Toc228125419" w:history="1">
+          <w:hyperlink w:anchor="_Toc228141100" w:history="1">
             <w:r>
               <w:rPr>
                 <w:rStyle w:val="Hipervnculo"/>
@@ -1286,7 +1286,7 @@
                 <w:noProof/>
                 <w:webHidden/>
               </w:rPr>
-              <w:instrText xml:space="preserve"> PAGEREF _Toc228125419 \h </w:instrText>
+              <w:instrText xml:space="preserve"> PAGEREF _Toc228141100 \h </w:instrText>
             </w:r>
             <w:r>
               <w:rPr>
@@ -1311,72 +1311,6 @@
             <w:r>
               <w:rPr>
                 <w:noProof/>
-                <w:webHidden/>
-              </w:rPr>
-              <w:fldChar w:fldCharType="end"/>
-            </w:r>
-          </w:hyperlink>
-        </w:p>
-        <w:p>
-          <w:pPr>
-            <w:pStyle w:val="TDC2"/>
-            <w:rPr>
-              <w:rFonts w:eastAsiaTheme="minorEastAsia"/>
-              <w:b w:val="0"/>
-              <w:bCs w:val="0"/>
-              <w:kern w:val="2"/>
-              <w:sz w:val="24"/>
-              <w:szCs w:val="24"/>
-              <w:lang w:eastAsia="es-ES"/>
-              <w14:ligatures w14:val="standardContextual"/>
-            </w:rPr>
-          </w:pPr>
-          <w:hyperlink w:anchor="_Toc228125420" w:history="1">
-            <w:r>
-              <w:rPr>
-                <w:rStyle w:val="Hipervnculo"/>
-              </w:rPr>
-              <w:t>ACCIONES</w:t>
-            </w:r>
-            <w:r>
-              <w:rPr>
-                <w:webHidden/>
-              </w:rPr>
-              <w:tab/>
-            </w:r>
-            <w:r>
-              <w:rPr>
-                <w:webHidden/>
-              </w:rPr>
-              <w:fldChar w:fldCharType="begin"/>
-            </w:r>
-            <w:r>
-              <w:rPr>
-                <w:webHidden/>
-              </w:rPr>
-              <w:instrText xml:space="preserve"> PAGEREF _Toc228125420 \h </w:instrText>
-            </w:r>
-            <w:r>
-              <w:rPr>
-                <w:webHidden/>
-              </w:rPr>
-            </w:r>
-            <w:r>
-              <w:rPr>
-                <w:webHidden/>
-              </w:rPr>
-              <w:fldChar w:fldCharType="separate"/>
-            </w:r>
-            <w:r>
-              <w:rPr>
-                <w:b w:val="0"/>
-                <w:bCs w:val="0"/>
-                <w:webHidden/>
-              </w:rPr>
-              <w:t>¡Error! Marcador no definido.</w:t>
-            </w:r>
-            <w:r>
-              <w:rPr>
                 <w:webHidden/>
               </w:rPr>
               <w:fldChar w:fldCharType="end"/>
@@ -1399,13 +1333,13 @@
               <w14:ligatures w14:val="standardContextual"/>
             </w:rPr>
           </w:pPr>
-          <w:hyperlink w:anchor="_Toc228125421" w:history="1">
+          <w:hyperlink w:anchor="_Toc228141101" w:history="1">
             <w:r>
               <w:rPr>
                 <w:rStyle w:val="Hipervnculo"/>
                 <w:noProof/>
               </w:rPr>
-              <w:t>¿Qué son las acciones?:</w:t>
+              <w:t>Imagen de la jerarquía de generalización de los actores</w:t>
             </w:r>
             <w:r>
               <w:rPr>
@@ -1426,7 +1360,7 @@
                 <w:noProof/>
                 <w:webHidden/>
               </w:rPr>
-              <w:instrText xml:space="preserve"> PAGEREF _Toc228125421 \h </w:instrText>
+              <w:instrText xml:space="preserve"> PAGEREF _Toc228141101 \h </w:instrText>
             </w:r>
             <w:r>
               <w:rPr>
@@ -1443,16 +1377,142 @@
             </w:r>
             <w:r>
               <w:rPr>
-                <w:b/>
-                <w:bCs/>
                 <w:noProof/>
                 <w:webHidden/>
               </w:rPr>
-              <w:t>¡Error! Marcador no definido.</w:t>
+              <w:t>5</w:t>
             </w:r>
             <w:r>
               <w:rPr>
                 <w:noProof/>
+                <w:webHidden/>
+              </w:rPr>
+              <w:fldChar w:fldCharType="end"/>
+            </w:r>
+          </w:hyperlink>
+        </w:p>
+        <w:p>
+          <w:pPr>
+            <w:pStyle w:val="TDC2"/>
+            <w:rPr>
+              <w:rFonts w:eastAsiaTheme="minorEastAsia"/>
+              <w:b w:val="0"/>
+              <w:bCs w:val="0"/>
+              <w:kern w:val="2"/>
+              <w:sz w:val="24"/>
+              <w:szCs w:val="24"/>
+              <w:lang w:eastAsia="es-ES"/>
+              <w14:ligatures w14:val="standardContextual"/>
+            </w:rPr>
+          </w:pPr>
+          <w:hyperlink w:anchor="_Toc228141102" w:history="1">
+            <w:r>
+              <w:rPr>
+                <w:rStyle w:val="Hipervnculo"/>
+              </w:rPr>
+              <w:t>Diagrama de Casos de Uso</w:t>
+            </w:r>
+            <w:r>
+              <w:rPr>
+                <w:webHidden/>
+              </w:rPr>
+              <w:tab/>
+            </w:r>
+            <w:r>
+              <w:rPr>
+                <w:webHidden/>
+              </w:rPr>
+              <w:fldChar w:fldCharType="begin"/>
+            </w:r>
+            <w:r>
+              <w:rPr>
+                <w:webHidden/>
+              </w:rPr>
+              <w:instrText xml:space="preserve"> PAGEREF _Toc228141102 \h </w:instrText>
+            </w:r>
+            <w:r>
+              <w:rPr>
+                <w:webHidden/>
+              </w:rPr>
+            </w:r>
+            <w:r>
+              <w:rPr>
+                <w:webHidden/>
+              </w:rPr>
+              <w:fldChar w:fldCharType="separate"/>
+            </w:r>
+            <w:r>
+              <w:rPr>
+                <w:webHidden/>
+              </w:rPr>
+              <w:t>6</w:t>
+            </w:r>
+            <w:r>
+              <w:rPr>
+                <w:webHidden/>
+              </w:rPr>
+              <w:fldChar w:fldCharType="end"/>
+            </w:r>
+          </w:hyperlink>
+        </w:p>
+        <w:p>
+          <w:pPr>
+            <w:pStyle w:val="TDC2"/>
+            <w:rPr>
+              <w:rFonts w:eastAsiaTheme="minorEastAsia"/>
+              <w:b w:val="0"/>
+              <w:bCs w:val="0"/>
+              <w:kern w:val="2"/>
+              <w:sz w:val="24"/>
+              <w:szCs w:val="24"/>
+              <w:lang w:eastAsia="es-ES"/>
+              <w14:ligatures w14:val="standardContextual"/>
+            </w:rPr>
+          </w:pPr>
+          <w:hyperlink w:anchor="_Toc228141103" w:history="1">
+            <w:r>
+              <w:rPr>
+                <w:rStyle w:val="Hipervnculo"/>
+              </w:rPr>
+              <w:t>Fichas Descriptivas de Casos de Uso</w:t>
+            </w:r>
+            <w:r>
+              <w:rPr>
+                <w:webHidden/>
+              </w:rPr>
+              <w:tab/>
+            </w:r>
+            <w:r>
+              <w:rPr>
+                <w:webHidden/>
+              </w:rPr>
+              <w:fldChar w:fldCharType="begin"/>
+            </w:r>
+            <w:r>
+              <w:rPr>
+                <w:webHidden/>
+              </w:rPr>
+              <w:instrText xml:space="preserve"> PAGEREF _Toc228141103 \h </w:instrText>
+            </w:r>
+            <w:r>
+              <w:rPr>
+                <w:webHidden/>
+              </w:rPr>
+            </w:r>
+            <w:r>
+              <w:rPr>
+                <w:webHidden/>
+              </w:rPr>
+              <w:fldChar w:fldCharType="separate"/>
+            </w:r>
+            <w:r>
+              <w:rPr>
+                <w:webHidden/>
+              </w:rPr>
+              <w:t>7</w:t>
+            </w:r>
+            <w:r>
+              <w:rPr>
                 <w:webHidden/>
               </w:rPr>
               <w:fldChar w:fldCharType="end"/>
@@ -1475,13 +1535,13 @@
               <w14:ligatures w14:val="standardContextual"/>
             </w:rPr>
           </w:pPr>
-          <w:hyperlink w:anchor="_Toc228125422" w:history="1">
+          <w:hyperlink w:anchor="_Toc228141104" w:history="1">
             <w:r>
               <w:rPr>
                 <w:rStyle w:val="Hipervnculo"/>
                 <w:noProof/>
               </w:rPr>
-              <w:t>Asignación de Camas:</w:t>
+              <w:t>Gestión de Asignación y Traslados</w:t>
             </w:r>
             <w:r>
               <w:rPr>
@@ -1502,7 +1562,7 @@
                 <w:noProof/>
                 <w:webHidden/>
               </w:rPr>
-              <w:instrText xml:space="preserve"> PAGEREF _Toc228125422 \h </w:instrText>
+              <w:instrText xml:space="preserve"> PAGEREF _Toc228141104 \h </w:instrText>
             </w:r>
             <w:r>
               <w:rPr>
@@ -1522,7 +1582,7 @@
                 <w:noProof/>
                 <w:webHidden/>
               </w:rPr>
-              <w:t>6</w:t>
+              <w:t>7</w:t>
             </w:r>
             <w:r>
               <w:rPr>
@@ -1549,13 +1609,13 @@
               <w14:ligatures w14:val="standardContextual"/>
             </w:rPr>
           </w:pPr>
-          <w:hyperlink w:anchor="_Toc228125423" w:history="1">
+          <w:hyperlink w:anchor="_Toc228141105" w:history="1">
             <w:r>
               <w:rPr>
                 <w:rStyle w:val="Hipervnculo"/>
                 <w:noProof/>
               </w:rPr>
-              <w:t>Proceso de Rondas Medicas Diarias:</w:t>
+              <w:t>Seguimiento Clínico</w:t>
             </w:r>
             <w:r>
               <w:rPr>
@@ -1576,7 +1636,7 @@
                 <w:noProof/>
                 <w:webHidden/>
               </w:rPr>
-              <w:instrText xml:space="preserve"> PAGEREF _Toc228125423 \h </w:instrText>
+              <w:instrText xml:space="preserve"> PAGEREF _Toc228141105 \h </w:instrText>
             </w:r>
             <w:r>
               <w:rPr>
@@ -1593,12 +1653,10 @@
             </w:r>
             <w:r>
               <w:rPr>
-                <w:b/>
-                <w:bCs/>
                 <w:noProof/>
                 <w:webHidden/>
               </w:rPr>
-              <w:t>¡Error! Marcador no definido.</w:t>
+              <w:t>12</w:t>
             </w:r>
             <w:r>
               <w:rPr>
@@ -1625,13 +1683,13 @@
               <w14:ligatures w14:val="standardContextual"/>
             </w:rPr>
           </w:pPr>
-          <w:hyperlink w:anchor="_Toc228125424" w:history="1">
+          <w:hyperlink w:anchor="_Toc228141106" w:history="1">
             <w:r>
               <w:rPr>
                 <w:rStyle w:val="Hipervnculo"/>
                 <w:noProof/>
               </w:rPr>
-              <w:t>Evaluación final a un Paciente</w:t>
+              <w:t>Gestión de Altas</w:t>
             </w:r>
             <w:r>
               <w:rPr>
@@ -1652,7 +1710,7 @@
                 <w:noProof/>
                 <w:webHidden/>
               </w:rPr>
-              <w:instrText xml:space="preserve"> PAGEREF _Toc228125424 \h </w:instrText>
+              <w:instrText xml:space="preserve"> PAGEREF _Toc228141106 \h </w:instrText>
             </w:r>
             <w:r>
               <w:rPr>
@@ -1669,894 +1727,10 @@
             </w:r>
             <w:r>
               <w:rPr>
-                <w:b/>
-                <w:bCs/>
                 <w:noProof/>
                 <w:webHidden/>
               </w:rPr>
-              <w:t>¡Error! Marcador no definido.</w:t>
-            </w:r>
-            <w:r>
-              <w:rPr>
-                <w:noProof/>
-                <w:webHidden/>
-              </w:rPr>
-              <w:fldChar w:fldCharType="end"/>
-            </w:r>
-          </w:hyperlink>
-        </w:p>
-        <w:p>
-          <w:pPr>
-            <w:pStyle w:val="TDC3"/>
-            <w:tabs>
-              <w:tab w:val="right" w:leader="dot" w:pos="8494"/>
-            </w:tabs>
-            <w:rPr>
-              <w:rFonts w:eastAsiaTheme="minorEastAsia"/>
-              <w:noProof/>
-              <w:kern w:val="2"/>
-              <w:sz w:val="24"/>
-              <w:szCs w:val="24"/>
-              <w:lang w:eastAsia="es-ES"/>
-              <w14:ligatures w14:val="standardContextual"/>
-            </w:rPr>
-          </w:pPr>
-          <w:hyperlink w:anchor="_Toc228125425" w:history="1">
-            <w:r>
-              <w:rPr>
-                <w:rStyle w:val="Hipervnculo"/>
-                <w:noProof/>
-              </w:rPr>
-              <w:t>Documentación del Alta de un Paciente</w:t>
-            </w:r>
-            <w:r>
-              <w:rPr>
-                <w:noProof/>
-                <w:webHidden/>
-              </w:rPr>
-              <w:tab/>
-            </w:r>
-            <w:r>
-              <w:rPr>
-                <w:noProof/>
-                <w:webHidden/>
-              </w:rPr>
-              <w:fldChar w:fldCharType="begin"/>
-            </w:r>
-            <w:r>
-              <w:rPr>
-                <w:noProof/>
-                <w:webHidden/>
-              </w:rPr>
-              <w:instrText xml:space="preserve"> PAGEREF _Toc228125425 \h </w:instrText>
-            </w:r>
-            <w:r>
-              <w:rPr>
-                <w:noProof/>
-                <w:webHidden/>
-              </w:rPr>
-            </w:r>
-            <w:r>
-              <w:rPr>
-                <w:noProof/>
-                <w:webHidden/>
-              </w:rPr>
-              <w:fldChar w:fldCharType="separate"/>
-            </w:r>
-            <w:r>
-              <w:rPr>
-                <w:b/>
-                <w:bCs/>
-                <w:noProof/>
-                <w:webHidden/>
-              </w:rPr>
-              <w:t>¡Error! Marcador no definido.</w:t>
-            </w:r>
-            <w:r>
-              <w:rPr>
-                <w:noProof/>
-                <w:webHidden/>
-              </w:rPr>
-              <w:fldChar w:fldCharType="end"/>
-            </w:r>
-          </w:hyperlink>
-        </w:p>
-        <w:p>
-          <w:pPr>
-            <w:pStyle w:val="TDC3"/>
-            <w:tabs>
-              <w:tab w:val="right" w:leader="dot" w:pos="8494"/>
-            </w:tabs>
-            <w:rPr>
-              <w:rFonts w:eastAsiaTheme="minorEastAsia"/>
-              <w:noProof/>
-              <w:kern w:val="2"/>
-              <w:sz w:val="24"/>
-              <w:szCs w:val="24"/>
-              <w:lang w:eastAsia="es-ES"/>
-              <w14:ligatures w14:val="standardContextual"/>
-            </w:rPr>
-          </w:pPr>
-          <w:hyperlink w:anchor="_Toc228125426" w:history="1">
-            <w:r>
-              <w:rPr>
-                <w:rStyle w:val="Hipervnculo"/>
-                <w:noProof/>
-              </w:rPr>
-              <w:t>Traslado de un paciente a otra unidad u otro centro médico</w:t>
-            </w:r>
-            <w:r>
-              <w:rPr>
-                <w:noProof/>
-                <w:webHidden/>
-              </w:rPr>
-              <w:tab/>
-            </w:r>
-            <w:r>
-              <w:rPr>
-                <w:noProof/>
-                <w:webHidden/>
-              </w:rPr>
-              <w:fldChar w:fldCharType="begin"/>
-            </w:r>
-            <w:r>
-              <w:rPr>
-                <w:noProof/>
-                <w:webHidden/>
-              </w:rPr>
-              <w:instrText xml:space="preserve"> PAGEREF _Toc228125426 \h </w:instrText>
-            </w:r>
-            <w:r>
-              <w:rPr>
-                <w:noProof/>
-                <w:webHidden/>
-              </w:rPr>
-            </w:r>
-            <w:r>
-              <w:rPr>
-                <w:noProof/>
-                <w:webHidden/>
-              </w:rPr>
-              <w:fldChar w:fldCharType="separate"/>
-            </w:r>
-            <w:r>
-              <w:rPr>
-                <w:b/>
-                <w:bCs/>
-                <w:noProof/>
-                <w:webHidden/>
-              </w:rPr>
-              <w:t>¡Error! Marcador no definido.</w:t>
-            </w:r>
-            <w:r>
-              <w:rPr>
-                <w:noProof/>
-                <w:webHidden/>
-              </w:rPr>
-              <w:fldChar w:fldCharType="end"/>
-            </w:r>
-          </w:hyperlink>
-        </w:p>
-        <w:p>
-          <w:pPr>
-            <w:pStyle w:val="TDC2"/>
-            <w:rPr>
-              <w:rFonts w:eastAsiaTheme="minorEastAsia"/>
-              <w:b w:val="0"/>
-              <w:bCs w:val="0"/>
-              <w:kern w:val="2"/>
-              <w:sz w:val="24"/>
-              <w:szCs w:val="24"/>
-              <w:lang w:eastAsia="es-ES"/>
-              <w14:ligatures w14:val="standardContextual"/>
-            </w:rPr>
-          </w:pPr>
-          <w:hyperlink w:anchor="_Toc228125427" w:history="1">
-            <w:r>
-              <w:rPr>
-                <w:rStyle w:val="Hipervnculo"/>
-              </w:rPr>
-              <w:t>REGLAS DEL SISTEMA</w:t>
-            </w:r>
-            <w:r>
-              <w:rPr>
-                <w:webHidden/>
-              </w:rPr>
-              <w:tab/>
-            </w:r>
-            <w:r>
-              <w:rPr>
-                <w:webHidden/>
-              </w:rPr>
-              <w:fldChar w:fldCharType="begin"/>
-            </w:r>
-            <w:r>
-              <w:rPr>
-                <w:webHidden/>
-              </w:rPr>
-              <w:instrText xml:space="preserve"> PAGEREF _Toc228125427 \h </w:instrText>
-            </w:r>
-            <w:r>
-              <w:rPr>
-                <w:webHidden/>
-              </w:rPr>
-            </w:r>
-            <w:r>
-              <w:rPr>
-                <w:webHidden/>
-              </w:rPr>
-              <w:fldChar w:fldCharType="separate"/>
-            </w:r>
-            <w:r>
-              <w:rPr>
-                <w:b w:val="0"/>
-                <w:bCs w:val="0"/>
-                <w:webHidden/>
-              </w:rPr>
-              <w:t>¡Error! Marcador no definido.</w:t>
-            </w:r>
-            <w:r>
-              <w:rPr>
-                <w:webHidden/>
-              </w:rPr>
-              <w:fldChar w:fldCharType="end"/>
-            </w:r>
-          </w:hyperlink>
-        </w:p>
-        <w:p>
-          <w:pPr>
-            <w:pStyle w:val="TDC2"/>
-            <w:rPr>
-              <w:rFonts w:eastAsiaTheme="minorEastAsia"/>
-              <w:b w:val="0"/>
-              <w:bCs w:val="0"/>
-              <w:kern w:val="2"/>
-              <w:sz w:val="24"/>
-              <w:szCs w:val="24"/>
-              <w:lang w:eastAsia="es-ES"/>
-              <w14:ligatures w14:val="standardContextual"/>
-            </w:rPr>
-          </w:pPr>
-          <w:hyperlink w:anchor="_Toc228125428" w:history="1">
-            <w:r>
-              <w:rPr>
-                <w:rStyle w:val="Hipervnculo"/>
-              </w:rPr>
-              <w:t>DATOS DE CADA ACTOR Y ENTIDAD</w:t>
-            </w:r>
-            <w:r>
-              <w:rPr>
-                <w:webHidden/>
-              </w:rPr>
-              <w:tab/>
-            </w:r>
-            <w:r>
-              <w:rPr>
-                <w:webHidden/>
-              </w:rPr>
-              <w:fldChar w:fldCharType="begin"/>
-            </w:r>
-            <w:r>
-              <w:rPr>
-                <w:webHidden/>
-              </w:rPr>
-              <w:instrText xml:space="preserve"> PAGEREF _Toc228125428 \h </w:instrText>
-            </w:r>
-            <w:r>
-              <w:rPr>
-                <w:webHidden/>
-              </w:rPr>
-            </w:r>
-            <w:r>
-              <w:rPr>
-                <w:webHidden/>
-              </w:rPr>
-              <w:fldChar w:fldCharType="separate"/>
-            </w:r>
-            <w:r>
-              <w:rPr>
-                <w:b w:val="0"/>
-                <w:bCs w:val="0"/>
-                <w:webHidden/>
-              </w:rPr>
-              <w:t>¡Error! Marcador no definido.</w:t>
-            </w:r>
-            <w:r>
-              <w:rPr>
-                <w:webHidden/>
-              </w:rPr>
-              <w:fldChar w:fldCharType="end"/>
-            </w:r>
-          </w:hyperlink>
-        </w:p>
-        <w:p>
-          <w:pPr>
-            <w:pStyle w:val="TDC3"/>
-            <w:tabs>
-              <w:tab w:val="right" w:leader="dot" w:pos="8494"/>
-            </w:tabs>
-            <w:rPr>
-              <w:rFonts w:eastAsiaTheme="minorEastAsia"/>
-              <w:noProof/>
-              <w:kern w:val="2"/>
-              <w:sz w:val="24"/>
-              <w:szCs w:val="24"/>
-              <w:lang w:eastAsia="es-ES"/>
-              <w14:ligatures w14:val="standardContextual"/>
-            </w:rPr>
-          </w:pPr>
-          <w:hyperlink w:anchor="_Toc228125429" w:history="1">
-            <w:r>
-              <w:rPr>
-                <w:rStyle w:val="Hipervnculo"/>
-                <w:noProof/>
-              </w:rPr>
-              <w:t>ACTORES</w:t>
-            </w:r>
-            <w:r>
-              <w:rPr>
-                <w:noProof/>
-                <w:webHidden/>
-              </w:rPr>
-              <w:tab/>
-            </w:r>
-            <w:r>
-              <w:rPr>
-                <w:noProof/>
-                <w:webHidden/>
-              </w:rPr>
-              <w:fldChar w:fldCharType="begin"/>
-            </w:r>
-            <w:r>
-              <w:rPr>
-                <w:noProof/>
-                <w:webHidden/>
-              </w:rPr>
-              <w:instrText xml:space="preserve"> PAGEREF _Toc228125429 \h </w:instrText>
-            </w:r>
-            <w:r>
-              <w:rPr>
-                <w:noProof/>
-                <w:webHidden/>
-              </w:rPr>
-            </w:r>
-            <w:r>
-              <w:rPr>
-                <w:noProof/>
-                <w:webHidden/>
-              </w:rPr>
-              <w:fldChar w:fldCharType="separate"/>
-            </w:r>
-            <w:r>
-              <w:rPr>
-                <w:b/>
-                <w:bCs/>
-                <w:noProof/>
-                <w:webHidden/>
-              </w:rPr>
-              <w:t>¡Error! Marcador no definido.</w:t>
-            </w:r>
-            <w:r>
-              <w:rPr>
-                <w:noProof/>
-                <w:webHidden/>
-              </w:rPr>
-              <w:fldChar w:fldCharType="end"/>
-            </w:r>
-          </w:hyperlink>
-        </w:p>
-        <w:p>
-          <w:pPr>
-            <w:pStyle w:val="TDC3"/>
-            <w:tabs>
-              <w:tab w:val="right" w:leader="dot" w:pos="8494"/>
-            </w:tabs>
-            <w:rPr>
-              <w:rFonts w:eastAsiaTheme="minorEastAsia"/>
-              <w:noProof/>
-              <w:kern w:val="2"/>
-              <w:sz w:val="24"/>
-              <w:szCs w:val="24"/>
-              <w:lang w:eastAsia="es-ES"/>
-              <w14:ligatures w14:val="standardContextual"/>
-            </w:rPr>
-          </w:pPr>
-          <w:hyperlink w:anchor="_Toc228125430" w:history="1">
-            <w:r>
-              <w:rPr>
-                <w:rStyle w:val="Hipervnculo"/>
-                <w:noProof/>
-              </w:rPr>
-              <w:t>ENTIDADES</w:t>
-            </w:r>
-            <w:r>
-              <w:rPr>
-                <w:noProof/>
-                <w:webHidden/>
-              </w:rPr>
-              <w:tab/>
-            </w:r>
-            <w:r>
-              <w:rPr>
-                <w:noProof/>
-                <w:webHidden/>
-              </w:rPr>
-              <w:fldChar w:fldCharType="begin"/>
-            </w:r>
-            <w:r>
-              <w:rPr>
-                <w:noProof/>
-                <w:webHidden/>
-              </w:rPr>
-              <w:instrText xml:space="preserve"> PAGEREF _Toc228125430 \h </w:instrText>
-            </w:r>
-            <w:r>
-              <w:rPr>
-                <w:noProof/>
-                <w:webHidden/>
-              </w:rPr>
-            </w:r>
-            <w:r>
-              <w:rPr>
-                <w:noProof/>
-                <w:webHidden/>
-              </w:rPr>
-              <w:fldChar w:fldCharType="separate"/>
-            </w:r>
-            <w:r>
-              <w:rPr>
-                <w:b/>
-                <w:bCs/>
-                <w:noProof/>
-                <w:webHidden/>
-              </w:rPr>
-              <w:t>¡Error! Marcador no definido.</w:t>
-            </w:r>
-            <w:r>
-              <w:rPr>
-                <w:noProof/>
-                <w:webHidden/>
-              </w:rPr>
-              <w:fldChar w:fldCharType="end"/>
-            </w:r>
-          </w:hyperlink>
-        </w:p>
-        <w:p>
-          <w:pPr>
-            <w:pStyle w:val="TDC2"/>
-            <w:rPr>
-              <w:rFonts w:eastAsiaTheme="minorEastAsia"/>
-              <w:b w:val="0"/>
-              <w:bCs w:val="0"/>
-              <w:kern w:val="2"/>
-              <w:sz w:val="24"/>
-              <w:szCs w:val="24"/>
-              <w:lang w:eastAsia="es-ES"/>
-              <w14:ligatures w14:val="standardContextual"/>
-            </w:rPr>
-          </w:pPr>
-          <w:hyperlink w:anchor="_Toc228125431" w:history="1">
-            <w:r>
-              <w:rPr>
-                <w:rStyle w:val="Hipervnculo"/>
-              </w:rPr>
-              <w:t>DECISIONES TOMADAS Y JUSTIFICADAS</w:t>
-            </w:r>
-            <w:r>
-              <w:rPr>
-                <w:webHidden/>
-              </w:rPr>
-              <w:tab/>
-            </w:r>
-            <w:r>
-              <w:rPr>
-                <w:webHidden/>
-              </w:rPr>
-              <w:fldChar w:fldCharType="begin"/>
-            </w:r>
-            <w:r>
-              <w:rPr>
-                <w:webHidden/>
-              </w:rPr>
-              <w:instrText xml:space="preserve"> PAGEREF _Toc228125431 \h </w:instrText>
-            </w:r>
-            <w:r>
-              <w:rPr>
-                <w:webHidden/>
-              </w:rPr>
-            </w:r>
-            <w:r>
-              <w:rPr>
-                <w:webHidden/>
-              </w:rPr>
-              <w:fldChar w:fldCharType="separate"/>
-            </w:r>
-            <w:r>
-              <w:rPr>
-                <w:b w:val="0"/>
-                <w:bCs w:val="0"/>
-                <w:webHidden/>
-              </w:rPr>
-              <w:t>¡Error! Marcador no definido.</w:t>
-            </w:r>
-            <w:r>
-              <w:rPr>
-                <w:webHidden/>
-              </w:rPr>
-              <w:fldChar w:fldCharType="end"/>
-            </w:r>
-          </w:hyperlink>
-        </w:p>
-        <w:p>
-          <w:pPr>
-            <w:pStyle w:val="TDC3"/>
-            <w:tabs>
-              <w:tab w:val="right" w:leader="dot" w:pos="8494"/>
-            </w:tabs>
-            <w:rPr>
-              <w:rFonts w:eastAsiaTheme="minorEastAsia"/>
-              <w:noProof/>
-              <w:kern w:val="2"/>
-              <w:sz w:val="24"/>
-              <w:szCs w:val="24"/>
-              <w:lang w:eastAsia="es-ES"/>
-              <w14:ligatures w14:val="standardContextual"/>
-            </w:rPr>
-          </w:pPr>
-          <w:hyperlink w:anchor="_Toc228125432" w:history="1">
-            <w:r>
-              <w:rPr>
-                <w:rStyle w:val="Hipervnculo"/>
-                <w:noProof/>
-              </w:rPr>
-              <w:t>¿Cómo simular el tiempo?</w:t>
-            </w:r>
-            <w:r>
-              <w:rPr>
-                <w:noProof/>
-                <w:webHidden/>
-              </w:rPr>
-              <w:tab/>
-            </w:r>
-            <w:r>
-              <w:rPr>
-                <w:noProof/>
-                <w:webHidden/>
-              </w:rPr>
-              <w:fldChar w:fldCharType="begin"/>
-            </w:r>
-            <w:r>
-              <w:rPr>
-                <w:noProof/>
-                <w:webHidden/>
-              </w:rPr>
-              <w:instrText xml:space="preserve"> PAGEREF _Toc228125432 \h </w:instrText>
-            </w:r>
-            <w:r>
-              <w:rPr>
-                <w:noProof/>
-                <w:webHidden/>
-              </w:rPr>
-            </w:r>
-            <w:r>
-              <w:rPr>
-                <w:noProof/>
-                <w:webHidden/>
-              </w:rPr>
-              <w:fldChar w:fldCharType="separate"/>
-            </w:r>
-            <w:r>
-              <w:rPr>
-                <w:b/>
-                <w:bCs/>
-                <w:noProof/>
-                <w:webHidden/>
-              </w:rPr>
-              <w:t>¡Error! Marcador no definido.</w:t>
-            </w:r>
-            <w:r>
-              <w:rPr>
-                <w:noProof/>
-                <w:webHidden/>
-              </w:rPr>
-              <w:fldChar w:fldCharType="end"/>
-            </w:r>
-          </w:hyperlink>
-        </w:p>
-        <w:p>
-          <w:pPr>
-            <w:pStyle w:val="TDC3"/>
-            <w:tabs>
-              <w:tab w:val="right" w:leader="dot" w:pos="8494"/>
-            </w:tabs>
-            <w:rPr>
-              <w:rFonts w:eastAsiaTheme="minorEastAsia"/>
-              <w:noProof/>
-              <w:kern w:val="2"/>
-              <w:sz w:val="24"/>
-              <w:szCs w:val="24"/>
-              <w:lang w:eastAsia="es-ES"/>
-              <w14:ligatures w14:val="standardContextual"/>
-            </w:rPr>
-          </w:pPr>
-          <w:hyperlink w:anchor="_Toc228125433" w:history="1">
-            <w:r>
-              <w:rPr>
-                <w:rStyle w:val="Hipervnculo"/>
-                <w:noProof/>
-              </w:rPr>
-              <w:t>¿Qué se entiende por “médicos y personal de salud”?</w:t>
-            </w:r>
-            <w:r>
-              <w:rPr>
-                <w:noProof/>
-                <w:webHidden/>
-              </w:rPr>
-              <w:tab/>
-            </w:r>
-            <w:r>
-              <w:rPr>
-                <w:noProof/>
-                <w:webHidden/>
-              </w:rPr>
-              <w:fldChar w:fldCharType="begin"/>
-            </w:r>
-            <w:r>
-              <w:rPr>
-                <w:noProof/>
-                <w:webHidden/>
-              </w:rPr>
-              <w:instrText xml:space="preserve"> PAGEREF _Toc228125433 \h </w:instrText>
-            </w:r>
-            <w:r>
-              <w:rPr>
-                <w:noProof/>
-                <w:webHidden/>
-              </w:rPr>
-            </w:r>
-            <w:r>
-              <w:rPr>
-                <w:noProof/>
-                <w:webHidden/>
-              </w:rPr>
-              <w:fldChar w:fldCharType="separate"/>
-            </w:r>
-            <w:r>
-              <w:rPr>
-                <w:b/>
-                <w:bCs/>
-                <w:noProof/>
-                <w:webHidden/>
-              </w:rPr>
-              <w:t>¡Error! Marcador no definido.</w:t>
-            </w:r>
-            <w:r>
-              <w:rPr>
-                <w:noProof/>
-                <w:webHidden/>
-              </w:rPr>
-              <w:fldChar w:fldCharType="end"/>
-            </w:r>
-          </w:hyperlink>
-        </w:p>
-        <w:p>
-          <w:pPr>
-            <w:pStyle w:val="TDC3"/>
-            <w:tabs>
-              <w:tab w:val="right" w:leader="dot" w:pos="8494"/>
-            </w:tabs>
-            <w:rPr>
-              <w:rFonts w:eastAsiaTheme="minorEastAsia"/>
-              <w:noProof/>
-              <w:kern w:val="2"/>
-              <w:sz w:val="24"/>
-              <w:szCs w:val="24"/>
-              <w:lang w:eastAsia="es-ES"/>
-              <w14:ligatures w14:val="standardContextual"/>
-            </w:rPr>
-          </w:pPr>
-          <w:hyperlink w:anchor="_Toc228125434" w:history="1">
-            <w:r>
-              <w:rPr>
-                <w:rStyle w:val="Hipervnculo"/>
-                <w:noProof/>
-              </w:rPr>
-              <w:t>¿Quién gestiona el traslado de pacientes?</w:t>
-            </w:r>
-            <w:r>
-              <w:rPr>
-                <w:noProof/>
-                <w:webHidden/>
-              </w:rPr>
-              <w:tab/>
-            </w:r>
-            <w:r>
-              <w:rPr>
-                <w:noProof/>
-                <w:webHidden/>
-              </w:rPr>
-              <w:fldChar w:fldCharType="begin"/>
-            </w:r>
-            <w:r>
-              <w:rPr>
-                <w:noProof/>
-                <w:webHidden/>
-              </w:rPr>
-              <w:instrText xml:space="preserve"> PAGEREF _Toc228125434 \h </w:instrText>
-            </w:r>
-            <w:r>
-              <w:rPr>
-                <w:noProof/>
-                <w:webHidden/>
-              </w:rPr>
-            </w:r>
-            <w:r>
-              <w:rPr>
-                <w:noProof/>
-                <w:webHidden/>
-              </w:rPr>
-              <w:fldChar w:fldCharType="separate"/>
-            </w:r>
-            <w:r>
-              <w:rPr>
-                <w:b/>
-                <w:bCs/>
-                <w:noProof/>
-                <w:webHidden/>
-              </w:rPr>
-              <w:t>¡Error! Marcador no definido.</w:t>
-            </w:r>
-            <w:r>
-              <w:rPr>
-                <w:noProof/>
-                <w:webHidden/>
-              </w:rPr>
-              <w:fldChar w:fldCharType="end"/>
-            </w:r>
-          </w:hyperlink>
-        </w:p>
-        <w:p>
-          <w:pPr>
-            <w:pStyle w:val="TDC3"/>
-            <w:tabs>
-              <w:tab w:val="right" w:leader="dot" w:pos="8494"/>
-            </w:tabs>
-            <w:rPr>
-              <w:rFonts w:eastAsiaTheme="minorEastAsia"/>
-              <w:noProof/>
-              <w:kern w:val="2"/>
-              <w:sz w:val="24"/>
-              <w:szCs w:val="24"/>
-              <w:lang w:eastAsia="es-ES"/>
-              <w14:ligatures w14:val="standardContextual"/>
-            </w:rPr>
-          </w:pPr>
-          <w:hyperlink w:anchor="_Toc228125435" w:history="1">
-            <w:r>
-              <w:rPr>
-                <w:rStyle w:val="Hipervnculo"/>
-                <w:noProof/>
-              </w:rPr>
-              <w:t>¿Quién se encarga de la evaluación final de los pacientes?</w:t>
-            </w:r>
-            <w:r>
-              <w:rPr>
-                <w:noProof/>
-                <w:webHidden/>
-              </w:rPr>
-              <w:tab/>
-            </w:r>
-            <w:r>
-              <w:rPr>
-                <w:noProof/>
-                <w:webHidden/>
-              </w:rPr>
-              <w:fldChar w:fldCharType="begin"/>
-            </w:r>
-            <w:r>
-              <w:rPr>
-                <w:noProof/>
-                <w:webHidden/>
-              </w:rPr>
-              <w:instrText xml:space="preserve"> PAGEREF _Toc228125435 \h </w:instrText>
-            </w:r>
-            <w:r>
-              <w:rPr>
-                <w:noProof/>
-                <w:webHidden/>
-              </w:rPr>
-            </w:r>
-            <w:r>
-              <w:rPr>
-                <w:noProof/>
-                <w:webHidden/>
-              </w:rPr>
-              <w:fldChar w:fldCharType="separate"/>
-            </w:r>
-            <w:r>
-              <w:rPr>
-                <w:b/>
-                <w:bCs/>
-                <w:noProof/>
-                <w:webHidden/>
-              </w:rPr>
-              <w:t>¡Error! Marcador no definido.</w:t>
-            </w:r>
-            <w:r>
-              <w:rPr>
-                <w:noProof/>
-                <w:webHidden/>
-              </w:rPr>
-              <w:fldChar w:fldCharType="end"/>
-            </w:r>
-          </w:hyperlink>
-        </w:p>
-        <w:p>
-          <w:pPr>
-            <w:pStyle w:val="TDC3"/>
-            <w:tabs>
-              <w:tab w:val="right" w:leader="dot" w:pos="8494"/>
-            </w:tabs>
-            <w:rPr>
-              <w:rFonts w:eastAsiaTheme="minorEastAsia"/>
-              <w:noProof/>
-              <w:kern w:val="2"/>
-              <w:sz w:val="24"/>
-              <w:szCs w:val="24"/>
-              <w:lang w:eastAsia="es-ES"/>
-              <w14:ligatures w14:val="standardContextual"/>
-            </w:rPr>
-          </w:pPr>
-          <w:hyperlink w:anchor="_Toc228125436" w:history="1">
-            <w:r>
-              <w:rPr>
-                <w:rStyle w:val="Hipervnculo"/>
-                <w:noProof/>
-              </w:rPr>
-              <w:t>¿Cómo sabe el sistema que un paciente está listo para la evaluación final?</w:t>
-            </w:r>
-            <w:r>
-              <w:rPr>
-                <w:noProof/>
-                <w:webHidden/>
-              </w:rPr>
-              <w:tab/>
-            </w:r>
-            <w:r>
-              <w:rPr>
-                <w:noProof/>
-                <w:webHidden/>
-              </w:rPr>
-              <w:fldChar w:fldCharType="begin"/>
-            </w:r>
-            <w:r>
-              <w:rPr>
-                <w:noProof/>
-                <w:webHidden/>
-              </w:rPr>
-              <w:instrText xml:space="preserve"> PAGEREF _Toc228125436 \h </w:instrText>
-            </w:r>
-            <w:r>
-              <w:rPr>
-                <w:noProof/>
-                <w:webHidden/>
-              </w:rPr>
-            </w:r>
-            <w:r>
-              <w:rPr>
-                <w:noProof/>
-                <w:webHidden/>
-              </w:rPr>
-              <w:fldChar w:fldCharType="separate"/>
-            </w:r>
-            <w:r>
-              <w:rPr>
-                <w:b/>
-                <w:bCs/>
-                <w:noProof/>
-                <w:webHidden/>
-              </w:rPr>
-              <w:t>¡Error! Marcador no definido.</w:t>
+              <w:t>14</w:t>
             </w:r>
             <w:r>
               <w:rPr>
@@ -2641,7 +1815,7 @@
                             <w:bookmarkStart w:id="2" w:name="_Toc201837460"/>
                             <w:bookmarkStart w:id="3" w:name="_Toc201837471"/>
                             <w:bookmarkStart w:id="4" w:name="_Toc201837593"/>
-                            <w:bookmarkStart w:id="5" w:name="_Toc228125416"/>
+                            <w:bookmarkStart w:id="5" w:name="_Toc228141097"/>
                             <w:r>
                               <w:rPr>
                                 <w:rFonts w:ascii="Segoe UI Emoji" w:hAnsi="Segoe UI Emoji"/>
@@ -2686,7 +1860,7 @@
                       <w:bookmarkStart w:id="6" w:name="_Toc201837460"/>
                       <w:bookmarkStart w:id="7" w:name="_Toc201837471"/>
                       <w:bookmarkStart w:id="8" w:name="_Toc201837593"/>
-                      <w:bookmarkStart w:id="9" w:name="_Toc228125416"/>
+                      <w:bookmarkStart w:id="9" w:name="_Toc228141097"/>
                       <w:r>
                         <w:rPr>
                           <w:rFonts w:ascii="Segoe UI Emoji" w:hAnsi="Segoe UI Emoji"/>
@@ -2717,7 +1891,7 @@
       <w:pPr>
         <w:pStyle w:val="Ttulo2"/>
       </w:pPr>
-      <w:bookmarkStart w:id="10" w:name="_Toc228125417"/>
+      <w:bookmarkStart w:id="10" w:name="_Toc228141098"/>
       <w:r>
         <w:lastRenderedPageBreak/>
         <w:t>Propósito del Sistema</w:t>
@@ -2760,7 +1934,7 @@
       <w:pPr>
         <w:pStyle w:val="Ttulo2"/>
       </w:pPr>
-      <w:bookmarkStart w:id="11" w:name="_Toc228125418"/>
+      <w:bookmarkStart w:id="11" w:name="_Toc228141099"/>
       <w:r>
         <w:t>ACTORES</w:t>
       </w:r>
@@ -3032,7 +2206,7 @@
       <w:pPr>
         <w:pStyle w:val="Ttulo3"/>
       </w:pPr>
-      <w:bookmarkStart w:id="12" w:name="_Toc228125419"/>
+      <w:bookmarkStart w:id="12" w:name="_Toc228141100"/>
       <w:r>
         <w:t xml:space="preserve">¿Por qué </w:t>
       </w:r>
@@ -3078,10 +2252,12 @@
       <w:pPr>
         <w:pStyle w:val="Ttulo3"/>
       </w:pPr>
+      <w:bookmarkStart w:id="13" w:name="_Toc228141101"/>
       <w:r>
         <w:lastRenderedPageBreak/>
         <w:t>Imagen de la jerarquía de generalización de los actores</w:t>
       </w:r>
+      <w:bookmarkEnd w:id="13"/>
     </w:p>
     <w:p>
       <w:r>
@@ -3144,11 +2320,12 @@
       <w:pPr>
         <w:pStyle w:val="Ttulo2"/>
       </w:pPr>
-      <w:bookmarkStart w:id="13" w:name="_Toc228125422"/>
+      <w:bookmarkStart w:id="14" w:name="_Toc228141102"/>
       <w:r>
         <w:lastRenderedPageBreak/>
         <w:t>Diagrama de Casos de Uso</w:t>
       </w:r>
+      <w:bookmarkEnd w:id="14"/>
     </w:p>
     <w:p>
       <w:pPr>
@@ -3163,17 +2340,16 @@
         <w:t>A continuación, se puede observar una imagen del diagrama de casos de uso del sistema:</w:t>
       </w:r>
     </w:p>
-    <w:bookmarkEnd w:id="13"/>
     <w:p>
       <w:r>
         <w:rPr>
           <w:noProof/>
         </w:rPr>
         <w:drawing>
-          <wp:inline distT="0" distB="0" distL="0" distR="0" wp14:anchorId="7186581A" wp14:editId="6DFE21DE">
-            <wp:extent cx="5391150" cy="5177790"/>
-            <wp:effectExtent l="0" t="0" r="0" b="3810"/>
-            <wp:docPr id="9" name="Imagen 9"/>
+          <wp:inline distT="0" distB="0" distL="0" distR="0" wp14:anchorId="75F99F7A" wp14:editId="2CA916A2">
+            <wp:extent cx="5391150" cy="4770755"/>
+            <wp:effectExtent l="0" t="0" r="0" b="0"/>
+            <wp:docPr id="21" name="Imagen 21"/>
             <wp:cNvGraphicFramePr>
               <a:graphicFrameLocks xmlns:a="http://schemas.openxmlformats.org/drawingml/2006/main" noChangeAspect="1"/>
             </wp:cNvGraphicFramePr>
@@ -3181,7 +2357,7 @@
               <a:graphicData uri="http://schemas.openxmlformats.org/drawingml/2006/picture">
                 <pic:pic xmlns:pic="http://schemas.openxmlformats.org/drawingml/2006/picture">
                   <pic:nvPicPr>
-                    <pic:cNvPr id="0" name="Picture 1"/>
+                    <pic:cNvPr id="0" name="Picture 4"/>
                     <pic:cNvPicPr>
                       <a:picLocks noChangeAspect="1" noChangeArrowheads="1"/>
                     </pic:cNvPicPr>
@@ -3202,7 +2378,7 @@
                   <pic:spPr bwMode="auto">
                     <a:xfrm>
                       <a:off x="0" y="0"/>
-                      <a:ext cx="5391150" cy="5177790"/>
+                      <a:ext cx="5391150" cy="4770755"/>
                     </a:xfrm>
                     <a:prstGeom prst="rect">
                       <a:avLst/>
@@ -3236,10 +2412,12 @@
     <w:p/>
     <w:p/>
     <w:p/>
+    <w:p/>
     <w:p>
       <w:pPr>
         <w:pStyle w:val="Ttulo2"/>
       </w:pPr>
+      <w:bookmarkStart w:id="15" w:name="_Toc228141103"/>
       <w:r>
         <w:lastRenderedPageBreak/>
         <w:t xml:space="preserve">Fichas Descriptivas </w:t>
@@ -3250,14 +2428,17 @@
       <w:r>
         <w:t>Casos de Uso</w:t>
       </w:r>
+      <w:bookmarkEnd w:id="15"/>
     </w:p>
     <w:p>
       <w:pPr>
         <w:pStyle w:val="Ttulo3"/>
       </w:pPr>
+      <w:bookmarkStart w:id="16" w:name="_Toc228141104"/>
       <w:r>
         <w:t>Gestión de Asignación y Traslados</w:t>
       </w:r>
+      <w:bookmarkEnd w:id="16"/>
     </w:p>
     <w:tbl>
       <w:tblPr>
@@ -3441,7 +2622,10 @@
               <w:t xml:space="preserve"> en el hospital</w:t>
             </w:r>
             <w:r>
-              <w:t>, que no tengan una unidad asignada aun</w:t>
+              <w:t xml:space="preserve">, que no tengan una unidad asignada </w:t>
+            </w:r>
+            <w:r>
+              <w:t>aún</w:t>
             </w:r>
             <w:r>
               <w:t>.</w:t>
@@ -5035,6 +4219,7 @@
       <w:pPr>
         <w:pStyle w:val="Ttulo3"/>
       </w:pPr>
+      <w:bookmarkStart w:id="17" w:name="_Toc228141105"/>
       <w:r>
         <w:lastRenderedPageBreak/>
         <w:t xml:space="preserve">Seguimiento </w:t>
@@ -5042,6 +4227,7 @@
       <w:r>
         <w:t>Clínico</w:t>
       </w:r>
+      <w:bookmarkEnd w:id="17"/>
     </w:p>
     <w:tbl>
       <w:tblPr>
@@ -5211,7 +4397,10 @@
               <w:spacing w:before="120"/>
             </w:pPr>
             <w:r>
-              <w:t>El actor debe haber seleccionado “Ver información Paciente” en los casos de uso “Asignar Paciente” o “Traslado Paciente”.</w:t>
+              <w:t>Debe haber pacientes ingresados que poder mostrar</w:t>
+            </w:r>
+            <w:r>
+              <w:t>.</w:t>
             </w:r>
           </w:p>
           <w:p/>
@@ -5247,7 +4436,19 @@
               <w:t xml:space="preserve">1.- </w:t>
             </w:r>
             <w:r>
-              <w:t xml:space="preserve">El actor Selecciona “Ver Información del Paciente”. </w:t>
+              <w:t>El actor</w:t>
+            </w:r>
+            <w:r>
+              <w:t xml:space="preserve"> pulsa</w:t>
+            </w:r>
+            <w:r>
+              <w:t xml:space="preserve"> “</w:t>
+            </w:r>
+            <w:r>
+              <w:t>Registrar Ronda Medica Diaria</w:t>
+            </w:r>
+            <w:r>
+              <w:t xml:space="preserve">”. </w:t>
             </w:r>
           </w:p>
           <w:p>
@@ -5258,7 +4459,104 @@
               <w:t>2</w:t>
             </w:r>
             <w:r>
-              <w:t>.- El sistema muestra la información del paciente</w:t>
+              <w:t xml:space="preserve">.- El sistema muestra </w:t>
+            </w:r>
+            <w:r>
+              <w:t xml:space="preserve">una lista de </w:t>
+            </w:r>
+            <w:r>
+              <w:t>la</w:t>
+            </w:r>
+            <w:r>
+              <w:t>s unidades con pacientes ingresados.</w:t>
+            </w:r>
+          </w:p>
+          <w:p>
+            <w:pPr>
+              <w:spacing w:before="120"/>
+            </w:pPr>
+            <w:r>
+              <w:t>3.- El actor selecciona la unidad del paciente que le interesa.</w:t>
+            </w:r>
+          </w:p>
+          <w:p>
+            <w:pPr>
+              <w:spacing w:before="120"/>
+            </w:pPr>
+            <w:r>
+              <w:t>4.- El sistema muestra una lista de los pacientes ingresados de esa unidad,</w:t>
+            </w:r>
+            <w:r>
+              <w:t xml:space="preserve"> </w:t>
+            </w:r>
+            <w:r>
+              <w:t>con el estado de cada paciente</w:t>
+            </w:r>
+            <w:r>
+              <w:t xml:space="preserve"> y si ya se registró una observación ese día en cada paciente</w:t>
+            </w:r>
+            <w:r>
+              <w:t>.</w:t>
+            </w:r>
+          </w:p>
+          <w:p>
+            <w:pPr>
+              <w:spacing w:before="120"/>
+            </w:pPr>
+            <w:r>
+              <w:t>5.- El actor selecciona un paciente.</w:t>
+            </w:r>
+          </w:p>
+          <w:p>
+            <w:pPr>
+              <w:spacing w:before="120"/>
+            </w:pPr>
+            <w:r>
+              <w:t>6.- El actor ingresa la observación de la ronda medica diaria que realizo en la vida real.</w:t>
+            </w:r>
+          </w:p>
+          <w:p>
+            <w:pPr>
+              <w:spacing w:before="120"/>
+            </w:pPr>
+            <w:r>
+              <w:t>7.- El sistema pregunta si el paciente ya se considera apto para la evaluación final.</w:t>
+            </w:r>
+          </w:p>
+          <w:p>
+            <w:pPr>
+              <w:spacing w:before="120"/>
+            </w:pPr>
+            <w:r>
+              <w:t>8.- El actor responde “si” o “no”.</w:t>
+            </w:r>
+          </w:p>
+          <w:p>
+            <w:pPr>
+              <w:spacing w:before="120"/>
+            </w:pPr>
+            <w:r>
+              <w:t>9</w:t>
+            </w:r>
+            <w:r>
+              <w:t>.- El sistema pregunta al actor si quiere actualizar los tratamientos</w:t>
+            </w:r>
+            <w:r>
+              <w:t xml:space="preserve"> (Caso de Uso “Actualizar Tratamientos del Paciente”).</w:t>
+            </w:r>
+          </w:p>
+          <w:p>
+            <w:pPr>
+              <w:spacing w:before="120"/>
+            </w:pPr>
+            <w:r>
+              <w:t>10</w:t>
+            </w:r>
+            <w:r>
+              <w:t xml:space="preserve">.- </w:t>
+            </w:r>
+            <w:r>
+              <w:t>El sistema registra la ronda medica diaria.</w:t>
             </w:r>
           </w:p>
           <w:p>
@@ -5293,6 +4591,17 @@
           <w:p>
             <w:pPr>
               <w:spacing w:before="120"/>
+            </w:pPr>
+            <w:r>
+              <w:t>1</w:t>
+            </w:r>
+            <w:r>
+              <w:t>.A.- Si no hay ninguna unidad con pacientes ingresados, se avisara de ello.</w:t>
+            </w:r>
+          </w:p>
+          <w:p>
+            <w:pPr>
+              <w:spacing w:before="120"/>
               <w:rPr>
                 <w:b/>
                 <w:bCs/>
@@ -5322,6 +4631,43 @@
               </w:rPr>
               <w:t>Postcondiciones:</w:t>
             </w:r>
+            <w:r>
+              <w:t xml:space="preserve"> </w:t>
+            </w:r>
+          </w:p>
+          <w:p>
+            <w:pPr>
+              <w:spacing w:before="120"/>
+            </w:pPr>
+            <w:r>
+              <w:t>El sistema guarda la observación</w:t>
+            </w:r>
+            <w:r>
+              <w:t xml:space="preserve"> </w:t>
+            </w:r>
+            <w:r>
+              <w:t>de la ronda medica diaria en el sistema.</w:t>
+            </w:r>
+          </w:p>
+          <w:p>
+            <w:pPr>
+              <w:spacing w:before="120"/>
+            </w:pPr>
+            <w:r>
+              <w:t>El sistema guarda información de cada ronda medica diaria registrada, como la fecha, el paciente al que se lo hicieron</w:t>
+            </w:r>
+            <w:r>
+              <w:t xml:space="preserve">, </w:t>
+            </w:r>
+            <w:r>
+              <w:t>el personal que lo realizo</w:t>
+            </w:r>
+            <w:r>
+              <w:t xml:space="preserve"> y si en esa ronda médica el paciente ya se considera apto para la evaluación final</w:t>
+            </w:r>
+            <w:r>
+              <w:t>.</w:t>
+            </w:r>
           </w:p>
           <w:p>
             <w:pPr>
@@ -5336,8 +4682,2215 @@
       </w:tr>
     </w:tbl>
     <w:p/>
+    <w:p/>
+    <w:tbl>
+      <w:tblPr>
+        <w:tblStyle w:val="Tablaconcuadrcula"/>
+        <w:tblW w:w="0" w:type="auto"/>
+        <w:tblLook w:val="04A0" w:firstRow="1" w:lastRow="0" w:firstColumn="1" w:lastColumn="0" w:noHBand="0" w:noVBand="1"/>
+      </w:tblPr>
+      <w:tblGrid>
+        <w:gridCol w:w="1980"/>
+        <w:gridCol w:w="6514"/>
+      </w:tblGrid>
+      <w:tr>
+        <w:tc>
+          <w:tcPr>
+            <w:tcW w:w="1980" w:type="dxa"/>
+          </w:tcPr>
+          <w:p>
+            <w:pPr>
+              <w:spacing w:before="120" w:after="120"/>
+              <w:rPr>
+                <w:b/>
+                <w:bCs/>
+              </w:rPr>
+            </w:pPr>
+            <w:r>
+              <w:rPr>
+                <w:b/>
+                <w:bCs/>
+              </w:rPr>
+              <w:lastRenderedPageBreak/>
+              <w:t>Nombre</w:t>
+            </w:r>
+            <w:r>
+              <w:rPr>
+                <w:b/>
+                <w:bCs/>
+              </w:rPr>
+              <w:t>:</w:t>
+            </w:r>
+          </w:p>
+        </w:tc>
+        <w:tc>
+          <w:tcPr>
+            <w:tcW w:w="6514" w:type="dxa"/>
+          </w:tcPr>
+          <w:p>
+            <w:pPr>
+              <w:spacing w:before="120"/>
+            </w:pPr>
+            <w:r>
+              <w:t>Actualizar Tratamientos del Paciente</w:t>
+            </w:r>
+          </w:p>
+        </w:tc>
+      </w:tr>
+      <w:tr>
+        <w:tc>
+          <w:tcPr>
+            <w:tcW w:w="1980" w:type="dxa"/>
+          </w:tcPr>
+          <w:p>
+            <w:pPr>
+              <w:spacing w:before="120" w:after="120"/>
+              <w:rPr>
+                <w:b/>
+                <w:bCs/>
+              </w:rPr>
+            </w:pPr>
+            <w:r>
+              <w:rPr>
+                <w:b/>
+                <w:bCs/>
+              </w:rPr>
+              <w:t>Actor o Actores</w:t>
+            </w:r>
+            <w:r>
+              <w:rPr>
+                <w:b/>
+                <w:bCs/>
+              </w:rPr>
+              <w:t>:</w:t>
+            </w:r>
+          </w:p>
+        </w:tc>
+        <w:tc>
+          <w:tcPr>
+            <w:tcW w:w="6514" w:type="dxa"/>
+          </w:tcPr>
+          <w:p>
+            <w:pPr>
+              <w:spacing w:before="120"/>
+            </w:pPr>
+            <w:r>
+              <w:t>Personal De Salud</w:t>
+            </w:r>
+          </w:p>
+        </w:tc>
+      </w:tr>
+      <w:tr>
+        <w:tc>
+          <w:tcPr>
+            <w:tcW w:w="8494" w:type="dxa"/>
+            <w:gridSpan w:val="2"/>
+          </w:tcPr>
+          <w:p>
+            <w:pPr>
+              <w:spacing w:before="120"/>
+              <w:rPr>
+                <w:b/>
+                <w:bCs/>
+              </w:rPr>
+            </w:pPr>
+            <w:r>
+              <w:rPr>
+                <w:b/>
+                <w:bCs/>
+              </w:rPr>
+              <w:t>Descripción:</w:t>
+            </w:r>
+          </w:p>
+          <w:p>
+            <w:pPr>
+              <w:spacing w:before="120"/>
+            </w:pPr>
+            <w:r>
+              <w:t xml:space="preserve">El actor podrá </w:t>
+            </w:r>
+            <w:r>
+              <w:t>registrar el cambio de los tratamientos que se le deben suministrar a un paciente</w:t>
+            </w:r>
+            <w:r>
+              <w:t xml:space="preserve"> al registrar una ronda medica diaria</w:t>
+            </w:r>
+            <w:r>
+              <w:t>.</w:t>
+            </w:r>
+          </w:p>
+          <w:p/>
+        </w:tc>
+      </w:tr>
+      <w:tr>
+        <w:tc>
+          <w:tcPr>
+            <w:tcW w:w="8494" w:type="dxa"/>
+            <w:gridSpan w:val="2"/>
+          </w:tcPr>
+          <w:p>
+            <w:pPr>
+              <w:spacing w:before="120"/>
+              <w:rPr>
+                <w:b/>
+                <w:bCs/>
+              </w:rPr>
+            </w:pPr>
+            <w:r>
+              <w:rPr>
+                <w:b/>
+                <w:bCs/>
+              </w:rPr>
+              <w:t>Precondiciones:</w:t>
+            </w:r>
+          </w:p>
+          <w:p>
+            <w:pPr>
+              <w:spacing w:before="120"/>
+            </w:pPr>
+            <w:r>
+              <w:t>Se debe haber hecho antes, el caso de uso de “Registrar Ronda Medica Diaria de Paciente”</w:t>
+            </w:r>
+            <w:r>
+              <w:t>.</w:t>
+            </w:r>
+          </w:p>
+          <w:p/>
+        </w:tc>
+      </w:tr>
+      <w:tr>
+        <w:tc>
+          <w:tcPr>
+            <w:tcW w:w="8494" w:type="dxa"/>
+            <w:gridSpan w:val="2"/>
+          </w:tcPr>
+          <w:p>
+            <w:pPr>
+              <w:spacing w:before="120"/>
+              <w:rPr>
+                <w:b/>
+                <w:bCs/>
+              </w:rPr>
+            </w:pPr>
+            <w:r>
+              <w:rPr>
+                <w:b/>
+                <w:bCs/>
+              </w:rPr>
+              <w:t>Flujo Principal:</w:t>
+            </w:r>
+          </w:p>
+          <w:p>
+            <w:pPr>
+              <w:spacing w:before="120"/>
+            </w:pPr>
+            <w:r>
+              <w:t xml:space="preserve">1.- </w:t>
+            </w:r>
+            <w:r>
+              <w:t>El sistema pregunta al actor si quiere actualizar los tratamie</w:t>
+            </w:r>
+            <w:r>
+              <w:t>ntos</w:t>
+            </w:r>
+            <w:r>
+              <w:t>.</w:t>
+            </w:r>
+          </w:p>
+          <w:p>
+            <w:pPr>
+              <w:spacing w:before="120"/>
+            </w:pPr>
+            <w:r>
+              <w:t>2.- El actor acepta.</w:t>
+            </w:r>
+          </w:p>
+          <w:p>
+            <w:pPr>
+              <w:spacing w:before="120"/>
+            </w:pPr>
+            <w:r>
+              <w:t>3.- El sistema pregunta cuantos tratamientos quiere establecer al paciente.</w:t>
+            </w:r>
+          </w:p>
+          <w:p>
+            <w:pPr>
+              <w:spacing w:before="120"/>
+            </w:pPr>
+            <w:r>
+              <w:t>4.- El actor escribe el número de tratamientos quiere establecer al paciente.</w:t>
+            </w:r>
+          </w:p>
+          <w:p>
+            <w:pPr>
+              <w:spacing w:before="120"/>
+            </w:pPr>
+            <w:r>
+              <w:t>5.- El sistema muestra una lista de tratamientos.</w:t>
+            </w:r>
+          </w:p>
+          <w:p>
+            <w:pPr>
+              <w:spacing w:before="120"/>
+            </w:pPr>
+            <w:r>
+              <w:t>6.- El actor elige los tratamientos.</w:t>
+            </w:r>
+          </w:p>
+          <w:p>
+            <w:pPr>
+              <w:spacing w:before="120"/>
+            </w:pPr>
+          </w:p>
+        </w:tc>
+      </w:tr>
+      <w:tr>
+        <w:tc>
+          <w:tcPr>
+            <w:tcW w:w="8494" w:type="dxa"/>
+            <w:gridSpan w:val="2"/>
+          </w:tcPr>
+          <w:p>
+            <w:pPr>
+              <w:spacing w:before="120"/>
+              <w:rPr>
+                <w:b/>
+                <w:bCs/>
+              </w:rPr>
+            </w:pPr>
+            <w:r>
+              <w:rPr>
+                <w:b/>
+                <w:bCs/>
+              </w:rPr>
+              <w:t>Flujos Alternativos:</w:t>
+            </w:r>
+          </w:p>
+          <w:p>
+            <w:pPr>
+              <w:spacing w:before="120"/>
+              <w:rPr>
+                <w:b/>
+                <w:bCs/>
+              </w:rPr>
+            </w:pPr>
+          </w:p>
+        </w:tc>
+      </w:tr>
+      <w:tr>
+        <w:tc>
+          <w:tcPr>
+            <w:tcW w:w="8494" w:type="dxa"/>
+            <w:gridSpan w:val="2"/>
+          </w:tcPr>
+          <w:p>
+            <w:pPr>
+              <w:spacing w:before="120"/>
+              <w:rPr>
+                <w:b/>
+                <w:bCs/>
+              </w:rPr>
+            </w:pPr>
+            <w:r>
+              <w:rPr>
+                <w:b/>
+                <w:bCs/>
+              </w:rPr>
+              <w:t>Postcondiciones:</w:t>
+            </w:r>
+          </w:p>
+          <w:p>
+            <w:pPr>
+              <w:spacing w:before="120"/>
+            </w:pPr>
+            <w:r>
+              <w:t xml:space="preserve">El sistema </w:t>
+            </w:r>
+            <w:r>
+              <w:t>registra internamente el cambio de tratamientos al paciente especificado</w:t>
+            </w:r>
+            <w:r>
+              <w:t>.</w:t>
+            </w:r>
+          </w:p>
+          <w:p>
+            <w:pPr>
+              <w:spacing w:before="120"/>
+              <w:rPr>
+                <w:b/>
+                <w:bCs/>
+              </w:rPr>
+            </w:pPr>
+          </w:p>
+        </w:tc>
+      </w:tr>
+    </w:tbl>
+    <w:p/>
+    <w:p/>
+    <w:p/>
+    <w:p/>
+    <w:p/>
+    <w:p/>
+    <w:p/>
+    <w:p/>
+    <w:p/>
+    <w:p/>
+    <w:p/>
+    <w:p>
+      <w:pPr>
+        <w:pStyle w:val="Ttulo3"/>
+      </w:pPr>
+      <w:bookmarkStart w:id="18" w:name="_Toc228141106"/>
+      <w:r>
+        <w:lastRenderedPageBreak/>
+        <w:t>Gestión de Altas</w:t>
+      </w:r>
+      <w:bookmarkEnd w:id="18"/>
+    </w:p>
+    <w:tbl>
+      <w:tblPr>
+        <w:tblStyle w:val="Tablaconcuadrcula"/>
+        <w:tblW w:w="0" w:type="auto"/>
+        <w:tblLook w:val="04A0" w:firstRow="1" w:lastRow="0" w:firstColumn="1" w:lastColumn="0" w:noHBand="0" w:noVBand="1"/>
+      </w:tblPr>
+      <w:tblGrid>
+        <w:gridCol w:w="1980"/>
+        <w:gridCol w:w="6514"/>
+      </w:tblGrid>
+      <w:tr>
+        <w:tc>
+          <w:tcPr>
+            <w:tcW w:w="1980" w:type="dxa"/>
+          </w:tcPr>
+          <w:p>
+            <w:pPr>
+              <w:spacing w:before="120" w:after="120"/>
+              <w:rPr>
+                <w:b/>
+                <w:bCs/>
+              </w:rPr>
+            </w:pPr>
+            <w:r>
+              <w:rPr>
+                <w:b/>
+                <w:bCs/>
+              </w:rPr>
+              <w:t>Nombre</w:t>
+            </w:r>
+            <w:r>
+              <w:rPr>
+                <w:b/>
+                <w:bCs/>
+              </w:rPr>
+              <w:t>:</w:t>
+            </w:r>
+          </w:p>
+        </w:tc>
+        <w:tc>
+          <w:tcPr>
+            <w:tcW w:w="6514" w:type="dxa"/>
+          </w:tcPr>
+          <w:p>
+            <w:pPr>
+              <w:spacing w:before="120"/>
+            </w:pPr>
+            <w:r>
+              <w:t>Confirmar Evaluación Final</w:t>
+            </w:r>
+          </w:p>
+        </w:tc>
+      </w:tr>
+      <w:tr>
+        <w:tc>
+          <w:tcPr>
+            <w:tcW w:w="1980" w:type="dxa"/>
+          </w:tcPr>
+          <w:p>
+            <w:pPr>
+              <w:spacing w:before="120" w:after="120"/>
+              <w:rPr>
+                <w:b/>
+                <w:bCs/>
+              </w:rPr>
+            </w:pPr>
+            <w:r>
+              <w:rPr>
+                <w:b/>
+                <w:bCs/>
+              </w:rPr>
+              <w:t>Actor o Actores</w:t>
+            </w:r>
+            <w:r>
+              <w:rPr>
+                <w:b/>
+                <w:bCs/>
+              </w:rPr>
+              <w:t>:</w:t>
+            </w:r>
+          </w:p>
+        </w:tc>
+        <w:tc>
+          <w:tcPr>
+            <w:tcW w:w="6514" w:type="dxa"/>
+          </w:tcPr>
+          <w:p>
+            <w:pPr>
+              <w:spacing w:before="120"/>
+            </w:pPr>
+            <w:r>
+              <w:t>Medico</w:t>
+            </w:r>
+          </w:p>
+        </w:tc>
+      </w:tr>
+      <w:tr>
+        <w:tc>
+          <w:tcPr>
+            <w:tcW w:w="8494" w:type="dxa"/>
+            <w:gridSpan w:val="2"/>
+          </w:tcPr>
+          <w:p>
+            <w:pPr>
+              <w:spacing w:before="120"/>
+              <w:rPr>
+                <w:b/>
+                <w:bCs/>
+              </w:rPr>
+            </w:pPr>
+            <w:r>
+              <w:rPr>
+                <w:b/>
+                <w:bCs/>
+              </w:rPr>
+              <w:t>Descripción:</w:t>
+            </w:r>
+          </w:p>
+          <w:p>
+            <w:pPr>
+              <w:spacing w:before="120"/>
+            </w:pPr>
+            <w:r>
+              <w:t xml:space="preserve">El actor podrá </w:t>
+            </w:r>
+            <w:r>
+              <w:t>confirmar la evaluación final de un paciente especificado.</w:t>
+            </w:r>
+          </w:p>
+          <w:p/>
+        </w:tc>
+      </w:tr>
+      <w:tr>
+        <w:tc>
+          <w:tcPr>
+            <w:tcW w:w="8494" w:type="dxa"/>
+            <w:gridSpan w:val="2"/>
+          </w:tcPr>
+          <w:p>
+            <w:pPr>
+              <w:spacing w:before="120"/>
+              <w:rPr>
+                <w:b/>
+                <w:bCs/>
+              </w:rPr>
+            </w:pPr>
+            <w:r>
+              <w:rPr>
+                <w:b/>
+                <w:bCs/>
+              </w:rPr>
+              <w:t>Precondiciones:</w:t>
+            </w:r>
+          </w:p>
+          <w:p>
+            <w:pPr>
+              <w:spacing w:before="120"/>
+            </w:pPr>
+            <w:r>
+              <w:t>Debe haber pacientes donde su última ronda médica registrada marquen que están listos para confirmar la evaluación final.</w:t>
+            </w:r>
+          </w:p>
+          <w:p/>
+        </w:tc>
+      </w:tr>
+      <w:tr>
+        <w:tc>
+          <w:tcPr>
+            <w:tcW w:w="8494" w:type="dxa"/>
+            <w:gridSpan w:val="2"/>
+          </w:tcPr>
+          <w:p>
+            <w:pPr>
+              <w:spacing w:before="120"/>
+              <w:rPr>
+                <w:b/>
+                <w:bCs/>
+              </w:rPr>
+            </w:pPr>
+            <w:r>
+              <w:rPr>
+                <w:b/>
+                <w:bCs/>
+              </w:rPr>
+              <w:t>Flujo Principal:</w:t>
+            </w:r>
+          </w:p>
+          <w:p>
+            <w:pPr>
+              <w:spacing w:before="120"/>
+            </w:pPr>
+            <w:r>
+              <w:t>1.- El actor pulsa “Confirmar Evaluación Final”.</w:t>
+            </w:r>
+          </w:p>
+          <w:p>
+            <w:pPr>
+              <w:spacing w:before="120"/>
+            </w:pPr>
+            <w:r>
+              <w:t>2</w:t>
+            </w:r>
+            <w:r>
+              <w:t xml:space="preserve">.- El sistema </w:t>
+            </w:r>
+            <w:r>
+              <w:t>muestra una lista de los pacientes, cuya ultima ronda medica registrada marquen que están listos para que le confirmen la evaluación final.</w:t>
+            </w:r>
+          </w:p>
+          <w:p>
+            <w:pPr>
+              <w:spacing w:before="120"/>
+            </w:pPr>
+            <w:r>
+              <w:t>3</w:t>
+            </w:r>
+            <w:r>
+              <w:t>.- El actor selecciona al paciente.</w:t>
+            </w:r>
+          </w:p>
+          <w:p>
+            <w:pPr>
+              <w:spacing w:before="120"/>
+            </w:pPr>
+            <w:r>
+              <w:t>4</w:t>
+            </w:r>
+            <w:r>
+              <w:t>.- El sistema pide confirmación.</w:t>
+            </w:r>
+          </w:p>
+          <w:p>
+            <w:pPr>
+              <w:spacing w:before="120"/>
+            </w:pPr>
+            <w:r>
+              <w:t>5</w:t>
+            </w:r>
+            <w:r>
+              <w:t>.- El actor confirma</w:t>
+            </w:r>
+            <w:r>
+              <w:t xml:space="preserve"> la evaluación final</w:t>
+            </w:r>
+            <w:r>
+              <w:t>.</w:t>
+            </w:r>
+          </w:p>
+          <w:p>
+            <w:pPr>
+              <w:spacing w:before="120"/>
+            </w:pPr>
+          </w:p>
+        </w:tc>
+      </w:tr>
+      <w:tr>
+        <w:tc>
+          <w:tcPr>
+            <w:tcW w:w="8494" w:type="dxa"/>
+            <w:gridSpan w:val="2"/>
+          </w:tcPr>
+          <w:p>
+            <w:pPr>
+              <w:spacing w:before="120"/>
+              <w:rPr>
+                <w:b/>
+                <w:bCs/>
+              </w:rPr>
+            </w:pPr>
+            <w:r>
+              <w:rPr>
+                <w:b/>
+                <w:bCs/>
+              </w:rPr>
+              <w:t>Flujos Alternativos:</w:t>
+            </w:r>
+          </w:p>
+          <w:p>
+            <w:pPr>
+              <w:spacing w:before="120"/>
+            </w:pPr>
+            <w:r>
+              <w:t xml:space="preserve">1.A.- Si no hay pacientes donde </w:t>
+            </w:r>
+            <w:r>
+              <w:t>su última ronda médica registrada marquen que están listos para confirmar la evaluación final</w:t>
+            </w:r>
+            <w:r>
+              <w:t>, se le avisara.</w:t>
+            </w:r>
+          </w:p>
+          <w:p>
+            <w:pPr>
+              <w:spacing w:before="120"/>
+              <w:rPr>
+                <w:b/>
+                <w:bCs/>
+              </w:rPr>
+            </w:pPr>
+          </w:p>
+        </w:tc>
+      </w:tr>
+      <w:tr>
+        <w:tc>
+          <w:tcPr>
+            <w:tcW w:w="8494" w:type="dxa"/>
+            <w:gridSpan w:val="2"/>
+          </w:tcPr>
+          <w:p>
+            <w:pPr>
+              <w:spacing w:before="120"/>
+              <w:rPr>
+                <w:b/>
+                <w:bCs/>
+              </w:rPr>
+            </w:pPr>
+            <w:r>
+              <w:rPr>
+                <w:b/>
+                <w:bCs/>
+              </w:rPr>
+              <w:t>Postcondiciones:</w:t>
+            </w:r>
+          </w:p>
+          <w:p>
+            <w:pPr>
+              <w:spacing w:before="120"/>
+            </w:pPr>
+            <w:r>
+              <w:t>Una vez confirmada la evaluación final, e</w:t>
+            </w:r>
+            <w:r>
+              <w:t>l sistema registr</w:t>
+            </w:r>
+            <w:r>
+              <w:t>a en el expediente del paciente el alta</w:t>
+            </w:r>
+            <w:r>
+              <w:t xml:space="preserve"> por recuperación</w:t>
+            </w:r>
+            <w:r>
+              <w:t>, con información como la fecha del alta, etc</w:t>
+            </w:r>
+            <w:r>
+              <w:t>.</w:t>
+            </w:r>
+          </w:p>
+          <w:p>
+            <w:pPr>
+              <w:spacing w:before="120"/>
+              <w:rPr>
+                <w:b/>
+                <w:bCs/>
+              </w:rPr>
+            </w:pPr>
+          </w:p>
+        </w:tc>
+      </w:tr>
+    </w:tbl>
+    <w:p/>
+    <w:p/>
+    <w:p/>
+    <w:p/>
+    <w:p/>
+    <w:p/>
+    <w:p/>
+    <w:p/>
+    <w:tbl>
+      <w:tblPr>
+        <w:tblStyle w:val="Tablaconcuadrcula"/>
+        <w:tblW w:w="0" w:type="auto"/>
+        <w:tblLook w:val="04A0" w:firstRow="1" w:lastRow="0" w:firstColumn="1" w:lastColumn="0" w:noHBand="0" w:noVBand="1"/>
+      </w:tblPr>
+      <w:tblGrid>
+        <w:gridCol w:w="1980"/>
+        <w:gridCol w:w="6514"/>
+      </w:tblGrid>
+      <w:tr>
+        <w:tc>
+          <w:tcPr>
+            <w:tcW w:w="1980" w:type="dxa"/>
+          </w:tcPr>
+          <w:p>
+            <w:pPr>
+              <w:spacing w:before="120" w:after="120"/>
+              <w:rPr>
+                <w:b/>
+                <w:bCs/>
+              </w:rPr>
+            </w:pPr>
+            <w:r>
+              <w:rPr>
+                <w:b/>
+                <w:bCs/>
+              </w:rPr>
+              <w:lastRenderedPageBreak/>
+              <w:t>Nombre</w:t>
+            </w:r>
+            <w:r>
+              <w:rPr>
+                <w:b/>
+                <w:bCs/>
+              </w:rPr>
+              <w:t>:</w:t>
+            </w:r>
+          </w:p>
+        </w:tc>
+        <w:tc>
+          <w:tcPr>
+            <w:tcW w:w="6514" w:type="dxa"/>
+          </w:tcPr>
+          <w:p>
+            <w:pPr>
+              <w:spacing w:before="120"/>
+            </w:pPr>
+            <w:r>
+              <w:t>Documentar Alta</w:t>
+            </w:r>
+          </w:p>
+        </w:tc>
+      </w:tr>
+      <w:tr>
+        <w:tc>
+          <w:tcPr>
+            <w:tcW w:w="1980" w:type="dxa"/>
+          </w:tcPr>
+          <w:p>
+            <w:pPr>
+              <w:spacing w:before="120" w:after="120"/>
+              <w:rPr>
+                <w:b/>
+                <w:bCs/>
+              </w:rPr>
+            </w:pPr>
+            <w:r>
+              <w:rPr>
+                <w:b/>
+                <w:bCs/>
+              </w:rPr>
+              <w:t>Actor o Actores</w:t>
+            </w:r>
+            <w:r>
+              <w:rPr>
+                <w:b/>
+                <w:bCs/>
+              </w:rPr>
+              <w:t>:</w:t>
+            </w:r>
+          </w:p>
+        </w:tc>
+        <w:tc>
+          <w:tcPr>
+            <w:tcW w:w="6514" w:type="dxa"/>
+          </w:tcPr>
+          <w:p>
+            <w:pPr>
+              <w:spacing w:before="120"/>
+            </w:pPr>
+            <w:r>
+              <w:t>Medico</w:t>
+            </w:r>
+          </w:p>
+        </w:tc>
+      </w:tr>
+      <w:tr>
+        <w:tc>
+          <w:tcPr>
+            <w:tcW w:w="8494" w:type="dxa"/>
+            <w:gridSpan w:val="2"/>
+          </w:tcPr>
+          <w:p>
+            <w:pPr>
+              <w:spacing w:before="120"/>
+              <w:rPr>
+                <w:b/>
+                <w:bCs/>
+              </w:rPr>
+            </w:pPr>
+            <w:r>
+              <w:rPr>
+                <w:b/>
+                <w:bCs/>
+              </w:rPr>
+              <w:t>Descripción:</w:t>
+            </w:r>
+          </w:p>
+          <w:p>
+            <w:pPr>
+              <w:spacing w:before="120"/>
+            </w:pPr>
+            <w:r>
+              <w:t xml:space="preserve">El actor </w:t>
+            </w:r>
+            <w:r>
+              <w:t>documentar las altas de los pacientes que fueron dados de alta.</w:t>
+            </w:r>
+          </w:p>
+          <w:p/>
+        </w:tc>
+      </w:tr>
+      <w:tr>
+        <w:tc>
+          <w:tcPr>
+            <w:tcW w:w="8494" w:type="dxa"/>
+            <w:gridSpan w:val="2"/>
+          </w:tcPr>
+          <w:p>
+            <w:pPr>
+              <w:spacing w:before="120"/>
+              <w:rPr>
+                <w:b/>
+                <w:bCs/>
+              </w:rPr>
+            </w:pPr>
+            <w:r>
+              <w:rPr>
+                <w:b/>
+                <w:bCs/>
+              </w:rPr>
+              <w:t>Precondiciones:</w:t>
+            </w:r>
+          </w:p>
+          <w:p>
+            <w:pPr>
+              <w:spacing w:before="120"/>
+            </w:pPr>
+            <w:r>
+              <w:t xml:space="preserve">Debe </w:t>
+            </w:r>
+            <w:r>
+              <w:t>haber pacientes que hayan sido dados de alta por recuperación o traslado</w:t>
+            </w:r>
+            <w:r>
+              <w:t xml:space="preserve"> en algún ingreso.</w:t>
+            </w:r>
+          </w:p>
+          <w:p/>
+        </w:tc>
+      </w:tr>
+      <w:tr>
+        <w:tc>
+          <w:tcPr>
+            <w:tcW w:w="8494" w:type="dxa"/>
+            <w:gridSpan w:val="2"/>
+          </w:tcPr>
+          <w:p>
+            <w:pPr>
+              <w:spacing w:before="120"/>
+              <w:rPr>
+                <w:b/>
+                <w:bCs/>
+              </w:rPr>
+            </w:pPr>
+            <w:r>
+              <w:rPr>
+                <w:b/>
+                <w:bCs/>
+              </w:rPr>
+              <w:t>Flujo Principal:</w:t>
+            </w:r>
+          </w:p>
+          <w:p>
+            <w:pPr>
+              <w:spacing w:before="120"/>
+            </w:pPr>
+            <w:r>
+              <w:t>1.- El actor pulsa “Documentar Alta”.</w:t>
+            </w:r>
+          </w:p>
+          <w:p>
+            <w:pPr>
+              <w:spacing w:before="120"/>
+            </w:pPr>
+            <w:r>
+              <w:t>2</w:t>
+            </w:r>
+            <w:r>
+              <w:t>.- El sistema muestra una lista de los pacientes</w:t>
+            </w:r>
+            <w:r>
+              <w:t xml:space="preserve"> que falta por documentar sus altas</w:t>
+            </w:r>
+            <w:r>
+              <w:t>.</w:t>
+            </w:r>
+          </w:p>
+          <w:p>
+            <w:pPr>
+              <w:spacing w:before="120"/>
+            </w:pPr>
+            <w:r>
+              <w:t>3</w:t>
+            </w:r>
+            <w:r>
+              <w:t>.- El actor selecciona al paciente.</w:t>
+            </w:r>
+          </w:p>
+          <w:p>
+            <w:pPr>
+              <w:spacing w:before="120"/>
+            </w:pPr>
+            <w:r>
+              <w:t>4</w:t>
+            </w:r>
+            <w:r>
+              <w:t>.- El s</w:t>
+            </w:r>
+            <w:r>
+              <w:t>istema muestra una lista con las altas de cada ingreso del paciente que faltan por documentar, junto con información para diferenciarlas, como la fecha</w:t>
+            </w:r>
+            <w:r>
+              <w:t>.</w:t>
+            </w:r>
+          </w:p>
+          <w:p>
+            <w:pPr>
+              <w:spacing w:before="120"/>
+            </w:pPr>
+            <w:r>
+              <w:t>5</w:t>
+            </w:r>
+            <w:r>
+              <w:t>.- El</w:t>
+            </w:r>
+            <w:r>
+              <w:t xml:space="preserve"> actor selecciona el alta a documentar</w:t>
+            </w:r>
+            <w:r>
+              <w:t>.</w:t>
+            </w:r>
+          </w:p>
+          <w:p>
+            <w:pPr>
+              <w:spacing w:before="120"/>
+            </w:pPr>
+            <w:r>
+              <w:t>6.- El sistema le pide que escriba la documentación.</w:t>
+            </w:r>
+          </w:p>
+          <w:p>
+            <w:pPr>
+              <w:spacing w:before="120"/>
+            </w:pPr>
+            <w:r>
+              <w:t>7.- El actor escribe la documentación.</w:t>
+            </w:r>
+          </w:p>
+          <w:p>
+            <w:pPr>
+              <w:spacing w:before="120"/>
+            </w:pPr>
+            <w:r>
+              <w:t>8.- El sistema registra la documentación.</w:t>
+            </w:r>
+          </w:p>
+          <w:p>
+            <w:pPr>
+              <w:spacing w:before="120"/>
+            </w:pPr>
+          </w:p>
+        </w:tc>
+      </w:tr>
+      <w:tr>
+        <w:tc>
+          <w:tcPr>
+            <w:tcW w:w="8494" w:type="dxa"/>
+            <w:gridSpan w:val="2"/>
+          </w:tcPr>
+          <w:p>
+            <w:pPr>
+              <w:spacing w:before="120"/>
+              <w:rPr>
+                <w:b/>
+                <w:bCs/>
+              </w:rPr>
+            </w:pPr>
+            <w:r>
+              <w:rPr>
+                <w:b/>
+                <w:bCs/>
+              </w:rPr>
+              <w:t>Flujos Alternativos:</w:t>
+            </w:r>
+          </w:p>
+          <w:p>
+            <w:pPr>
+              <w:spacing w:before="120"/>
+            </w:pPr>
+            <w:r>
+              <w:t xml:space="preserve">1.A.- Si no hay </w:t>
+            </w:r>
+            <w:r>
+              <w:t>ningún paciente al que documentarle las altas, se le avisara al actor</w:t>
+            </w:r>
+            <w:r>
+              <w:t>.</w:t>
+            </w:r>
+          </w:p>
+          <w:p>
+            <w:pPr>
+              <w:spacing w:before="120"/>
+              <w:rPr>
+                <w:b/>
+                <w:bCs/>
+              </w:rPr>
+            </w:pPr>
+          </w:p>
+        </w:tc>
+      </w:tr>
+      <w:tr>
+        <w:tc>
+          <w:tcPr>
+            <w:tcW w:w="8494" w:type="dxa"/>
+            <w:gridSpan w:val="2"/>
+          </w:tcPr>
+          <w:p>
+            <w:pPr>
+              <w:spacing w:before="120"/>
+              <w:rPr>
+                <w:b/>
+                <w:bCs/>
+              </w:rPr>
+            </w:pPr>
+            <w:r>
+              <w:rPr>
+                <w:b/>
+                <w:bCs/>
+              </w:rPr>
+              <w:t>Postcondiciones:</w:t>
+            </w:r>
+          </w:p>
+          <w:p>
+            <w:pPr>
+              <w:spacing w:before="120"/>
+            </w:pPr>
+            <w:r>
+              <w:t>El sistema registra en el alta del paciente, la documentación que el actor introdujo.</w:t>
+            </w:r>
+          </w:p>
+          <w:p>
+            <w:pPr>
+              <w:spacing w:before="120"/>
+              <w:rPr>
+                <w:b/>
+                <w:bCs/>
+              </w:rPr>
+            </w:pPr>
+          </w:p>
+        </w:tc>
+      </w:tr>
+    </w:tbl>
+    <w:p>
+      <w:r>
+        <w:br/>
+      </w:r>
+    </w:p>
+    <w:p/>
+    <w:p/>
+    <w:p/>
+    <w:p/>
+    <w:p/>
+    <w:p/>
+    <w:p>
+      <w:pPr>
+        <w:pStyle w:val="Ttulo3"/>
+      </w:pPr>
+      <w:r>
+        <w:lastRenderedPageBreak/>
+        <w:t>Otros casos de uso</w:t>
+      </w:r>
+    </w:p>
+    <w:tbl>
+      <w:tblPr>
+        <w:tblStyle w:val="Tablaconcuadrcula"/>
+        <w:tblW w:w="0" w:type="auto"/>
+        <w:tblLook w:val="04A0" w:firstRow="1" w:lastRow="0" w:firstColumn="1" w:lastColumn="0" w:noHBand="0" w:noVBand="1"/>
+      </w:tblPr>
+      <w:tblGrid>
+        <w:gridCol w:w="1980"/>
+        <w:gridCol w:w="6514"/>
+      </w:tblGrid>
+      <w:tr>
+        <w:tc>
+          <w:tcPr>
+            <w:tcW w:w="1980" w:type="dxa"/>
+          </w:tcPr>
+          <w:p>
+            <w:pPr>
+              <w:spacing w:before="120" w:after="120"/>
+              <w:rPr>
+                <w:b/>
+                <w:bCs/>
+              </w:rPr>
+            </w:pPr>
+            <w:r>
+              <w:rPr>
+                <w:b/>
+                <w:bCs/>
+              </w:rPr>
+              <w:t>Nombre</w:t>
+            </w:r>
+            <w:r>
+              <w:rPr>
+                <w:b/>
+                <w:bCs/>
+              </w:rPr>
+              <w:t>:</w:t>
+            </w:r>
+          </w:p>
+        </w:tc>
+        <w:tc>
+          <w:tcPr>
+            <w:tcW w:w="6514" w:type="dxa"/>
+          </w:tcPr>
+          <w:p>
+            <w:pPr>
+              <w:spacing w:before="120"/>
+            </w:pPr>
+            <w:r>
+              <w:t>Iniciar Sesión</w:t>
+            </w:r>
+          </w:p>
+        </w:tc>
+      </w:tr>
+      <w:tr>
+        <w:tc>
+          <w:tcPr>
+            <w:tcW w:w="1980" w:type="dxa"/>
+          </w:tcPr>
+          <w:p>
+            <w:pPr>
+              <w:spacing w:before="120" w:after="120"/>
+              <w:rPr>
+                <w:b/>
+                <w:bCs/>
+              </w:rPr>
+            </w:pPr>
+            <w:r>
+              <w:rPr>
+                <w:b/>
+                <w:bCs/>
+              </w:rPr>
+              <w:t>Actor o Actores</w:t>
+            </w:r>
+            <w:r>
+              <w:rPr>
+                <w:b/>
+                <w:bCs/>
+              </w:rPr>
+              <w:t>:</w:t>
+            </w:r>
+          </w:p>
+        </w:tc>
+        <w:tc>
+          <w:tcPr>
+            <w:tcW w:w="6514" w:type="dxa"/>
+          </w:tcPr>
+          <w:p>
+            <w:pPr>
+              <w:spacing w:before="120"/>
+            </w:pPr>
+            <w:r>
+              <w:t>Usuario Sin Autenticar</w:t>
+            </w:r>
+          </w:p>
+        </w:tc>
+      </w:tr>
+      <w:tr>
+        <w:tc>
+          <w:tcPr>
+            <w:tcW w:w="8494" w:type="dxa"/>
+            <w:gridSpan w:val="2"/>
+          </w:tcPr>
+          <w:p>
+            <w:pPr>
+              <w:spacing w:before="120"/>
+              <w:rPr>
+                <w:b/>
+                <w:bCs/>
+              </w:rPr>
+            </w:pPr>
+            <w:r>
+              <w:rPr>
+                <w:b/>
+                <w:bCs/>
+              </w:rPr>
+              <w:t>Descripción:</w:t>
+            </w:r>
+          </w:p>
+          <w:p>
+            <w:pPr>
+              <w:spacing w:before="120"/>
+            </w:pPr>
+            <w:r>
+              <w:t xml:space="preserve">El actor </w:t>
+            </w:r>
+            <w:r>
+              <w:t>entra al sistema eligiendo un rol</w:t>
+            </w:r>
+            <w:r>
+              <w:t>.</w:t>
+            </w:r>
+          </w:p>
+          <w:p/>
+        </w:tc>
+      </w:tr>
+      <w:tr>
+        <w:tc>
+          <w:tcPr>
+            <w:tcW w:w="8494" w:type="dxa"/>
+            <w:gridSpan w:val="2"/>
+          </w:tcPr>
+          <w:p>
+            <w:pPr>
+              <w:spacing w:before="120"/>
+              <w:rPr>
+                <w:b/>
+                <w:bCs/>
+              </w:rPr>
+            </w:pPr>
+            <w:r>
+              <w:rPr>
+                <w:b/>
+                <w:bCs/>
+              </w:rPr>
+              <w:t>Precondiciones:</w:t>
+            </w:r>
+          </w:p>
+          <w:p>
+            <w:pPr>
+              <w:spacing w:before="120"/>
+              <w:rPr>
+                <w:b/>
+                <w:bCs/>
+              </w:rPr>
+            </w:pPr>
+          </w:p>
+        </w:tc>
+      </w:tr>
+      <w:tr>
+        <w:tc>
+          <w:tcPr>
+            <w:tcW w:w="8494" w:type="dxa"/>
+            <w:gridSpan w:val="2"/>
+          </w:tcPr>
+          <w:p>
+            <w:pPr>
+              <w:spacing w:before="120"/>
+              <w:rPr>
+                <w:b/>
+                <w:bCs/>
+              </w:rPr>
+            </w:pPr>
+            <w:r>
+              <w:rPr>
+                <w:b/>
+                <w:bCs/>
+              </w:rPr>
+              <w:t>Flujo Principal:</w:t>
+            </w:r>
+          </w:p>
+          <w:p>
+            <w:pPr>
+              <w:spacing w:before="120"/>
+            </w:pPr>
+            <w:r>
+              <w:t xml:space="preserve">1.- El actor </w:t>
+            </w:r>
+            <w:r>
+              <w:t>entra al programa</w:t>
+            </w:r>
+            <w:r>
+              <w:t>.</w:t>
+            </w:r>
+          </w:p>
+          <w:p>
+            <w:pPr>
+              <w:spacing w:before="120"/>
+            </w:pPr>
+            <w:r>
+              <w:t xml:space="preserve">2.- El sistema muestra una lista </w:t>
+            </w:r>
+            <w:r>
+              <w:t>con los roles con los que puede entrar</w:t>
+            </w:r>
+            <w:r>
+              <w:t>.</w:t>
+            </w:r>
+          </w:p>
+          <w:p>
+            <w:pPr>
+              <w:spacing w:before="120"/>
+            </w:pPr>
+            <w:r>
+              <w:t>3.- El actor elige el rol con el que entrar.</w:t>
+            </w:r>
+          </w:p>
+          <w:p>
+            <w:pPr>
+              <w:spacing w:before="120"/>
+            </w:pPr>
+          </w:p>
+        </w:tc>
+      </w:tr>
+      <w:tr>
+        <w:tc>
+          <w:tcPr>
+            <w:tcW w:w="8494" w:type="dxa"/>
+            <w:gridSpan w:val="2"/>
+          </w:tcPr>
+          <w:p>
+            <w:pPr>
+              <w:spacing w:before="120"/>
+              <w:rPr>
+                <w:b/>
+                <w:bCs/>
+              </w:rPr>
+            </w:pPr>
+            <w:r>
+              <w:rPr>
+                <w:b/>
+                <w:bCs/>
+              </w:rPr>
+              <w:t>Flujos Alternativos:</w:t>
+            </w:r>
+          </w:p>
+          <w:p>
+            <w:pPr>
+              <w:spacing w:before="120"/>
+              <w:rPr>
+                <w:b/>
+                <w:bCs/>
+              </w:rPr>
+            </w:pPr>
+          </w:p>
+        </w:tc>
+      </w:tr>
+      <w:tr>
+        <w:tc>
+          <w:tcPr>
+            <w:tcW w:w="8494" w:type="dxa"/>
+            <w:gridSpan w:val="2"/>
+          </w:tcPr>
+          <w:p>
+            <w:pPr>
+              <w:spacing w:before="120"/>
+              <w:rPr>
+                <w:b/>
+                <w:bCs/>
+              </w:rPr>
+            </w:pPr>
+            <w:r>
+              <w:rPr>
+                <w:b/>
+                <w:bCs/>
+              </w:rPr>
+              <w:t>Postcondiciones:</w:t>
+            </w:r>
+          </w:p>
+          <w:p>
+            <w:pPr>
+              <w:spacing w:before="120"/>
+            </w:pPr>
+            <w:r>
+              <w:t>El actor accede al menú del rol elegido, donde podrá realizar sobre el sistema las acciones propias de dicho rol.</w:t>
+            </w:r>
+          </w:p>
+          <w:p>
+            <w:pPr>
+              <w:spacing w:before="120"/>
+            </w:pPr>
+          </w:p>
+        </w:tc>
+      </w:tr>
+    </w:tbl>
+    <w:p/>
+    <w:p/>
+    <w:p/>
+    <w:p/>
+    <w:p/>
+    <w:p/>
+    <w:p/>
+    <w:p/>
+    <w:p/>
+    <w:p>
+      <w:r>
+        <w:br w:type="page"/>
+      </w:r>
+    </w:p>
+    <w:p>
+      <w:pPr>
+        <w:pStyle w:val="Ttulo2"/>
+      </w:pPr>
+      <w:r>
+        <w:lastRenderedPageBreak/>
+        <w:t>Justificación de Casos de Uso</w:t>
+      </w:r>
+    </w:p>
+    <w:p>
+      <w:pPr>
+        <w:pStyle w:val="Ttulo4"/>
+      </w:pPr>
+      <w:r>
+        <w:t>Casos de uso Principales</w:t>
+      </w:r>
+    </w:p>
+    <w:p>
+      <w:pPr>
+        <w:jc w:val="both"/>
+      </w:pPr>
+      <w:r>
+        <w:t>Los casos de usos principales son las que se conectan directamente con los actores.</w:t>
+      </w:r>
+    </w:p>
+    <w:p>
+      <w:pPr>
+        <w:jc w:val="both"/>
+      </w:pPr>
+      <w:r>
+        <w:t>Estos casos de uso son las acciones directas que pueden realizar los usuarios en cuanto entran al sistema.</w:t>
+      </w:r>
+    </w:p>
+    <w:p>
+      <w:pPr>
+        <w:jc w:val="both"/>
+      </w:pPr>
+      <w:r>
+        <w:rPr>
+          <w:noProof/>
+        </w:rPr>
+        <w:drawing>
+          <wp:inline distT="0" distB="0" distL="0" distR="0" wp14:anchorId="03A1A893" wp14:editId="1CA4B4CC">
+            <wp:extent cx="5371126" cy="6627495"/>
+            <wp:effectExtent l="19050" t="19050" r="20320" b="20955"/>
+            <wp:docPr id="20" name="Imagen 20"/>
+            <wp:cNvGraphicFramePr>
+              <a:graphicFrameLocks xmlns:a="http://schemas.openxmlformats.org/drawingml/2006/main" noChangeAspect="1"/>
+            </wp:cNvGraphicFramePr>
+            <a:graphic xmlns:a="http://schemas.openxmlformats.org/drawingml/2006/main">
+              <a:graphicData uri="http://schemas.openxmlformats.org/drawingml/2006/picture">
+                <pic:pic xmlns:pic="http://schemas.openxmlformats.org/drawingml/2006/picture">
+                  <pic:nvPicPr>
+                    <pic:cNvPr id="0" name="Picture 3"/>
+                    <pic:cNvPicPr>
+                      <a:picLocks noChangeAspect="1" noChangeArrowheads="1"/>
+                    </pic:cNvPicPr>
+                  </pic:nvPicPr>
+                  <pic:blipFill rotWithShape="1">
+                    <a:blip r:embed="rId11">
+                      <a:extLst>
+                        <a:ext uri="{28A0092B-C50C-407E-A947-70E740481C1C}">
+                          <a14:useLocalDpi xmlns:a14="http://schemas.microsoft.com/office/drawing/2010/main" val="0"/>
+                        </a:ext>
+                      </a:extLst>
+                    </a:blip>
+                    <a:srcRect l="327" t="7499" r="38350" b="6993"/>
+                    <a:stretch/>
+                  </pic:blipFill>
+                  <pic:spPr bwMode="auto">
+                    <a:xfrm>
+                      <a:off x="0" y="0"/>
+                      <a:ext cx="5391089" cy="6652127"/>
+                    </a:xfrm>
+                    <a:prstGeom prst="rect">
+                      <a:avLst/>
+                    </a:prstGeom>
+                    <a:noFill/>
+                    <a:ln w="9525" cap="flat" cmpd="sng" algn="ctr">
+                      <a:solidFill>
+                        <a:srgbClr val="156082"/>
+                      </a:solidFill>
+                      <a:prstDash val="solid"/>
+                      <a:round/>
+                      <a:headEnd type="none" w="med" len="med"/>
+                      <a:tailEnd type="none" w="med" len="med"/>
+                      <a:extLst>
+                        <a:ext uri="{C807C97D-BFC1-408E-A445-0C87EB9F89A2}">
+                          <ask:lineSketchStyleProps xmlns:ask="http://schemas.microsoft.com/office/drawing/2018/sketchyshapes" sd="0">
+                            <a:custGeom>
+                              <a:avLst/>
+                              <a:gdLst/>
+                              <a:ahLst/>
+                              <a:cxnLst/>
+                              <a:rect l="0" t="0" r="0" b="0"/>
+                              <a:pathLst/>
+                            </a:custGeom>
+                            <ask:type/>
+                          </ask:lineSketchStyleProps>
+                        </a:ext>
+                      </a:extLst>
+                    </a:ln>
+                    <a:extLst>
+                      <a:ext uri="{53640926-AAD7-44D8-BBD7-CCE9431645EC}">
+                        <a14:shadowObscured xmlns:a14="http://schemas.microsoft.com/office/drawing/2010/main"/>
+                      </a:ext>
+                    </a:extLst>
+                  </pic:spPr>
+                </pic:pic>
+              </a:graphicData>
+            </a:graphic>
+          </wp:inline>
+        </w:drawing>
+      </w:r>
+    </w:p>
+    <w:p>
+      <w:pPr>
+        <w:pStyle w:val="Ttulo4"/>
+      </w:pPr>
+      <w:r>
+        <w:lastRenderedPageBreak/>
+        <w:t xml:space="preserve">Casos de Uso Secundarios debido a </w:t>
+      </w:r>
+      <w:r>
+        <w:t>subpasos</w:t>
+      </w:r>
+    </w:p>
+    <w:p>
+      <w:pPr>
+        <w:jc w:val="both"/>
+      </w:pPr>
+      <w:r>
+        <w:t>Para determinar la existencia de un caso de uso hice lo siguiente:</w:t>
+      </w:r>
+    </w:p>
+    <w:p>
+      <w:pPr>
+        <w:jc w:val="both"/>
+      </w:pPr>
+      <w:r>
+        <w:t>Cuando en un caso de uso principal</w:t>
+      </w:r>
+      <w:r>
+        <w:t xml:space="preserve">, la acción directa del actor divide un paso en subpasos relacionados, es señal de que deberíamos sacar un caso secundario representando esa acción que genera subpasos. </w:t>
+      </w:r>
+    </w:p>
+    <w:p>
+      <w:pPr>
+        <w:jc w:val="both"/>
+      </w:pPr>
+      <w:r>
+        <w:t>Eso es lo que paso con el caso de uso “Actualizar Tratamientos del Paciente”.</w:t>
+      </w:r>
+    </w:p>
+    <w:p>
+      <w:pPr>
+        <w:jc w:val="both"/>
+      </w:pPr>
+      <w:r>
+        <w:drawing>
+          <wp:inline distT="0" distB="0" distL="0" distR="0" wp14:anchorId="4FD5645A" wp14:editId="3B892663">
+            <wp:extent cx="5400040" cy="884555"/>
+            <wp:effectExtent l="19050" t="19050" r="10160" b="10795"/>
+            <wp:docPr id="16" name="Imagen 16"/>
+            <wp:cNvGraphicFramePr>
+              <a:graphicFrameLocks xmlns:a="http://schemas.openxmlformats.org/drawingml/2006/main" noChangeAspect="1"/>
+            </wp:cNvGraphicFramePr>
+            <a:graphic xmlns:a="http://schemas.openxmlformats.org/drawingml/2006/main">
+              <a:graphicData uri="http://schemas.openxmlformats.org/drawingml/2006/picture">
+                <pic:pic xmlns:pic="http://schemas.openxmlformats.org/drawingml/2006/picture">
+                  <pic:nvPicPr>
+                    <pic:cNvPr id="1" name=""/>
+                    <pic:cNvPicPr/>
+                  </pic:nvPicPr>
+                  <pic:blipFill>
+                    <a:blip r:embed="rId12"/>
+                    <a:stretch>
+                      <a:fillRect/>
+                    </a:stretch>
+                  </pic:blipFill>
+                  <pic:spPr>
+                    <a:xfrm>
+                      <a:off x="0" y="0"/>
+                      <a:ext cx="5400040" cy="884555"/>
+                    </a:xfrm>
+                    <a:prstGeom prst="rect">
+                      <a:avLst/>
+                    </a:prstGeom>
+                    <a:ln>
+                      <a:solidFill>
+                        <a:schemeClr val="accent1"/>
+                      </a:solidFill>
+                    </a:ln>
+                  </pic:spPr>
+                </pic:pic>
+              </a:graphicData>
+            </a:graphic>
+          </wp:inline>
+        </w:drawing>
+      </w:r>
+    </w:p>
+    <w:p>
+      <w:pPr>
+        <w:pStyle w:val="Ttulo4"/>
+      </w:pPr>
+      <w:r>
+        <w:t xml:space="preserve">Casos de </w:t>
+      </w:r>
+      <w:r>
+        <w:t>U</w:t>
+      </w:r>
+      <w:r>
+        <w:t xml:space="preserve">so </w:t>
+      </w:r>
+      <w:r>
+        <w:t xml:space="preserve">Secundarios debido a </w:t>
+      </w:r>
+      <w:r>
+        <w:t>especialización</w:t>
+      </w:r>
+    </w:p>
+    <w:p>
+      <w:pPr>
+        <w:jc w:val="both"/>
+      </w:pPr>
+      <w:r>
+        <w:t>Para determinar la existencia de un caso de uso hice lo siguiente:</w:t>
+      </w:r>
+    </w:p>
+    <w:p>
+      <w:pPr>
+        <w:jc w:val="both"/>
+      </w:pPr>
+      <w:r>
+        <w:t xml:space="preserve">Cuando en un caso de uso principal hay </w:t>
+      </w:r>
+      <w:r>
+        <w:t>una elección donde</w:t>
+      </w:r>
+      <w:r>
+        <w:t>:</w:t>
+      </w:r>
+    </w:p>
+    <w:p>
+      <w:pPr>
+        <w:pStyle w:val="Prrafodelista"/>
+        <w:numPr>
+          <w:ilvl w:val="0"/>
+          <w:numId w:val="23"/>
+        </w:numPr>
+        <w:jc w:val="both"/>
+      </w:pPr>
+      <w:r>
+        <w:t>E</w:t>
+      </w:r>
+      <w:r>
+        <w:t>l</w:t>
+      </w:r>
+      <w:r>
+        <w:t xml:space="preserve"> </w:t>
+      </w:r>
+      <w:r>
+        <w:t>actor</w:t>
+      </w:r>
+      <w:r>
+        <w:t xml:space="preserve"> tiene 2 </w:t>
+      </w:r>
+      <w:r>
+        <w:t>o más</w:t>
+      </w:r>
+      <w:r>
+        <w:t xml:space="preserve"> rutas y solo puede elegir una</w:t>
+      </w:r>
+      <w:r>
+        <w:t xml:space="preserve">, diversificando el caso de uso </w:t>
+      </w:r>
+      <w:r>
+        <w:t>de forma significativa</w:t>
+      </w:r>
+      <w:r>
+        <w:t xml:space="preserve"> en varias ramas principales</w:t>
+      </w:r>
+      <w:r>
+        <w:t>.</w:t>
+      </w:r>
+    </w:p>
+    <w:p>
+      <w:pPr>
+        <w:jc w:val="both"/>
+      </w:pPr>
+      <w:r>
+        <w:t>E</w:t>
+      </w:r>
+      <w:r>
+        <w:t>s una señal de que deberíamos sacar casos de uso secundarios del caso de uso principal</w:t>
+      </w:r>
+      <w:r>
+        <w:t xml:space="preserve"> y relacionarlos con una relación de especialización</w:t>
+      </w:r>
+      <w:r>
+        <w:t>.</w:t>
+      </w:r>
+    </w:p>
+    <w:p>
+      <w:pPr>
+        <w:jc w:val="both"/>
+      </w:pPr>
+      <w:r>
+        <w:t>Es</w:t>
+      </w:r>
+      <w:r>
+        <w:t>o</w:t>
+      </w:r>
+      <w:r>
+        <w:t xml:space="preserve"> es lo que paso con del caso de uso “Traslado Paciente” con “Traslado Paciente otra Unidad” y “Traslado Paciente otro Hospital”.</w:t>
+      </w:r>
+    </w:p>
+    <w:p>
+      <w:pPr>
+        <w:jc w:val="both"/>
+      </w:pPr>
+      <w:r>
+        <w:t>Dónde los 2 casos de uso resultantes son una especi</w:t>
+      </w:r>
+      <w:r>
+        <w:t>alización</w:t>
+      </w:r>
+      <w:r>
+        <w:t xml:space="preserve"> del caso de uso principal.</w:t>
+      </w:r>
+    </w:p>
+    <w:p>
+      <w:r>
+        <w:drawing>
+          <wp:inline distT="0" distB="0" distL="0" distR="0" wp14:anchorId="1540C330" wp14:editId="04395CBF">
+            <wp:extent cx="5400040" cy="1838960"/>
+            <wp:effectExtent l="19050" t="19050" r="10160" b="27940"/>
+            <wp:docPr id="12" name="Imagen 12"/>
+            <wp:cNvGraphicFramePr>
+              <a:graphicFrameLocks xmlns:a="http://schemas.openxmlformats.org/drawingml/2006/main" noChangeAspect="1"/>
+            </wp:cNvGraphicFramePr>
+            <a:graphic xmlns:a="http://schemas.openxmlformats.org/drawingml/2006/main">
+              <a:graphicData uri="http://schemas.openxmlformats.org/drawingml/2006/picture">
+                <pic:pic xmlns:pic="http://schemas.openxmlformats.org/drawingml/2006/picture">
+                  <pic:nvPicPr>
+                    <pic:cNvPr id="1" name=""/>
+                    <pic:cNvPicPr/>
+                  </pic:nvPicPr>
+                  <pic:blipFill>
+                    <a:blip r:embed="rId13"/>
+                    <a:stretch>
+                      <a:fillRect/>
+                    </a:stretch>
+                  </pic:blipFill>
+                  <pic:spPr>
+                    <a:xfrm>
+                      <a:off x="0" y="0"/>
+                      <a:ext cx="5400040" cy="1838960"/>
+                    </a:xfrm>
+                    <a:prstGeom prst="rect">
+                      <a:avLst/>
+                    </a:prstGeom>
+                    <a:ln>
+                      <a:solidFill>
+                        <a:schemeClr val="accent1"/>
+                      </a:solidFill>
+                    </a:ln>
+                  </pic:spPr>
+                </pic:pic>
+              </a:graphicData>
+            </a:graphic>
+          </wp:inline>
+        </w:drawing>
+      </w:r>
+    </w:p>
+    <w:p/>
+    <w:p/>
+    <w:p/>
+    <w:p/>
+    <w:p>
+      <w:pPr>
+        <w:pStyle w:val="Ttulo4"/>
+      </w:pPr>
+      <w:r>
+        <w:lastRenderedPageBreak/>
+        <w:t>Casos de Uso</w:t>
+      </w:r>
+      <w:r>
+        <w:t xml:space="preserve"> Secundarios debido a uso común</w:t>
+      </w:r>
+    </w:p>
+    <w:p>
+      <w:r>
+        <w:t>Para determinar la existencia de un caso de uso hice lo siguiente:</w:t>
+      </w:r>
+    </w:p>
+    <w:p>
+      <w:r>
+        <w:t>Cuando en</w:t>
+      </w:r>
+      <w:r>
+        <w:t xml:space="preserve"> los pasos de 2 o más casos de uso, se repite varios pasos relacionados a la acción del actor sobre el sistema, es señal de que deberíamos sacar un caso de uso secundario relacionado a dichos casos de uso</w:t>
+      </w:r>
+      <w:r>
+        <w:t>.</w:t>
+      </w:r>
+    </w:p>
+    <w:p>
+      <w:r>
+        <w:t>Eso es lo que pasa con los casos de uso “Consultar Información Paciente” y “Traslado Paciente otra Unidad”.</w:t>
+      </w:r>
+    </w:p>
+    <w:p>
+      <w:r>
+        <w:drawing>
+          <wp:inline distT="0" distB="0" distL="0" distR="0" wp14:anchorId="3BA1AA8B" wp14:editId="36EBAFC9">
+            <wp:extent cx="5400040" cy="2357120"/>
+            <wp:effectExtent l="19050" t="19050" r="10160" b="24130"/>
+            <wp:docPr id="13" name="Imagen 13"/>
+            <wp:cNvGraphicFramePr>
+              <a:graphicFrameLocks xmlns:a="http://schemas.openxmlformats.org/drawingml/2006/main" noChangeAspect="1"/>
+            </wp:cNvGraphicFramePr>
+            <a:graphic xmlns:a="http://schemas.openxmlformats.org/drawingml/2006/main">
+              <a:graphicData uri="http://schemas.openxmlformats.org/drawingml/2006/picture">
+                <pic:pic xmlns:pic="http://schemas.openxmlformats.org/drawingml/2006/picture">
+                  <pic:nvPicPr>
+                    <pic:cNvPr id="1" name=""/>
+                    <pic:cNvPicPr/>
+                  </pic:nvPicPr>
+                  <pic:blipFill>
+                    <a:blip r:embed="rId14"/>
+                    <a:stretch>
+                      <a:fillRect/>
+                    </a:stretch>
+                  </pic:blipFill>
+                  <pic:spPr>
+                    <a:xfrm>
+                      <a:off x="0" y="0"/>
+                      <a:ext cx="5400040" cy="2357120"/>
+                    </a:xfrm>
+                    <a:prstGeom prst="rect">
+                      <a:avLst/>
+                    </a:prstGeom>
+                    <a:ln>
+                      <a:solidFill>
+                        <a:schemeClr val="accent1"/>
+                      </a:solidFill>
+                    </a:ln>
+                  </pic:spPr>
+                </pic:pic>
+              </a:graphicData>
+            </a:graphic>
+          </wp:inline>
+        </w:drawing>
+      </w:r>
+    </w:p>
+    <w:p>
+      <w:r>
+        <w:t xml:space="preserve">En el caso de “Traslado Paciente otra Unidad”, aparte de ser un paso común entre 2 casos de uso principales, también es una especialización de uno de esos 2 caso de uso </w:t>
+      </w:r>
+      <w:r>
+        <w:t>principales</w:t>
+      </w:r>
+      <w:r>
+        <w:t>.</w:t>
+      </w:r>
+    </w:p>
+    <w:p/>
+    <w:p/>
+    <w:p/>
+    <w:p/>
+    <w:p/>
+    <w:p/>
+    <w:p/>
+    <w:p/>
+    <w:p/>
+    <w:p/>
+    <w:p/>
+    <w:p/>
+    <w:p/>
+    <w:p>
+      <w:pPr>
+        <w:pStyle w:val="Ttulo3"/>
+      </w:pPr>
+      <w:r>
+        <w:lastRenderedPageBreak/>
+        <w:t>Relaciones entre Casos de Uso</w:t>
+      </w:r>
+    </w:p>
+    <w:p>
+      <w:pPr>
+        <w:pStyle w:val="Ttulo4"/>
+      </w:pPr>
+      <w:r>
+        <w:t>Relaciones &lt;&lt;Include&gt;&gt;</w:t>
+      </w:r>
+    </w:p>
+    <w:p>
+      <w:pPr>
+        <w:jc w:val="both"/>
+      </w:pPr>
+      <w:r>
+        <w:t xml:space="preserve">Una relación &lt;&lt;Include&gt;&gt; marca que un caso de uso usa si o si otro. </w:t>
+      </w:r>
+    </w:p>
+    <w:p>
+      <w:pPr>
+        <w:jc w:val="both"/>
+      </w:pPr>
+      <w:r>
+        <w:t>Un caso de uso secundario no es más que un paso dentro de otro caso de uso, si un paso es obligatorio ¿Por qué habría que separarlo del caso de uso principal?, esto estos pasos obligatorios lo comparten varios casos de uso.</w:t>
+      </w:r>
+    </w:p>
+    <w:p>
+      <w:pPr>
+        <w:jc w:val="both"/>
+      </w:pPr>
+      <w:r>
+        <w:t>Este caso descrito es lo que pasa con la relación entre el caso de uso “Asignar Paciente” y “Traslado Paciente otra Unidad”.</w:t>
+      </w:r>
+    </w:p>
+    <w:p>
+      <w:pPr>
+        <w:jc w:val="both"/>
+      </w:pPr>
+      <w:r>
+        <w:t>“Traslado Paciente otra Unidad” que es un paso obligatorio no tendría por qué estar separado, pero como es un paso común en varios casos de uso, se le separa y se le marca con una relación &lt;&lt;include&gt;&gt;.</w:t>
+      </w:r>
+    </w:p>
+    <w:p>
+      <w:pPr>
+        <w:jc w:val="both"/>
+      </w:pPr>
+      <w:r>
+        <w:drawing>
+          <wp:inline distT="0" distB="0" distL="0" distR="0" wp14:anchorId="78138339" wp14:editId="6E565C13">
+            <wp:extent cx="5400040" cy="1198880"/>
+            <wp:effectExtent l="19050" t="19050" r="10160" b="20320"/>
+            <wp:docPr id="11" name="Imagen 11"/>
+            <wp:cNvGraphicFramePr>
+              <a:graphicFrameLocks xmlns:a="http://schemas.openxmlformats.org/drawingml/2006/main" noChangeAspect="1"/>
+            </wp:cNvGraphicFramePr>
+            <a:graphic xmlns:a="http://schemas.openxmlformats.org/drawingml/2006/main">
+              <a:graphicData uri="http://schemas.openxmlformats.org/drawingml/2006/picture">
+                <pic:pic xmlns:pic="http://schemas.openxmlformats.org/drawingml/2006/picture">
+                  <pic:nvPicPr>
+                    <pic:cNvPr id="1" name=""/>
+                    <pic:cNvPicPr/>
+                  </pic:nvPicPr>
+                  <pic:blipFill>
+                    <a:blip r:embed="rId15"/>
+                    <a:stretch>
+                      <a:fillRect/>
+                    </a:stretch>
+                  </pic:blipFill>
+                  <pic:spPr>
+                    <a:xfrm>
+                      <a:off x="0" y="0"/>
+                      <a:ext cx="5400040" cy="1198880"/>
+                    </a:xfrm>
+                    <a:prstGeom prst="rect">
+                      <a:avLst/>
+                    </a:prstGeom>
+                    <a:ln>
+                      <a:solidFill>
+                        <a:schemeClr val="accent1"/>
+                      </a:solidFill>
+                    </a:ln>
+                  </pic:spPr>
+                </pic:pic>
+              </a:graphicData>
+            </a:graphic>
+          </wp:inline>
+        </w:drawing>
+      </w:r>
+    </w:p>
+    <w:p>
+      <w:pPr>
+        <w:pStyle w:val="Ttulo4"/>
+        <w:jc w:val="both"/>
+      </w:pPr>
+      <w:r>
+        <w:t>Relaciones &lt;&lt;extend&gt;&gt;</w:t>
+      </w:r>
+    </w:p>
+    <w:p>
+      <w:pPr>
+        <w:jc w:val="both"/>
+      </w:pPr>
+      <w:r>
+        <w:t>Una relación &lt;&lt;extend&gt;&gt; marca que un caso de uso puede opcionalmente usar a otro.</w:t>
+      </w:r>
+    </w:p>
+    <w:p>
+      <w:pPr>
+        <w:jc w:val="both"/>
+      </w:pPr>
+      <w:r>
+        <w:t>Un caso de uso secundario no es más que un paso dentro de otro caso de uso, puede ocurrir que un paso opcional</w:t>
+      </w:r>
+      <w:r>
+        <w:t xml:space="preserve"> genere subpasos dentro del caso de uso principal, la decisión es sacar un caso de uso de ello y, al ser opcional, marcarlo con &lt;&lt;extend&gt;&gt;.</w:t>
+      </w:r>
+    </w:p>
+    <w:p>
+      <w:pPr>
+        <w:jc w:val="both"/>
+      </w:pPr>
+      <w:r>
+        <w:t>Eso es lo que ocurre con el caso de uso “Actualizar Tratamientos del Paciente”.</w:t>
+      </w:r>
+    </w:p>
+    <w:p>
+      <w:pPr>
+        <w:jc w:val="both"/>
+      </w:pPr>
+      <w:r>
+        <w:drawing>
+          <wp:inline distT="0" distB="0" distL="0" distR="0" wp14:anchorId="211C502A" wp14:editId="6B0E5CE6">
+            <wp:extent cx="5400040" cy="885825"/>
+            <wp:effectExtent l="19050" t="19050" r="10160" b="28575"/>
+            <wp:docPr id="22" name="Imagen 22"/>
+            <wp:cNvGraphicFramePr>
+              <a:graphicFrameLocks xmlns:a="http://schemas.openxmlformats.org/drawingml/2006/main" noChangeAspect="1"/>
+            </wp:cNvGraphicFramePr>
+            <a:graphic xmlns:a="http://schemas.openxmlformats.org/drawingml/2006/main">
+              <a:graphicData uri="http://schemas.openxmlformats.org/drawingml/2006/picture">
+                <pic:pic xmlns:pic="http://schemas.openxmlformats.org/drawingml/2006/picture">
+                  <pic:nvPicPr>
+                    <pic:cNvPr id="1" name=""/>
+                    <pic:cNvPicPr/>
+                  </pic:nvPicPr>
+                  <pic:blipFill>
+                    <a:blip r:embed="rId16"/>
+                    <a:stretch>
+                      <a:fillRect/>
+                    </a:stretch>
+                  </pic:blipFill>
+                  <pic:spPr>
+                    <a:xfrm>
+                      <a:off x="0" y="0"/>
+                      <a:ext cx="5400040" cy="885825"/>
+                    </a:xfrm>
+                    <a:prstGeom prst="rect">
+                      <a:avLst/>
+                    </a:prstGeom>
+                    <a:ln>
+                      <a:solidFill>
+                        <a:schemeClr val="accent1"/>
+                      </a:solidFill>
+                    </a:ln>
+                  </pic:spPr>
+                </pic:pic>
+              </a:graphicData>
+            </a:graphic>
+          </wp:inline>
+        </w:drawing>
+      </w:r>
+    </w:p>
+    <w:p>
+      <w:pPr>
+        <w:jc w:val="both"/>
+      </w:pPr>
+    </w:p>
+    <w:p>
+      <w:pPr>
+        <w:jc w:val="both"/>
+      </w:pPr>
+    </w:p>
+    <w:p>
+      <w:pPr>
+        <w:jc w:val="both"/>
+      </w:pPr>
+    </w:p>
+    <w:p>
+      <w:pPr>
+        <w:jc w:val="both"/>
+      </w:pPr>
+    </w:p>
+    <w:p>
+      <w:pPr>
+        <w:jc w:val="both"/>
+      </w:pPr>
+    </w:p>
+    <w:p>
+      <w:pPr>
+        <w:jc w:val="both"/>
+      </w:pPr>
+    </w:p>
+    <w:p>
+      <w:pPr>
+        <w:jc w:val="both"/>
+      </w:pPr>
+      <w:r>
+        <w:lastRenderedPageBreak/>
+        <w:t>También puede ocurrir lo del caso de uso “Consultar Información”, como 2 casos de uso usan la misma serie de pasos, se</w:t>
+      </w:r>
+      <w:r>
+        <w:t xml:space="preserve"> saca un caso de uso como resultado, además, como ese uso era opcional, se marca &lt;&lt;extend&gt;&gt; en la relación.</w:t>
+      </w:r>
+    </w:p>
+    <w:p>
+      <w:pPr>
+        <w:jc w:val="both"/>
+      </w:pPr>
+      <w:r>
+        <w:drawing>
+          <wp:inline distT="0" distB="0" distL="0" distR="0" wp14:anchorId="6676797C" wp14:editId="6BFCC64E">
+            <wp:extent cx="5400040" cy="2357120"/>
+            <wp:effectExtent l="19050" t="19050" r="10160" b="24130"/>
+            <wp:docPr id="23" name="Imagen 23"/>
+            <wp:cNvGraphicFramePr>
+              <a:graphicFrameLocks xmlns:a="http://schemas.openxmlformats.org/drawingml/2006/main" noChangeAspect="1"/>
+            </wp:cNvGraphicFramePr>
+            <a:graphic xmlns:a="http://schemas.openxmlformats.org/drawingml/2006/main">
+              <a:graphicData uri="http://schemas.openxmlformats.org/drawingml/2006/picture">
+                <pic:pic xmlns:pic="http://schemas.openxmlformats.org/drawingml/2006/picture">
+                  <pic:nvPicPr>
+                    <pic:cNvPr id="1" name=""/>
+                    <pic:cNvPicPr/>
+                  </pic:nvPicPr>
+                  <pic:blipFill>
+                    <a:blip r:embed="rId14"/>
+                    <a:stretch>
+                      <a:fillRect/>
+                    </a:stretch>
+                  </pic:blipFill>
+                  <pic:spPr>
+                    <a:xfrm>
+                      <a:off x="0" y="0"/>
+                      <a:ext cx="5400040" cy="2357120"/>
+                    </a:xfrm>
+                    <a:prstGeom prst="rect">
+                      <a:avLst/>
+                    </a:prstGeom>
+                    <a:ln>
+                      <a:solidFill>
+                        <a:schemeClr val="accent1"/>
+                      </a:solidFill>
+                    </a:ln>
+                  </pic:spPr>
+                </pic:pic>
+              </a:graphicData>
+            </a:graphic>
+          </wp:inline>
+        </w:drawing>
+      </w:r>
+    </w:p>
+    <w:p>
+      <w:pPr>
+        <w:jc w:val="both"/>
+      </w:pPr>
+    </w:p>
     <w:sectPr>
-      <w:footerReference w:type="default" r:id="rId11"/>
+      <w:footerReference w:type="default" r:id="rId17"/>
       <w:pgSz w:w="11906" w:h="16838"/>
       <w:pgMar w:top="1417" w:right="1701" w:bottom="1417" w:left="1701" w:header="708" w:footer="708" w:gutter="0"/>
       <w:pgBorders w:offsetFrom="page">
@@ -5697,6 +7250,119 @@
 <file path=word/numbering.xml><?xml version="1.0" encoding="utf-8"?>
 <w:numbering xmlns:wpc="http://schemas.microsoft.com/office/word/2010/wordprocessingCanvas" xmlns:cx="http://schemas.microsoft.com/office/drawing/2014/chartex" xmlns:cx1="http://schemas.microsoft.com/office/drawing/2015/9/8/chartex" xmlns:cx2="http://schemas.microsoft.com/office/drawing/2015/10/21/chartex" xmlns:cx3="http://schemas.microsoft.com/office/drawing/2016/5/9/chartex" xmlns:cx4="http://schemas.microsoft.com/office/drawing/2016/5/10/chartex" xmlns:cx5="http://schemas.microsoft.com/office/drawing/2016/5/11/chartex" xmlns:cx6="http://schemas.microsoft.com/office/drawing/2016/5/12/chartex" xmlns:cx7="http://schemas.microsoft.com/office/drawing/2016/5/13/chartex" xmlns:cx8="http://schemas.microsoft.com/office/drawing/2016/5/14/chartex" xmlns:mc="http://schemas.openxmlformats.org/markup-compatibility/2006" xmlns:aink="http://schemas.microsoft.com/office/drawing/2016/ink" xmlns:am3d="http://schemas.microsoft.com/office/drawing/2017/model3d" xmlns:o="urn:schemas-microsoft-com:office:office" xmlns:oel="http://schemas.microsoft.com/office/2019/extlst" xmlns:r="http://schemas.openxmlformats.org/officeDocument/2006/relationships" xmlns:m="http://schemas.openxmlformats.org/officeDocument/2006/math" xmlns:v="urn:schemas-microsoft-com:vml" xmlns:wp14="http://schemas.microsoft.com/office/word/2010/wordprocessingDrawing" xmlns:wp="http://schemas.openxmlformats.org/drawingml/2006/wordprocessingDrawing" xmlns:w10="urn:schemas-microsoft-com:office:word" xmlns:w="http://schemas.openxmlformats.org/wordprocessingml/2006/main" xmlns:w14="http://schemas.microsoft.com/office/word/2010/wordml" xmlns:w15="http://schemas.microsoft.com/office/word/2012/wordml" xmlns:w16cex="http://schemas.microsoft.com/office/word/2018/wordml/cex" xmlns:w16cid="http://schemas.microsoft.com/office/word/2016/wordml/cid" xmlns:w16="http://schemas.microsoft.com/office/word/2018/wordml" xmlns:w16sdtdh="http://schemas.microsoft.com/office/word/2020/wordml/sdtdatahash" xmlns:w16se="http://schemas.microsoft.com/office/word/2015/wordml/symex" xmlns:wpg="http://schemas.microsoft.com/office/word/2010/wordprocessingGroup" xmlns:wpi="http://schemas.microsoft.com/office/word/2010/wordprocessingInk" xmlns:wne="http://schemas.microsoft.com/office/word/2006/wordml" xmlns:wps="http://schemas.microsoft.com/office/word/2010/wordprocessingShape" mc:Ignorable="w14 w15 w16se w16cid w16 w16cex w16sdtdh wp14">
   <w:abstractNum w:abstractNumId="0" w15:restartNumberingAfterBreak="0">
+    <w:nsid w:val="0D227D4B"/>
+    <w:multiLevelType w:val="hybridMultilevel"/>
+    <w:tmpl w:val="DB2CB690"/>
+    <w:lvl w:ilvl="0" w:tplc="0C0A0001">
+      <w:start w:val="1"/>
+      <w:numFmt w:val="bullet"/>
+      <w:lvlText w:val=""/>
+      <w:lvlJc w:val="left"/>
+      <w:pPr>
+        <w:ind w:left="360" w:hanging="360"/>
+      </w:pPr>
+      <w:rPr>
+        <w:rFonts w:ascii="Symbol" w:hAnsi="Symbol" w:hint="default"/>
+      </w:rPr>
+    </w:lvl>
+    <w:lvl w:ilvl="1" w:tplc="0C0A0003" w:tentative="1">
+      <w:start w:val="1"/>
+      <w:numFmt w:val="bullet"/>
+      <w:lvlText w:val="o"/>
+      <w:lvlJc w:val="left"/>
+      <w:pPr>
+        <w:ind w:left="1080" w:hanging="360"/>
+      </w:pPr>
+      <w:rPr>
+        <w:rFonts w:ascii="Courier New" w:hAnsi="Courier New" w:cs="Courier New" w:hint="default"/>
+      </w:rPr>
+    </w:lvl>
+    <w:lvl w:ilvl="2" w:tplc="0C0A0005" w:tentative="1">
+      <w:start w:val="1"/>
+      <w:numFmt w:val="bullet"/>
+      <w:lvlText w:val=""/>
+      <w:lvlJc w:val="left"/>
+      <w:pPr>
+        <w:ind w:left="1800" w:hanging="360"/>
+      </w:pPr>
+      <w:rPr>
+        <w:rFonts w:ascii="Wingdings" w:hAnsi="Wingdings" w:hint="default"/>
+      </w:rPr>
+    </w:lvl>
+    <w:lvl w:ilvl="3" w:tplc="0C0A0001" w:tentative="1">
+      <w:start w:val="1"/>
+      <w:numFmt w:val="bullet"/>
+      <w:lvlText w:val=""/>
+      <w:lvlJc w:val="left"/>
+      <w:pPr>
+        <w:ind w:left="2520" w:hanging="360"/>
+      </w:pPr>
+      <w:rPr>
+        <w:rFonts w:ascii="Symbol" w:hAnsi="Symbol" w:hint="default"/>
+      </w:rPr>
+    </w:lvl>
+    <w:lvl w:ilvl="4" w:tplc="0C0A0003" w:tentative="1">
+      <w:start w:val="1"/>
+      <w:numFmt w:val="bullet"/>
+      <w:lvlText w:val="o"/>
+      <w:lvlJc w:val="left"/>
+      <w:pPr>
+        <w:ind w:left="3240" w:hanging="360"/>
+      </w:pPr>
+      <w:rPr>
+        <w:rFonts w:ascii="Courier New" w:hAnsi="Courier New" w:cs="Courier New" w:hint="default"/>
+      </w:rPr>
+    </w:lvl>
+    <w:lvl w:ilvl="5" w:tplc="0C0A0005" w:tentative="1">
+      <w:start w:val="1"/>
+      <w:numFmt w:val="bullet"/>
+      <w:lvlText w:val=""/>
+      <w:lvlJc w:val="left"/>
+      <w:pPr>
+        <w:ind w:left="3960" w:hanging="360"/>
+      </w:pPr>
+      <w:rPr>
+        <w:rFonts w:ascii="Wingdings" w:hAnsi="Wingdings" w:hint="default"/>
+      </w:rPr>
+    </w:lvl>
+    <w:lvl w:ilvl="6" w:tplc="0C0A0001" w:tentative="1">
+      <w:start w:val="1"/>
+      <w:numFmt w:val="bullet"/>
+      <w:lvlText w:val=""/>
+      <w:lvlJc w:val="left"/>
+      <w:pPr>
+        <w:ind w:left="4680" w:hanging="360"/>
+      </w:pPr>
+      <w:rPr>
+        <w:rFonts w:ascii="Symbol" w:hAnsi="Symbol" w:hint="default"/>
+      </w:rPr>
+    </w:lvl>
+    <w:lvl w:ilvl="7" w:tplc="0C0A0003" w:tentative="1">
+      <w:start w:val="1"/>
+      <w:numFmt w:val="bullet"/>
+      <w:lvlText w:val="o"/>
+      <w:lvlJc w:val="left"/>
+      <w:pPr>
+        <w:ind w:left="5400" w:hanging="360"/>
+      </w:pPr>
+      <w:rPr>
+        <w:rFonts w:ascii="Courier New" w:hAnsi="Courier New" w:cs="Courier New" w:hint="default"/>
+      </w:rPr>
+    </w:lvl>
+    <w:lvl w:ilvl="8" w:tplc="0C0A0005" w:tentative="1">
+      <w:start w:val="1"/>
+      <w:numFmt w:val="bullet"/>
+      <w:lvlText w:val=""/>
+      <w:lvlJc w:val="left"/>
+      <w:pPr>
+        <w:ind w:left="6120" w:hanging="360"/>
+      </w:pPr>
+      <w:rPr>
+        <w:rFonts w:ascii="Wingdings" w:hAnsi="Wingdings" w:hint="default"/>
+      </w:rPr>
+    </w:lvl>
+  </w:abstractNum>
+  <w:abstractNum w:abstractNumId="1" w15:restartNumberingAfterBreak="0">
     <w:nsid w:val="13E2731F"/>
     <w:multiLevelType w:val="hybridMultilevel"/>
     <w:tmpl w:val="C7D49EC6"/>
@@ -5809,7 +7475,7 @@
       </w:rPr>
     </w:lvl>
   </w:abstractNum>
-  <w:abstractNum w:abstractNumId="1" w15:restartNumberingAfterBreak="0">
+  <w:abstractNum w:abstractNumId="2" w15:restartNumberingAfterBreak="0">
     <w:nsid w:val="25A721A0"/>
     <w:multiLevelType w:val="hybridMultilevel"/>
     <w:tmpl w:val="5B96E3D0"/>
@@ -5922,7 +7588,7 @@
       </w:rPr>
     </w:lvl>
   </w:abstractNum>
-  <w:abstractNum w:abstractNumId="2" w15:restartNumberingAfterBreak="0">
+  <w:abstractNum w:abstractNumId="3" w15:restartNumberingAfterBreak="0">
     <w:nsid w:val="275D601C"/>
     <w:multiLevelType w:val="hybridMultilevel"/>
     <w:tmpl w:val="A8B0ED7E"/>
@@ -6035,7 +7701,7 @@
       </w:rPr>
     </w:lvl>
   </w:abstractNum>
-  <w:abstractNum w:abstractNumId="3" w15:restartNumberingAfterBreak="0">
+  <w:abstractNum w:abstractNumId="4" w15:restartNumberingAfterBreak="0">
     <w:nsid w:val="2A9E25C7"/>
     <w:multiLevelType w:val="hybridMultilevel"/>
     <w:tmpl w:val="AC34DB3A"/>
@@ -6125,7 +7791,7 @@
       </w:pPr>
     </w:lvl>
   </w:abstractNum>
-  <w:abstractNum w:abstractNumId="4" w15:restartNumberingAfterBreak="0">
+  <w:abstractNum w:abstractNumId="5" w15:restartNumberingAfterBreak="0">
     <w:nsid w:val="320F1660"/>
     <w:multiLevelType w:val="hybridMultilevel"/>
     <w:tmpl w:val="18EA2C56"/>
@@ -6238,7 +7904,7 @@
       </w:rPr>
     </w:lvl>
   </w:abstractNum>
-  <w:abstractNum w:abstractNumId="5" w15:restartNumberingAfterBreak="0">
+  <w:abstractNum w:abstractNumId="6" w15:restartNumberingAfterBreak="0">
     <w:nsid w:val="36005D6E"/>
     <w:multiLevelType w:val="hybridMultilevel"/>
     <w:tmpl w:val="37368146"/>
@@ -6351,7 +8017,7 @@
       </w:rPr>
     </w:lvl>
   </w:abstractNum>
-  <w:abstractNum w:abstractNumId="6" w15:restartNumberingAfterBreak="0">
+  <w:abstractNum w:abstractNumId="7" w15:restartNumberingAfterBreak="0">
     <w:nsid w:val="615A12E5"/>
     <w:multiLevelType w:val="hybridMultilevel"/>
     <w:tmpl w:val="1F4E46E8"/>
@@ -6464,7 +8130,7 @@
       </w:rPr>
     </w:lvl>
   </w:abstractNum>
-  <w:abstractNum w:abstractNumId="7" w15:restartNumberingAfterBreak="0">
+  <w:abstractNum w:abstractNumId="8" w15:restartNumberingAfterBreak="0">
     <w:nsid w:val="6A034D38"/>
     <w:multiLevelType w:val="hybridMultilevel"/>
     <w:tmpl w:val="B50E7A38"/>
@@ -6577,7 +8243,7 @@
       </w:rPr>
     </w:lvl>
   </w:abstractNum>
-  <w:abstractNum w:abstractNumId="8" w15:restartNumberingAfterBreak="0">
+  <w:abstractNum w:abstractNumId="9" w15:restartNumberingAfterBreak="0">
     <w:nsid w:val="6C4C6EEC"/>
     <w:multiLevelType w:val="hybridMultilevel"/>
     <w:tmpl w:val="11868D88"/>
@@ -6690,7 +8356,7 @@
       </w:rPr>
     </w:lvl>
   </w:abstractNum>
-  <w:abstractNum w:abstractNumId="9" w15:restartNumberingAfterBreak="0">
+  <w:abstractNum w:abstractNumId="10" w15:restartNumberingAfterBreak="0">
     <w:nsid w:val="7E5979B7"/>
     <w:multiLevelType w:val="hybridMultilevel"/>
     <w:tmpl w:val="46D6D0BA"/>
@@ -6804,103 +8470,106 @@
     </w:lvl>
   </w:abstractNum>
   <w:num w:numId="1" w16cid:durableId="1776972621">
-    <w:abstractNumId w:val="0"/>
+    <w:abstractNumId w:val="1"/>
   </w:num>
   <w:num w:numId="2" w16cid:durableId="785199316">
-    <w:abstractNumId w:val="6"/>
+    <w:abstractNumId w:val="7"/>
   </w:num>
   <w:num w:numId="3" w16cid:durableId="1034815384">
-    <w:abstractNumId w:val="9"/>
+    <w:abstractNumId w:val="10"/>
   </w:num>
   <w:num w:numId="4" w16cid:durableId="2094232998">
-    <w:abstractNumId w:val="1"/>
+    <w:abstractNumId w:val="2"/>
   </w:num>
   <w:num w:numId="5" w16cid:durableId="595942021">
-    <w:abstractNumId w:val="3"/>
+    <w:abstractNumId w:val="4"/>
   </w:num>
   <w:num w:numId="6" w16cid:durableId="30696377">
-    <w:abstractNumId w:val="3"/>
+    <w:abstractNumId w:val="4"/>
     <w:lvlOverride w:ilvl="0">
       <w:startOverride w:val="1"/>
     </w:lvlOverride>
   </w:num>
   <w:num w:numId="7" w16cid:durableId="1497454434">
-    <w:abstractNumId w:val="3"/>
+    <w:abstractNumId w:val="4"/>
     <w:lvlOverride w:ilvl="0">
       <w:startOverride w:val="1"/>
     </w:lvlOverride>
   </w:num>
   <w:num w:numId="8" w16cid:durableId="1955400455">
-    <w:abstractNumId w:val="3"/>
+    <w:abstractNumId w:val="4"/>
     <w:lvlOverride w:ilvl="0">
       <w:startOverride w:val="1"/>
     </w:lvlOverride>
   </w:num>
   <w:num w:numId="9" w16cid:durableId="1289239669">
-    <w:abstractNumId w:val="3"/>
+    <w:abstractNumId w:val="4"/>
   </w:num>
   <w:num w:numId="10" w16cid:durableId="1924872436">
-    <w:abstractNumId w:val="3"/>
+    <w:abstractNumId w:val="4"/>
     <w:lvlOverride w:ilvl="0">
       <w:startOverride w:val="1"/>
     </w:lvlOverride>
   </w:num>
   <w:num w:numId="11" w16cid:durableId="1077289320">
-    <w:abstractNumId w:val="3"/>
+    <w:abstractNumId w:val="4"/>
     <w:lvlOverride w:ilvl="0">
       <w:startOverride w:val="1"/>
     </w:lvlOverride>
   </w:num>
   <w:num w:numId="12" w16cid:durableId="2076706517">
-    <w:abstractNumId w:val="3"/>
+    <w:abstractNumId w:val="4"/>
     <w:lvlOverride w:ilvl="0">
       <w:startOverride w:val="1"/>
     </w:lvlOverride>
   </w:num>
   <w:num w:numId="13" w16cid:durableId="1978993480">
-    <w:abstractNumId w:val="3"/>
+    <w:abstractNumId w:val="4"/>
     <w:lvlOverride w:ilvl="0">
       <w:startOverride w:val="1"/>
     </w:lvlOverride>
   </w:num>
   <w:num w:numId="14" w16cid:durableId="1284845735">
-    <w:abstractNumId w:val="3"/>
+    <w:abstractNumId w:val="4"/>
     <w:lvlOverride w:ilvl="0">
       <w:startOverride w:val="1"/>
     </w:lvlOverride>
   </w:num>
   <w:num w:numId="15" w16cid:durableId="295377968">
-    <w:abstractNumId w:val="3"/>
+    <w:abstractNumId w:val="4"/>
     <w:lvlOverride w:ilvl="0">
       <w:startOverride w:val="1"/>
     </w:lvlOverride>
   </w:num>
   <w:num w:numId="16" w16cid:durableId="1245333001">
-    <w:abstractNumId w:val="3"/>
+    <w:abstractNumId w:val="4"/>
     <w:lvlOverride w:ilvl="0">
       <w:startOverride w:val="1"/>
     </w:lvlOverride>
   </w:num>
   <w:num w:numId="17" w16cid:durableId="202064803">
-    <w:abstractNumId w:val="3"/>
+    <w:abstractNumId w:val="4"/>
     <w:lvlOverride w:ilvl="0">
       <w:startOverride w:val="1"/>
     </w:lvlOverride>
   </w:num>
   <w:num w:numId="18" w16cid:durableId="1607270865">
+    <w:abstractNumId w:val="9"/>
+  </w:num>
+  <w:num w:numId="19" w16cid:durableId="2009819921">
+    <w:abstractNumId w:val="6"/>
+  </w:num>
+  <w:num w:numId="20" w16cid:durableId="410663188">
     <w:abstractNumId w:val="8"/>
   </w:num>
-  <w:num w:numId="19" w16cid:durableId="2009819921">
+  <w:num w:numId="21" w16cid:durableId="1981298628">
+    <w:abstractNumId w:val="3"/>
+  </w:num>
+  <w:num w:numId="22" w16cid:durableId="1871185921">
     <w:abstractNumId w:val="5"/>
   </w:num>
-  <w:num w:numId="20" w16cid:durableId="410663188">
-    <w:abstractNumId w:val="7"/>
-  </w:num>
-  <w:num w:numId="21" w16cid:durableId="1981298628">
-    <w:abstractNumId w:val="2"/>
-  </w:num>
-  <w:num w:numId="22" w16cid:durableId="1871185921">
-    <w:abstractNumId w:val="4"/>
+  <w:num w:numId="23" w16cid:durableId="457187096">
+    <w:abstractNumId w:val="0"/>
   </w:num>
   <w:numIdMacAtCleanup w:val="20"/>
 </w:numbering>

--- a/documentacion/Diagrama de Casos de Uso/PROYECTO-RETO – Diagrama-Casos-De-Uso _ Grupo2.docx
+++ b/documentacion/Diagrama de Casos de Uso/PROYECTO-RETO – Diagrama-Casos-De-Uso _ Grupo2.docx
@@ -116,7 +116,29 @@
                                     <w:sz w:val="24"/>
                                     <w:szCs w:val="24"/>
                                   </w:rPr>
-                                  <w:t>Diana Rodriguez Pinillos</w:t>
+                                  <w:t xml:space="preserve">Diana </w:t>
+                                </w:r>
+                                <w:proofErr w:type="spellStart"/>
+                                <w:r>
+                                  <w:rPr>
+                                    <w:rFonts w:ascii="Calisto MT" w:hAnsi="Calisto MT"/>
+                                    <w:b/>
+                                    <w:bCs/>
+                                    <w:sz w:val="24"/>
+                                    <w:szCs w:val="24"/>
+                                  </w:rPr>
+                                  <w:t>Rodriguez</w:t>
+                                </w:r>
+                                <w:proofErr w:type="spellEnd"/>
+                                <w:r>
+                                  <w:rPr>
+                                    <w:rFonts w:ascii="Calisto MT" w:hAnsi="Calisto MT"/>
+                                    <w:b/>
+                                    <w:bCs/>
+                                    <w:sz w:val="24"/>
+                                    <w:szCs w:val="24"/>
+                                  </w:rPr>
+                                  <w:t xml:space="preserve"> Pinillos</w:t>
                                 </w:r>
                               </w:p>
                               <w:p>
@@ -138,8 +160,42 @@
                                     <w:sz w:val="24"/>
                                     <w:szCs w:val="24"/>
                                   </w:rPr>
-                                  <w:t>Alex Andrei Stoica</w:t>
+                                  <w:t xml:space="preserve">Alex </w:t>
                                 </w:r>
+                                <w:proofErr w:type="spellStart"/>
+                                <w:r>
+                                  <w:rPr>
+                                    <w:rFonts w:ascii="Calisto MT" w:hAnsi="Calisto MT"/>
+                                    <w:b/>
+                                    <w:bCs/>
+                                    <w:sz w:val="24"/>
+                                    <w:szCs w:val="24"/>
+                                  </w:rPr>
+                                  <w:t>Andrei</w:t>
+                                </w:r>
+                                <w:proofErr w:type="spellEnd"/>
+                                <w:r>
+                                  <w:rPr>
+                                    <w:rFonts w:ascii="Calisto MT" w:hAnsi="Calisto MT"/>
+                                    <w:b/>
+                                    <w:bCs/>
+                                    <w:sz w:val="24"/>
+                                    <w:szCs w:val="24"/>
+                                  </w:rPr>
+                                  <w:t xml:space="preserve"> </w:t>
+                                </w:r>
+                                <w:proofErr w:type="spellStart"/>
+                                <w:r>
+                                  <w:rPr>
+                                    <w:rFonts w:ascii="Calisto MT" w:hAnsi="Calisto MT"/>
+                                    <w:b/>
+                                    <w:bCs/>
+                                    <w:sz w:val="24"/>
+                                    <w:szCs w:val="24"/>
+                                  </w:rPr>
+                                  <w:t>Stoica</w:t>
+                                </w:r>
+                                <w:proofErr w:type="spellEnd"/>
                               </w:p>
                               <w:p>
                                 <w:pPr>
@@ -245,7 +301,29 @@
                               <w:sz w:val="24"/>
                               <w:szCs w:val="24"/>
                             </w:rPr>
-                            <w:t>Diana Rodriguez Pinillos</w:t>
+                            <w:t xml:space="preserve">Diana </w:t>
+                          </w:r>
+                          <w:proofErr w:type="spellStart"/>
+                          <w:r>
+                            <w:rPr>
+                              <w:rFonts w:ascii="Calisto MT" w:hAnsi="Calisto MT"/>
+                              <w:b/>
+                              <w:bCs/>
+                              <w:sz w:val="24"/>
+                              <w:szCs w:val="24"/>
+                            </w:rPr>
+                            <w:t>Rodriguez</w:t>
+                          </w:r>
+                          <w:proofErr w:type="spellEnd"/>
+                          <w:r>
+                            <w:rPr>
+                              <w:rFonts w:ascii="Calisto MT" w:hAnsi="Calisto MT"/>
+                              <w:b/>
+                              <w:bCs/>
+                              <w:sz w:val="24"/>
+                              <w:szCs w:val="24"/>
+                            </w:rPr>
+                            <w:t xml:space="preserve"> Pinillos</w:t>
                           </w:r>
                         </w:p>
                         <w:p>
@@ -267,8 +345,42 @@
                               <w:sz w:val="24"/>
                               <w:szCs w:val="24"/>
                             </w:rPr>
-                            <w:t>Alex Andrei Stoica</w:t>
+                            <w:t xml:space="preserve">Alex </w:t>
                           </w:r>
+                          <w:proofErr w:type="spellStart"/>
+                          <w:r>
+                            <w:rPr>
+                              <w:rFonts w:ascii="Calisto MT" w:hAnsi="Calisto MT"/>
+                              <w:b/>
+                              <w:bCs/>
+                              <w:sz w:val="24"/>
+                              <w:szCs w:val="24"/>
+                            </w:rPr>
+                            <w:t>Andrei</w:t>
+                          </w:r>
+                          <w:proofErr w:type="spellEnd"/>
+                          <w:r>
+                            <w:rPr>
+                              <w:rFonts w:ascii="Calisto MT" w:hAnsi="Calisto MT"/>
+                              <w:b/>
+                              <w:bCs/>
+                              <w:sz w:val="24"/>
+                              <w:szCs w:val="24"/>
+                            </w:rPr>
+                            <w:t xml:space="preserve"> </w:t>
+                          </w:r>
+                          <w:proofErr w:type="spellStart"/>
+                          <w:r>
+                            <w:rPr>
+                              <w:rFonts w:ascii="Calisto MT" w:hAnsi="Calisto MT"/>
+                              <w:b/>
+                              <w:bCs/>
+                              <w:sz w:val="24"/>
+                              <w:szCs w:val="24"/>
+                            </w:rPr>
+                            <w:t>Stoica</w:t>
+                          </w:r>
+                          <w:proofErr w:type="spellEnd"/>
                         </w:p>
                         <w:p>
                           <w:pPr>
@@ -852,7 +964,7 @@
                             <w:pPr>
                               <w:pStyle w:val="Ttulo1"/>
                             </w:pPr>
-                            <w:bookmarkStart w:id="0" w:name="_Toc228141096"/>
+                            <w:bookmarkStart w:id="0" w:name="_Toc228146718"/>
                             <w:r>
                               <w:rPr>
                                 <w:rFonts w:ascii="Segoe UI Emoji" w:hAnsi="Segoe UI Emoji"/>
@@ -891,7 +1003,7 @@
                       <w:pPr>
                         <w:pStyle w:val="Ttulo1"/>
                       </w:pPr>
-                      <w:bookmarkStart w:id="1" w:name="_Toc228141096"/>
+                      <w:bookmarkStart w:id="1" w:name="_Toc228146718"/>
                       <w:r>
                         <w:rPr>
                           <w:rFonts w:ascii="Segoe UI Emoji" w:hAnsi="Segoe UI Emoji"/>
@@ -967,7 +1079,7 @@
           <w:r>
             <w:fldChar w:fldCharType="separate"/>
           </w:r>
-          <w:hyperlink w:anchor="_Toc228141096" w:history="1">
+          <w:hyperlink w:anchor="_Toc228146718" w:history="1">
             <w:r>
               <w:rPr>
                 <w:rStyle w:val="Hipervnculo"/>
@@ -1002,7 +1114,7 @@
                 <w:noProof/>
                 <w:webHidden/>
               </w:rPr>
-              <w:instrText xml:space="preserve"> PAGEREF _Toc228141096 \h </w:instrText>
+              <w:instrText xml:space="preserve"> PAGEREF _Toc228146718 \h </w:instrText>
             </w:r>
             <w:r>
               <w:rPr>
@@ -1049,7 +1161,7 @@
               <w14:ligatures w14:val="standardContextual"/>
             </w:rPr>
           </w:pPr>
-          <w:hyperlink w:anchor="_Toc228141097" w:history="1">
+          <w:hyperlink w:anchor="_Toc228146719" w:history="1">
             <w:r>
               <w:rPr>
                 <w:rStyle w:val="Hipervnculo"/>
@@ -1084,7 +1196,7 @@
                 <w:noProof/>
                 <w:webHidden/>
               </w:rPr>
-              <w:instrText xml:space="preserve"> PAGEREF _Toc228141097 \h </w:instrText>
+              <w:instrText xml:space="preserve"> PAGEREF _Toc228146719 \h </w:instrText>
             </w:r>
             <w:r>
               <w:rPr>
@@ -1129,7 +1241,7 @@
               <w14:ligatures w14:val="standardContextual"/>
             </w:rPr>
           </w:pPr>
-          <w:hyperlink w:anchor="_Toc228141098" w:history="1">
+          <w:hyperlink w:anchor="_Toc228146720" w:history="1">
             <w:r>
               <w:rPr>
                 <w:rStyle w:val="Hipervnculo"/>
@@ -1152,7 +1264,7 @@
               <w:rPr>
                 <w:webHidden/>
               </w:rPr>
-              <w:instrText xml:space="preserve"> PAGEREF _Toc228141098 \h </w:instrText>
+              <w:instrText xml:space="preserve"> PAGEREF _Toc228146720 \h </w:instrText>
             </w:r>
             <w:r>
               <w:rPr>
@@ -1193,7 +1305,7 @@
               <w14:ligatures w14:val="standardContextual"/>
             </w:rPr>
           </w:pPr>
-          <w:hyperlink w:anchor="_Toc228141099" w:history="1">
+          <w:hyperlink w:anchor="_Toc228146721" w:history="1">
             <w:r>
               <w:rPr>
                 <w:rStyle w:val="Hipervnculo"/>
@@ -1216,7 +1328,7 @@
               <w:rPr>
                 <w:webHidden/>
               </w:rPr>
-              <w:instrText xml:space="preserve"> PAGEREF _Toc228141099 \h </w:instrText>
+              <w:instrText xml:space="preserve"> PAGEREF _Toc228146721 \h </w:instrText>
             </w:r>
             <w:r>
               <w:rPr>
@@ -1259,7 +1371,7 @@
               <w14:ligatures w14:val="standardContextual"/>
             </w:rPr>
           </w:pPr>
-          <w:hyperlink w:anchor="_Toc228141100" w:history="1">
+          <w:hyperlink w:anchor="_Toc228146722" w:history="1">
             <w:r>
               <w:rPr>
                 <w:rStyle w:val="Hipervnculo"/>
@@ -1286,7 +1398,7 @@
                 <w:noProof/>
                 <w:webHidden/>
               </w:rPr>
-              <w:instrText xml:space="preserve"> PAGEREF _Toc228141100 \h </w:instrText>
+              <w:instrText xml:space="preserve"> PAGEREF _Toc228146722 \h </w:instrText>
             </w:r>
             <w:r>
               <w:rPr>
@@ -1333,7 +1445,7 @@
               <w14:ligatures w14:val="standardContextual"/>
             </w:rPr>
           </w:pPr>
-          <w:hyperlink w:anchor="_Toc228141101" w:history="1">
+          <w:hyperlink w:anchor="_Toc228146723" w:history="1">
             <w:r>
               <w:rPr>
                 <w:rStyle w:val="Hipervnculo"/>
@@ -1360,7 +1472,7 @@
                 <w:noProof/>
                 <w:webHidden/>
               </w:rPr>
-              <w:instrText xml:space="preserve"> PAGEREF _Toc228141101 \h </w:instrText>
+              <w:instrText xml:space="preserve"> PAGEREF _Toc228146723 \h </w:instrText>
             </w:r>
             <w:r>
               <w:rPr>
@@ -1405,7 +1517,7 @@
               <w14:ligatures w14:val="standardContextual"/>
             </w:rPr>
           </w:pPr>
-          <w:hyperlink w:anchor="_Toc228141102" w:history="1">
+          <w:hyperlink w:anchor="_Toc228146724" w:history="1">
             <w:r>
               <w:rPr>
                 <w:rStyle w:val="Hipervnculo"/>
@@ -1428,7 +1540,7 @@
               <w:rPr>
                 <w:webHidden/>
               </w:rPr>
-              <w:instrText xml:space="preserve"> PAGEREF _Toc228141102 \h </w:instrText>
+              <w:instrText xml:space="preserve"> PAGEREF _Toc228146724 \h </w:instrText>
             </w:r>
             <w:r>
               <w:rPr>
@@ -1469,7 +1581,7 @@
               <w14:ligatures w14:val="standardContextual"/>
             </w:rPr>
           </w:pPr>
-          <w:hyperlink w:anchor="_Toc228141103" w:history="1">
+          <w:hyperlink w:anchor="_Toc228146725" w:history="1">
             <w:r>
               <w:rPr>
                 <w:rStyle w:val="Hipervnculo"/>
@@ -1492,7 +1604,7 @@
               <w:rPr>
                 <w:webHidden/>
               </w:rPr>
-              <w:instrText xml:space="preserve"> PAGEREF _Toc228141103 \h </w:instrText>
+              <w:instrText xml:space="preserve"> PAGEREF _Toc228146725 \h </w:instrText>
             </w:r>
             <w:r>
               <w:rPr>
@@ -1535,7 +1647,7 @@
               <w14:ligatures w14:val="standardContextual"/>
             </w:rPr>
           </w:pPr>
-          <w:hyperlink w:anchor="_Toc228141104" w:history="1">
+          <w:hyperlink w:anchor="_Toc228146726" w:history="1">
             <w:r>
               <w:rPr>
                 <w:rStyle w:val="Hipervnculo"/>
@@ -1562,7 +1674,7 @@
                 <w:noProof/>
                 <w:webHidden/>
               </w:rPr>
-              <w:instrText xml:space="preserve"> PAGEREF _Toc228141104 \h </w:instrText>
+              <w:instrText xml:space="preserve"> PAGEREF _Toc228146726 \h </w:instrText>
             </w:r>
             <w:r>
               <w:rPr>
@@ -1609,7 +1721,7 @@
               <w14:ligatures w14:val="standardContextual"/>
             </w:rPr>
           </w:pPr>
-          <w:hyperlink w:anchor="_Toc228141105" w:history="1">
+          <w:hyperlink w:anchor="_Toc228146727" w:history="1">
             <w:r>
               <w:rPr>
                 <w:rStyle w:val="Hipervnculo"/>
@@ -1636,7 +1748,7 @@
                 <w:noProof/>
                 <w:webHidden/>
               </w:rPr>
-              <w:instrText xml:space="preserve"> PAGEREF _Toc228141105 \h </w:instrText>
+              <w:instrText xml:space="preserve"> PAGEREF _Toc228146727 \h </w:instrText>
             </w:r>
             <w:r>
               <w:rPr>
@@ -1683,7 +1795,7 @@
               <w14:ligatures w14:val="standardContextual"/>
             </w:rPr>
           </w:pPr>
-          <w:hyperlink w:anchor="_Toc228141106" w:history="1">
+          <w:hyperlink w:anchor="_Toc228146728" w:history="1">
             <w:r>
               <w:rPr>
                 <w:rStyle w:val="Hipervnculo"/>
@@ -1710,7 +1822,7 @@
                 <w:noProof/>
                 <w:webHidden/>
               </w:rPr>
-              <w:instrText xml:space="preserve"> PAGEREF _Toc228141106 \h </w:instrText>
+              <w:instrText xml:space="preserve"> PAGEREF _Toc228146728 \h </w:instrText>
             </w:r>
             <w:r>
               <w:rPr>
@@ -1731,6 +1843,726 @@
                 <w:webHidden/>
               </w:rPr>
               <w:t>14</w:t>
+            </w:r>
+            <w:r>
+              <w:rPr>
+                <w:noProof/>
+                <w:webHidden/>
+              </w:rPr>
+              <w:fldChar w:fldCharType="end"/>
+            </w:r>
+          </w:hyperlink>
+        </w:p>
+        <w:p>
+          <w:pPr>
+            <w:pStyle w:val="TDC3"/>
+            <w:tabs>
+              <w:tab w:val="right" w:leader="dot" w:pos="8494"/>
+            </w:tabs>
+            <w:rPr>
+              <w:rFonts w:eastAsiaTheme="minorEastAsia"/>
+              <w:noProof/>
+              <w:kern w:val="2"/>
+              <w:sz w:val="24"/>
+              <w:szCs w:val="24"/>
+              <w:lang w:eastAsia="es-ES"/>
+              <w14:ligatures w14:val="standardContextual"/>
+            </w:rPr>
+          </w:pPr>
+          <w:hyperlink w:anchor="_Toc228146729" w:history="1">
+            <w:r>
+              <w:rPr>
+                <w:rStyle w:val="Hipervnculo"/>
+                <w:noProof/>
+              </w:rPr>
+              <w:t>Otros casos de uso</w:t>
+            </w:r>
+            <w:r>
+              <w:rPr>
+                <w:noProof/>
+                <w:webHidden/>
+              </w:rPr>
+              <w:tab/>
+            </w:r>
+            <w:r>
+              <w:rPr>
+                <w:noProof/>
+                <w:webHidden/>
+              </w:rPr>
+              <w:fldChar w:fldCharType="begin"/>
+            </w:r>
+            <w:r>
+              <w:rPr>
+                <w:noProof/>
+                <w:webHidden/>
+              </w:rPr>
+              <w:instrText xml:space="preserve"> PAGEREF _Toc228146729 \h </w:instrText>
+            </w:r>
+            <w:r>
+              <w:rPr>
+                <w:noProof/>
+                <w:webHidden/>
+              </w:rPr>
+            </w:r>
+            <w:r>
+              <w:rPr>
+                <w:noProof/>
+                <w:webHidden/>
+              </w:rPr>
+              <w:fldChar w:fldCharType="separate"/>
+            </w:r>
+            <w:r>
+              <w:rPr>
+                <w:noProof/>
+                <w:webHidden/>
+              </w:rPr>
+              <w:t>16</w:t>
+            </w:r>
+            <w:r>
+              <w:rPr>
+                <w:noProof/>
+                <w:webHidden/>
+              </w:rPr>
+              <w:fldChar w:fldCharType="end"/>
+            </w:r>
+          </w:hyperlink>
+        </w:p>
+        <w:p>
+          <w:pPr>
+            <w:pStyle w:val="TDC2"/>
+            <w:rPr>
+              <w:rFonts w:eastAsiaTheme="minorEastAsia"/>
+              <w:b w:val="0"/>
+              <w:bCs w:val="0"/>
+              <w:kern w:val="2"/>
+              <w:sz w:val="24"/>
+              <w:szCs w:val="24"/>
+              <w:lang w:eastAsia="es-ES"/>
+              <w14:ligatures w14:val="standardContextual"/>
+            </w:rPr>
+          </w:pPr>
+          <w:hyperlink w:anchor="_Toc228146730" w:history="1">
+            <w:r>
+              <w:rPr>
+                <w:rStyle w:val="Hipervnculo"/>
+              </w:rPr>
+              <w:t>Justificación de Casos de Uso</w:t>
+            </w:r>
+            <w:r>
+              <w:rPr>
+                <w:webHidden/>
+              </w:rPr>
+              <w:tab/>
+            </w:r>
+            <w:r>
+              <w:rPr>
+                <w:webHidden/>
+              </w:rPr>
+              <w:fldChar w:fldCharType="begin"/>
+            </w:r>
+            <w:r>
+              <w:rPr>
+                <w:webHidden/>
+              </w:rPr>
+              <w:instrText xml:space="preserve"> PAGEREF _Toc228146730 \h </w:instrText>
+            </w:r>
+            <w:r>
+              <w:rPr>
+                <w:webHidden/>
+              </w:rPr>
+            </w:r>
+            <w:r>
+              <w:rPr>
+                <w:webHidden/>
+              </w:rPr>
+              <w:fldChar w:fldCharType="separate"/>
+            </w:r>
+            <w:r>
+              <w:rPr>
+                <w:webHidden/>
+              </w:rPr>
+              <w:t>17</w:t>
+            </w:r>
+            <w:r>
+              <w:rPr>
+                <w:webHidden/>
+              </w:rPr>
+              <w:fldChar w:fldCharType="end"/>
+            </w:r>
+          </w:hyperlink>
+        </w:p>
+        <w:p>
+          <w:pPr>
+            <w:pStyle w:val="TDC3"/>
+            <w:tabs>
+              <w:tab w:val="right" w:leader="dot" w:pos="8494"/>
+            </w:tabs>
+            <w:rPr>
+              <w:rFonts w:eastAsiaTheme="minorEastAsia"/>
+              <w:noProof/>
+              <w:kern w:val="2"/>
+              <w:sz w:val="24"/>
+              <w:szCs w:val="24"/>
+              <w:lang w:eastAsia="es-ES"/>
+              <w14:ligatures w14:val="standardContextual"/>
+            </w:rPr>
+          </w:pPr>
+          <w:hyperlink w:anchor="_Toc228146731" w:history="1">
+            <w:r>
+              <w:rPr>
+                <w:rStyle w:val="Hipervnculo"/>
+                <w:noProof/>
+              </w:rPr>
+              <w:t>Casos de uso Principales</w:t>
+            </w:r>
+            <w:r>
+              <w:rPr>
+                <w:noProof/>
+                <w:webHidden/>
+              </w:rPr>
+              <w:tab/>
+            </w:r>
+            <w:r>
+              <w:rPr>
+                <w:noProof/>
+                <w:webHidden/>
+              </w:rPr>
+              <w:fldChar w:fldCharType="begin"/>
+            </w:r>
+            <w:r>
+              <w:rPr>
+                <w:noProof/>
+                <w:webHidden/>
+              </w:rPr>
+              <w:instrText xml:space="preserve"> PAGEREF _Toc228146731 \h </w:instrText>
+            </w:r>
+            <w:r>
+              <w:rPr>
+                <w:noProof/>
+                <w:webHidden/>
+              </w:rPr>
+            </w:r>
+            <w:r>
+              <w:rPr>
+                <w:noProof/>
+                <w:webHidden/>
+              </w:rPr>
+              <w:fldChar w:fldCharType="separate"/>
+            </w:r>
+            <w:r>
+              <w:rPr>
+                <w:noProof/>
+                <w:webHidden/>
+              </w:rPr>
+              <w:t>17</w:t>
+            </w:r>
+            <w:r>
+              <w:rPr>
+                <w:noProof/>
+                <w:webHidden/>
+              </w:rPr>
+              <w:fldChar w:fldCharType="end"/>
+            </w:r>
+          </w:hyperlink>
+        </w:p>
+        <w:p>
+          <w:pPr>
+            <w:pStyle w:val="TDC3"/>
+            <w:tabs>
+              <w:tab w:val="right" w:leader="dot" w:pos="8494"/>
+            </w:tabs>
+            <w:rPr>
+              <w:rFonts w:eastAsiaTheme="minorEastAsia"/>
+              <w:noProof/>
+              <w:kern w:val="2"/>
+              <w:sz w:val="24"/>
+              <w:szCs w:val="24"/>
+              <w:lang w:eastAsia="es-ES"/>
+              <w14:ligatures w14:val="standardContextual"/>
+            </w:rPr>
+          </w:pPr>
+          <w:hyperlink w:anchor="_Toc228146732" w:history="1">
+            <w:r>
+              <w:rPr>
+                <w:rStyle w:val="Hipervnculo"/>
+                <w:noProof/>
+              </w:rPr>
+              <w:t>Casos de Uso Secundarios debido a subpasos</w:t>
+            </w:r>
+            <w:r>
+              <w:rPr>
+                <w:noProof/>
+                <w:webHidden/>
+              </w:rPr>
+              <w:tab/>
+            </w:r>
+            <w:r>
+              <w:rPr>
+                <w:noProof/>
+                <w:webHidden/>
+              </w:rPr>
+              <w:fldChar w:fldCharType="begin"/>
+            </w:r>
+            <w:r>
+              <w:rPr>
+                <w:noProof/>
+                <w:webHidden/>
+              </w:rPr>
+              <w:instrText xml:space="preserve"> PAGEREF _Toc228146732 \h </w:instrText>
+            </w:r>
+            <w:r>
+              <w:rPr>
+                <w:noProof/>
+                <w:webHidden/>
+              </w:rPr>
+            </w:r>
+            <w:r>
+              <w:rPr>
+                <w:noProof/>
+                <w:webHidden/>
+              </w:rPr>
+              <w:fldChar w:fldCharType="separate"/>
+            </w:r>
+            <w:r>
+              <w:rPr>
+                <w:noProof/>
+                <w:webHidden/>
+              </w:rPr>
+              <w:t>18</w:t>
+            </w:r>
+            <w:r>
+              <w:rPr>
+                <w:noProof/>
+                <w:webHidden/>
+              </w:rPr>
+              <w:fldChar w:fldCharType="end"/>
+            </w:r>
+          </w:hyperlink>
+        </w:p>
+        <w:p>
+          <w:pPr>
+            <w:pStyle w:val="TDC3"/>
+            <w:tabs>
+              <w:tab w:val="right" w:leader="dot" w:pos="8494"/>
+            </w:tabs>
+            <w:rPr>
+              <w:rFonts w:eastAsiaTheme="minorEastAsia"/>
+              <w:noProof/>
+              <w:kern w:val="2"/>
+              <w:sz w:val="24"/>
+              <w:szCs w:val="24"/>
+              <w:lang w:eastAsia="es-ES"/>
+              <w14:ligatures w14:val="standardContextual"/>
+            </w:rPr>
+          </w:pPr>
+          <w:hyperlink w:anchor="_Toc228146733" w:history="1">
+            <w:r>
+              <w:rPr>
+                <w:rStyle w:val="Hipervnculo"/>
+                <w:noProof/>
+              </w:rPr>
+              <w:t>Casos de Uso Secundarios debido a especialización</w:t>
+            </w:r>
+            <w:r>
+              <w:rPr>
+                <w:noProof/>
+                <w:webHidden/>
+              </w:rPr>
+              <w:tab/>
+            </w:r>
+            <w:r>
+              <w:rPr>
+                <w:noProof/>
+                <w:webHidden/>
+              </w:rPr>
+              <w:fldChar w:fldCharType="begin"/>
+            </w:r>
+            <w:r>
+              <w:rPr>
+                <w:noProof/>
+                <w:webHidden/>
+              </w:rPr>
+              <w:instrText xml:space="preserve"> PAGEREF _Toc228146733 \h </w:instrText>
+            </w:r>
+            <w:r>
+              <w:rPr>
+                <w:noProof/>
+                <w:webHidden/>
+              </w:rPr>
+            </w:r>
+            <w:r>
+              <w:rPr>
+                <w:noProof/>
+                <w:webHidden/>
+              </w:rPr>
+              <w:fldChar w:fldCharType="separate"/>
+            </w:r>
+            <w:r>
+              <w:rPr>
+                <w:noProof/>
+                <w:webHidden/>
+              </w:rPr>
+              <w:t>18</w:t>
+            </w:r>
+            <w:r>
+              <w:rPr>
+                <w:noProof/>
+                <w:webHidden/>
+              </w:rPr>
+              <w:fldChar w:fldCharType="end"/>
+            </w:r>
+          </w:hyperlink>
+        </w:p>
+        <w:p>
+          <w:pPr>
+            <w:pStyle w:val="TDC3"/>
+            <w:tabs>
+              <w:tab w:val="right" w:leader="dot" w:pos="8494"/>
+            </w:tabs>
+            <w:rPr>
+              <w:rFonts w:eastAsiaTheme="minorEastAsia"/>
+              <w:noProof/>
+              <w:kern w:val="2"/>
+              <w:sz w:val="24"/>
+              <w:szCs w:val="24"/>
+              <w:lang w:eastAsia="es-ES"/>
+              <w14:ligatures w14:val="standardContextual"/>
+            </w:rPr>
+          </w:pPr>
+          <w:hyperlink w:anchor="_Toc228146734" w:history="1">
+            <w:r>
+              <w:rPr>
+                <w:rStyle w:val="Hipervnculo"/>
+                <w:noProof/>
+              </w:rPr>
+              <w:t>Casos de Uso Secundarios debido a uso común</w:t>
+            </w:r>
+            <w:r>
+              <w:rPr>
+                <w:noProof/>
+                <w:webHidden/>
+              </w:rPr>
+              <w:tab/>
+            </w:r>
+            <w:r>
+              <w:rPr>
+                <w:noProof/>
+                <w:webHidden/>
+              </w:rPr>
+              <w:fldChar w:fldCharType="begin"/>
+            </w:r>
+            <w:r>
+              <w:rPr>
+                <w:noProof/>
+                <w:webHidden/>
+              </w:rPr>
+              <w:instrText xml:space="preserve"> PAGEREF _Toc228146734 \h </w:instrText>
+            </w:r>
+            <w:r>
+              <w:rPr>
+                <w:noProof/>
+                <w:webHidden/>
+              </w:rPr>
+            </w:r>
+            <w:r>
+              <w:rPr>
+                <w:noProof/>
+                <w:webHidden/>
+              </w:rPr>
+              <w:fldChar w:fldCharType="separate"/>
+            </w:r>
+            <w:r>
+              <w:rPr>
+                <w:noProof/>
+                <w:webHidden/>
+              </w:rPr>
+              <w:t>19</w:t>
+            </w:r>
+            <w:r>
+              <w:rPr>
+                <w:noProof/>
+                <w:webHidden/>
+              </w:rPr>
+              <w:fldChar w:fldCharType="end"/>
+            </w:r>
+          </w:hyperlink>
+        </w:p>
+        <w:p>
+          <w:pPr>
+            <w:pStyle w:val="TDC2"/>
+            <w:rPr>
+              <w:rFonts w:eastAsiaTheme="minorEastAsia"/>
+              <w:b w:val="0"/>
+              <w:bCs w:val="0"/>
+              <w:kern w:val="2"/>
+              <w:sz w:val="24"/>
+              <w:szCs w:val="24"/>
+              <w:lang w:eastAsia="es-ES"/>
+              <w14:ligatures w14:val="standardContextual"/>
+            </w:rPr>
+          </w:pPr>
+          <w:hyperlink w:anchor="_Toc228146735" w:history="1">
+            <w:r>
+              <w:rPr>
+                <w:rStyle w:val="Hipervnculo"/>
+              </w:rPr>
+              <w:t>Relaciones entre Casos de Uso</w:t>
+            </w:r>
+            <w:r>
+              <w:rPr>
+                <w:webHidden/>
+              </w:rPr>
+              <w:tab/>
+            </w:r>
+            <w:r>
+              <w:rPr>
+                <w:webHidden/>
+              </w:rPr>
+              <w:fldChar w:fldCharType="begin"/>
+            </w:r>
+            <w:r>
+              <w:rPr>
+                <w:webHidden/>
+              </w:rPr>
+              <w:instrText xml:space="preserve"> PAGEREF _Toc228146735 \h </w:instrText>
+            </w:r>
+            <w:r>
+              <w:rPr>
+                <w:webHidden/>
+              </w:rPr>
+            </w:r>
+            <w:r>
+              <w:rPr>
+                <w:webHidden/>
+              </w:rPr>
+              <w:fldChar w:fldCharType="separate"/>
+            </w:r>
+            <w:r>
+              <w:rPr>
+                <w:webHidden/>
+              </w:rPr>
+              <w:t>20</w:t>
+            </w:r>
+            <w:r>
+              <w:rPr>
+                <w:webHidden/>
+              </w:rPr>
+              <w:fldChar w:fldCharType="end"/>
+            </w:r>
+          </w:hyperlink>
+        </w:p>
+        <w:p>
+          <w:pPr>
+            <w:pStyle w:val="TDC3"/>
+            <w:tabs>
+              <w:tab w:val="right" w:leader="dot" w:pos="8494"/>
+            </w:tabs>
+            <w:rPr>
+              <w:rFonts w:eastAsiaTheme="minorEastAsia"/>
+              <w:noProof/>
+              <w:kern w:val="2"/>
+              <w:sz w:val="24"/>
+              <w:szCs w:val="24"/>
+              <w:lang w:eastAsia="es-ES"/>
+              <w14:ligatures w14:val="standardContextual"/>
+            </w:rPr>
+          </w:pPr>
+          <w:hyperlink w:anchor="_Toc228146736" w:history="1">
+            <w:r>
+              <w:rPr>
+                <w:rStyle w:val="Hipervnculo"/>
+                <w:noProof/>
+              </w:rPr>
+              <w:t>Relaciones &lt;&lt;Include&gt;&gt;</w:t>
+            </w:r>
+            <w:r>
+              <w:rPr>
+                <w:noProof/>
+                <w:webHidden/>
+              </w:rPr>
+              <w:tab/>
+            </w:r>
+            <w:r>
+              <w:rPr>
+                <w:noProof/>
+                <w:webHidden/>
+              </w:rPr>
+              <w:fldChar w:fldCharType="begin"/>
+            </w:r>
+            <w:r>
+              <w:rPr>
+                <w:noProof/>
+                <w:webHidden/>
+              </w:rPr>
+              <w:instrText xml:space="preserve"> PAGEREF _Toc228146736 \h </w:instrText>
+            </w:r>
+            <w:r>
+              <w:rPr>
+                <w:noProof/>
+                <w:webHidden/>
+              </w:rPr>
+            </w:r>
+            <w:r>
+              <w:rPr>
+                <w:noProof/>
+                <w:webHidden/>
+              </w:rPr>
+              <w:fldChar w:fldCharType="separate"/>
+            </w:r>
+            <w:r>
+              <w:rPr>
+                <w:noProof/>
+                <w:webHidden/>
+              </w:rPr>
+              <w:t>20</w:t>
+            </w:r>
+            <w:r>
+              <w:rPr>
+                <w:noProof/>
+                <w:webHidden/>
+              </w:rPr>
+              <w:fldChar w:fldCharType="end"/>
+            </w:r>
+          </w:hyperlink>
+        </w:p>
+        <w:p>
+          <w:pPr>
+            <w:pStyle w:val="TDC3"/>
+            <w:tabs>
+              <w:tab w:val="right" w:leader="dot" w:pos="8494"/>
+            </w:tabs>
+            <w:rPr>
+              <w:rFonts w:eastAsiaTheme="minorEastAsia"/>
+              <w:noProof/>
+              <w:kern w:val="2"/>
+              <w:sz w:val="24"/>
+              <w:szCs w:val="24"/>
+              <w:lang w:eastAsia="es-ES"/>
+              <w14:ligatures w14:val="standardContextual"/>
+            </w:rPr>
+          </w:pPr>
+          <w:hyperlink w:anchor="_Toc228146737" w:history="1">
+            <w:r>
+              <w:rPr>
+                <w:rStyle w:val="Hipervnculo"/>
+                <w:noProof/>
+              </w:rPr>
+              <w:t>Relaciones &lt;&lt;extend&gt;&gt;</w:t>
+            </w:r>
+            <w:r>
+              <w:rPr>
+                <w:noProof/>
+                <w:webHidden/>
+              </w:rPr>
+              <w:tab/>
+            </w:r>
+            <w:r>
+              <w:rPr>
+                <w:noProof/>
+                <w:webHidden/>
+              </w:rPr>
+              <w:fldChar w:fldCharType="begin"/>
+            </w:r>
+            <w:r>
+              <w:rPr>
+                <w:noProof/>
+                <w:webHidden/>
+              </w:rPr>
+              <w:instrText xml:space="preserve"> PAGEREF _Toc228146737 \h </w:instrText>
+            </w:r>
+            <w:r>
+              <w:rPr>
+                <w:noProof/>
+                <w:webHidden/>
+              </w:rPr>
+            </w:r>
+            <w:r>
+              <w:rPr>
+                <w:noProof/>
+                <w:webHidden/>
+              </w:rPr>
+              <w:fldChar w:fldCharType="separate"/>
+            </w:r>
+            <w:r>
+              <w:rPr>
+                <w:noProof/>
+                <w:webHidden/>
+              </w:rPr>
+              <w:t>20</w:t>
+            </w:r>
+            <w:r>
+              <w:rPr>
+                <w:noProof/>
+                <w:webHidden/>
+              </w:rPr>
+              <w:fldChar w:fldCharType="end"/>
+            </w:r>
+          </w:hyperlink>
+        </w:p>
+        <w:p>
+          <w:pPr>
+            <w:pStyle w:val="TDC3"/>
+            <w:tabs>
+              <w:tab w:val="right" w:leader="dot" w:pos="8494"/>
+            </w:tabs>
+            <w:rPr>
+              <w:rFonts w:eastAsiaTheme="minorEastAsia"/>
+              <w:noProof/>
+              <w:kern w:val="2"/>
+              <w:sz w:val="24"/>
+              <w:szCs w:val="24"/>
+              <w:lang w:eastAsia="es-ES"/>
+              <w14:ligatures w14:val="standardContextual"/>
+            </w:rPr>
+          </w:pPr>
+          <w:hyperlink w:anchor="_Toc228146738" w:history="1">
+            <w:r>
+              <w:rPr>
+                <w:rStyle w:val="Hipervnculo"/>
+                <w:noProof/>
+              </w:rPr>
+              <w:t>Relaciones de especialización</w:t>
+            </w:r>
+            <w:r>
+              <w:rPr>
+                <w:noProof/>
+                <w:webHidden/>
+              </w:rPr>
+              <w:tab/>
+            </w:r>
+            <w:r>
+              <w:rPr>
+                <w:noProof/>
+                <w:webHidden/>
+              </w:rPr>
+              <w:fldChar w:fldCharType="begin"/>
+            </w:r>
+            <w:r>
+              <w:rPr>
+                <w:noProof/>
+                <w:webHidden/>
+              </w:rPr>
+              <w:instrText xml:space="preserve"> PAGEREF _Toc228146738 \h </w:instrText>
+            </w:r>
+            <w:r>
+              <w:rPr>
+                <w:noProof/>
+                <w:webHidden/>
+              </w:rPr>
+            </w:r>
+            <w:r>
+              <w:rPr>
+                <w:noProof/>
+                <w:webHidden/>
+              </w:rPr>
+              <w:fldChar w:fldCharType="separate"/>
+            </w:r>
+            <w:r>
+              <w:rPr>
+                <w:noProof/>
+                <w:webHidden/>
+              </w:rPr>
+              <w:t>21</w:t>
             </w:r>
             <w:r>
               <w:rPr>
@@ -1815,7 +2647,7 @@
                             <w:bookmarkStart w:id="2" w:name="_Toc201837460"/>
                             <w:bookmarkStart w:id="3" w:name="_Toc201837471"/>
                             <w:bookmarkStart w:id="4" w:name="_Toc201837593"/>
-                            <w:bookmarkStart w:id="5" w:name="_Toc228141097"/>
+                            <w:bookmarkStart w:id="5" w:name="_Toc228146719"/>
                             <w:r>
                               <w:rPr>
                                 <w:rFonts w:ascii="Segoe UI Emoji" w:hAnsi="Segoe UI Emoji"/>
@@ -1860,7 +2692,7 @@
                       <w:bookmarkStart w:id="6" w:name="_Toc201837460"/>
                       <w:bookmarkStart w:id="7" w:name="_Toc201837471"/>
                       <w:bookmarkStart w:id="8" w:name="_Toc201837593"/>
-                      <w:bookmarkStart w:id="9" w:name="_Toc228141097"/>
+                      <w:bookmarkStart w:id="9" w:name="_Toc228146719"/>
                       <w:r>
                         <w:rPr>
                           <w:rFonts w:ascii="Segoe UI Emoji" w:hAnsi="Segoe UI Emoji"/>
@@ -1891,7 +2723,7 @@
       <w:pPr>
         <w:pStyle w:val="Ttulo2"/>
       </w:pPr>
-      <w:bookmarkStart w:id="10" w:name="_Toc228141098"/>
+      <w:bookmarkStart w:id="10" w:name="_Toc228146720"/>
       <w:r>
         <w:lastRenderedPageBreak/>
         <w:t>Propósito del Sistema</w:t>
@@ -1934,7 +2766,7 @@
       <w:pPr>
         <w:pStyle w:val="Ttulo2"/>
       </w:pPr>
-      <w:bookmarkStart w:id="11" w:name="_Toc228141099"/>
+      <w:bookmarkStart w:id="11" w:name="_Toc228146721"/>
       <w:r>
         <w:t>ACTORES</w:t>
       </w:r>
@@ -2206,7 +3038,7 @@
       <w:pPr>
         <w:pStyle w:val="Ttulo3"/>
       </w:pPr>
-      <w:bookmarkStart w:id="12" w:name="_Toc228141100"/>
+      <w:bookmarkStart w:id="12" w:name="_Toc228146722"/>
       <w:r>
         <w:t xml:space="preserve">¿Por qué </w:t>
       </w:r>
@@ -2252,7 +3084,7 @@
       <w:pPr>
         <w:pStyle w:val="Ttulo3"/>
       </w:pPr>
-      <w:bookmarkStart w:id="13" w:name="_Toc228141101"/>
+      <w:bookmarkStart w:id="13" w:name="_Toc228146723"/>
       <w:r>
         <w:lastRenderedPageBreak/>
         <w:t>Imagen de la jerarquía de generalización de los actores</w:t>
@@ -2320,7 +3152,7 @@
       <w:pPr>
         <w:pStyle w:val="Ttulo2"/>
       </w:pPr>
-      <w:bookmarkStart w:id="14" w:name="_Toc228141102"/>
+      <w:bookmarkStart w:id="14" w:name="_Toc228146724"/>
       <w:r>
         <w:lastRenderedPageBreak/>
         <w:t>Diagrama de Casos de Uso</w:t>
@@ -2417,7 +3249,7 @@
       <w:pPr>
         <w:pStyle w:val="Ttulo2"/>
       </w:pPr>
-      <w:bookmarkStart w:id="15" w:name="_Toc228141103"/>
+      <w:bookmarkStart w:id="15" w:name="_Toc228146725"/>
       <w:r>
         <w:lastRenderedPageBreak/>
         <w:t xml:space="preserve">Fichas Descriptivas </w:t>
@@ -2434,7 +3266,7 @@
       <w:pPr>
         <w:pStyle w:val="Ttulo3"/>
       </w:pPr>
-      <w:bookmarkStart w:id="16" w:name="_Toc228141104"/>
+      <w:bookmarkStart w:id="16" w:name="_Toc228146726"/>
       <w:r>
         <w:t>Gestión de Asignación y Traslados</w:t>
       </w:r>
@@ -4219,13 +5051,10 @@
       <w:pPr>
         <w:pStyle w:val="Ttulo3"/>
       </w:pPr>
-      <w:bookmarkStart w:id="17" w:name="_Toc228141105"/>
+      <w:bookmarkStart w:id="17" w:name="_Toc228146727"/>
       <w:r>
         <w:lastRenderedPageBreak/>
-        <w:t xml:space="preserve">Seguimiento </w:t>
-      </w:r>
-      <w:r>
-        <w:t>Clínico</w:t>
+        <w:t>Seguimiento Clínico</w:t>
       </w:r>
       <w:bookmarkEnd w:id="17"/>
     </w:p>
@@ -4807,10 +5636,7 @@
               <w:spacing w:before="120"/>
             </w:pPr>
             <w:r>
-              <w:t xml:space="preserve">El actor podrá </w:t>
-            </w:r>
-            <w:r>
-              <w:t>registrar el cambio de los tratamientos que se le deben suministrar a un paciente</w:t>
+              <w:t>El actor podrá registrar el cambio de los tratamientos que se le deben suministrar a un paciente</w:t>
             </w:r>
             <w:r>
               <w:t xml:space="preserve"> al registrar una ronda medica diaria</w:t>
@@ -5040,7 +5866,7 @@
       <w:pPr>
         <w:pStyle w:val="Ttulo3"/>
       </w:pPr>
-      <w:bookmarkStart w:id="18" w:name="_Toc228141106"/>
+      <w:bookmarkStart w:id="18" w:name="_Toc228146728"/>
       <w:r>
         <w:lastRenderedPageBreak/>
         <w:t>Gestión de Altas</w:t>
@@ -5253,7 +6079,15 @@
               <w:t xml:space="preserve">.- El sistema </w:t>
             </w:r>
             <w:r>
-              <w:t>muestra una lista de los pacientes, cuya ultima ronda medica registrada marquen que están listos para que le confirmen la evaluación final.</w:t>
+              <w:t xml:space="preserve">muestra una lista de los pacientes, cuya </w:t>
+            </w:r>
+            <w:proofErr w:type="spellStart"/>
+            <w:r>
+              <w:t>ultima</w:t>
+            </w:r>
+            <w:proofErr w:type="spellEnd"/>
+            <w:r>
+              <w:t xml:space="preserve"> ronda medica registrada marquen que están listos para que le confirmen la evaluación final.</w:t>
             </w:r>
           </w:p>
           <w:p>
@@ -5329,13 +6163,7 @@
               <w:spacing w:before="120"/>
             </w:pPr>
             <w:r>
-              <w:t xml:space="preserve">1.A.- Si no hay pacientes donde </w:t>
-            </w:r>
-            <w:r>
-              <w:t>su última ronda médica registrada marquen que están listos para confirmar la evaluación final</w:t>
-            </w:r>
-            <w:r>
-              <w:t>, se le avisara.</w:t>
+              <w:t>1.A.- Si no hay pacientes donde su última ronda médica registrada marquen que están listos para confirmar la evaluación final, se le avisara.</w:t>
             </w:r>
           </w:p>
           <w:p>
@@ -5538,10 +6366,7 @@
               <w:spacing w:before="120"/>
             </w:pPr>
             <w:r>
-              <w:t xml:space="preserve">El actor </w:t>
-            </w:r>
-            <w:r>
-              <w:t>documentar las altas de los pacientes que fueron dados de alta.</w:t>
+              <w:t>El actor documentar las altas de los pacientes que fueron dados de alta.</w:t>
             </w:r>
           </w:p>
           <w:p/>
@@ -5574,10 +6399,7 @@
               <w:spacing w:before="120"/>
             </w:pPr>
             <w:r>
-              <w:t xml:space="preserve">Debe </w:t>
-            </w:r>
-            <w:r>
-              <w:t>haber pacientes que hayan sido dados de alta por recuperación o traslado</w:t>
+              <w:t>Debe haber pacientes que hayan sido dados de alta por recuperación o traslado</w:t>
             </w:r>
             <w:r>
               <w:t xml:space="preserve"> en algún ingreso.</w:t>
@@ -5736,13 +6558,7 @@
               <w:spacing w:before="120"/>
             </w:pPr>
             <w:r>
-              <w:t xml:space="preserve">1.A.- Si no hay </w:t>
-            </w:r>
-            <w:r>
-              <w:t>ningún paciente al que documentarle las altas, se le avisara al actor</w:t>
-            </w:r>
-            <w:r>
-              <w:t>.</w:t>
+              <w:t>1.A.- Si no hay ningún paciente al que documentarle las altas, se le avisara al actor.</w:t>
             </w:r>
           </w:p>
           <w:p>
@@ -5813,10 +6629,12 @@
       <w:pPr>
         <w:pStyle w:val="Ttulo3"/>
       </w:pPr>
+      <w:bookmarkStart w:id="19" w:name="_Toc228146729"/>
       <w:r>
         <w:lastRenderedPageBreak/>
         <w:t>Otros casos de uso</w:t>
       </w:r>
+      <w:bookmarkEnd w:id="19"/>
     </w:p>
     <w:tbl>
       <w:tblPr>
@@ -5941,13 +6759,7 @@
               <w:spacing w:before="120"/>
             </w:pPr>
             <w:r>
-              <w:t xml:space="preserve">El actor </w:t>
-            </w:r>
-            <w:r>
-              <w:t>entra al sistema eligiendo un rol</w:t>
-            </w:r>
-            <w:r>
-              <w:t>.</w:t>
+              <w:t>El actor entra al sistema eligiendo un rol.</w:t>
             </w:r>
           </w:p>
           <w:p/>
@@ -6140,18 +6952,22 @@
       <w:pPr>
         <w:pStyle w:val="Ttulo2"/>
       </w:pPr>
+      <w:bookmarkStart w:id="20" w:name="_Toc228146730"/>
       <w:r>
         <w:lastRenderedPageBreak/>
         <w:t>Justificación de Casos de Uso</w:t>
       </w:r>
+      <w:bookmarkEnd w:id="20"/>
     </w:p>
     <w:p>
       <w:pPr>
-        <w:pStyle w:val="Ttulo4"/>
-      </w:pPr>
+        <w:pStyle w:val="Ttulo3"/>
+      </w:pPr>
+      <w:bookmarkStart w:id="21" w:name="_Toc228146731"/>
       <w:r>
         <w:t>Casos de uso Principales</w:t>
       </w:r>
+      <w:bookmarkEnd w:id="21"/>
     </w:p>
     <w:p>
       <w:pPr>
@@ -6253,15 +7069,20 @@
     </w:p>
     <w:p>
       <w:pPr>
-        <w:pStyle w:val="Ttulo4"/>
-      </w:pPr>
+        <w:pStyle w:val="Ttulo3"/>
+        <w:jc w:val="both"/>
+      </w:pPr>
+      <w:bookmarkStart w:id="22" w:name="_Toc228146732"/>
       <w:r>
         <w:lastRenderedPageBreak/>
         <w:t xml:space="preserve">Casos de Uso Secundarios debido a </w:t>
       </w:r>
+      <w:proofErr w:type="spellStart"/>
       <w:r>
         <w:t>subpasos</w:t>
       </w:r>
+      <w:bookmarkEnd w:id="22"/>
+      <w:proofErr w:type="spellEnd"/>
     </w:p>
     <w:p>
       <w:pPr>
@@ -6279,7 +7100,23 @@
         <w:t>Cuando en un caso de uso principal</w:t>
       </w:r>
       <w:r>
-        <w:t xml:space="preserve">, la acción directa del actor divide un paso en subpasos relacionados, es señal de que deberíamos sacar un caso secundario representando esa acción que genera subpasos. </w:t>
+        <w:t xml:space="preserve">, la acción directa del actor divide un paso en </w:t>
+      </w:r>
+      <w:proofErr w:type="spellStart"/>
+      <w:r>
+        <w:t>subpasos</w:t>
+      </w:r>
+      <w:proofErr w:type="spellEnd"/>
+      <w:r>
+        <w:t xml:space="preserve"> relacionados, es señal de que deberíamos sacar un caso secundario representando esa acción que genera </w:t>
+      </w:r>
+      <w:proofErr w:type="spellStart"/>
+      <w:r>
+        <w:t>subpasos</w:t>
+      </w:r>
+      <w:proofErr w:type="spellEnd"/>
+      <w:r>
+        <w:t xml:space="preserve">. </w:t>
       </w:r>
     </w:p>
     <w:p>
@@ -6295,6 +7132,9 @@
         <w:jc w:val="both"/>
       </w:pPr>
       <w:r>
+        <w:rPr>
+          <w:noProof/>
+        </w:rPr>
         <w:drawing>
           <wp:inline distT="0" distB="0" distL="0" distR="0" wp14:anchorId="4FD5645A" wp14:editId="3B892663">
             <wp:extent cx="5400040" cy="884555"/>
@@ -6339,8 +7179,10 @@
     </w:p>
     <w:p>
       <w:pPr>
-        <w:pStyle w:val="Ttulo4"/>
-      </w:pPr>
+        <w:pStyle w:val="Ttulo3"/>
+        <w:jc w:val="both"/>
+      </w:pPr>
+      <w:bookmarkStart w:id="23" w:name="_Toc228146733"/>
       <w:r>
         <w:t xml:space="preserve">Casos de </w:t>
       </w:r>
@@ -6356,6 +7198,7 @@
       <w:r>
         <w:t>especialización</w:t>
       </w:r>
+      <w:bookmarkEnd w:id="23"/>
     </w:p>
     <w:p>
       <w:pPr>
@@ -6468,7 +7311,13 @@
       </w:r>
     </w:p>
     <w:p>
-      <w:r>
+      <w:pPr>
+        <w:jc w:val="both"/>
+      </w:pPr>
+      <w:r>
+        <w:rPr>
+          <w:noProof/>
+        </w:rPr>
         <w:drawing>
           <wp:inline distT="0" distB="0" distL="0" distR="0" wp14:anchorId="1540C330" wp14:editId="04395CBF">
             <wp:extent cx="5400040" cy="1838960"/>
@@ -6511,14 +7360,32 @@
         </w:drawing>
       </w:r>
     </w:p>
-    <w:p/>
-    <w:p/>
-    <w:p/>
-    <w:p/>
     <w:p>
       <w:pPr>
-        <w:pStyle w:val="Ttulo4"/>
-      </w:pPr>
+        <w:jc w:val="both"/>
+      </w:pPr>
+    </w:p>
+    <w:p>
+      <w:pPr>
+        <w:jc w:val="both"/>
+      </w:pPr>
+    </w:p>
+    <w:p>
+      <w:pPr>
+        <w:jc w:val="both"/>
+      </w:pPr>
+    </w:p>
+    <w:p>
+      <w:pPr>
+        <w:jc w:val="both"/>
+      </w:pPr>
+    </w:p>
+    <w:p>
+      <w:pPr>
+        <w:pStyle w:val="Ttulo3"/>
+        <w:jc w:val="both"/>
+      </w:pPr>
+      <w:bookmarkStart w:id="24" w:name="_Toc228146734"/>
       <w:r>
         <w:lastRenderedPageBreak/>
         <w:t>Casos de Uso</w:t>
@@ -6526,30 +7393,40 @@
       <w:r>
         <w:t xml:space="preserve"> Secundarios debido a uso común</w:t>
       </w:r>
+      <w:bookmarkEnd w:id="24"/>
     </w:p>
     <w:p>
+      <w:pPr>
+        <w:jc w:val="both"/>
+      </w:pPr>
       <w:r>
         <w:t>Para determinar la existencia de un caso de uso hice lo siguiente:</w:t>
       </w:r>
     </w:p>
     <w:p>
-      <w:r>
-        <w:t>Cuando en</w:t>
-      </w:r>
-      <w:r>
-        <w:t xml:space="preserve"> los pasos de 2 o más casos de uso, se repite varios pasos relacionados a la acción del actor sobre el sistema, es señal de que deberíamos sacar un caso de uso secundario relacionado a dichos casos de uso</w:t>
-      </w:r>
-      <w:r>
-        <w:t>.</w:t>
+      <w:pPr>
+        <w:jc w:val="both"/>
+      </w:pPr>
+      <w:r>
+        <w:t>Cuando en los pasos de 2 o más casos de uso, se repite varios pasos relacionados a la acción del actor sobre el sistema, es señal de que deberíamos sacar un caso de uso secundario relacionado a dichos casos de uso.</w:t>
       </w:r>
     </w:p>
     <w:p>
+      <w:pPr>
+        <w:jc w:val="both"/>
+      </w:pPr>
       <w:r>
         <w:t>Eso es lo que pasa con los casos de uso “Consultar Información Paciente” y “Traslado Paciente otra Unidad”.</w:t>
       </w:r>
     </w:p>
     <w:p>
-      <w:r>
+      <w:pPr>
+        <w:jc w:val="both"/>
+      </w:pPr>
+      <w:r>
+        <w:rPr>
+          <w:noProof/>
+        </w:rPr>
         <w:drawing>
           <wp:inline distT="0" distB="0" distL="0" distR="0" wp14:anchorId="3BA1AA8B" wp14:editId="36EBAFC9">
             <wp:extent cx="5400040" cy="2357120"/>
@@ -6593,6 +7470,9 @@
       </w:r>
     </w:p>
     <w:p>
+      <w:pPr>
+        <w:jc w:val="both"/>
+      </w:pPr>
       <w:r>
         <w:t xml:space="preserve">En el caso de “Traslado Paciente otra Unidad”, aparte de ser un paso común entre 2 casos de uso principales, también es una especialización de uno de esos 2 caso de uso </w:t>
       </w:r>
@@ -6603,42 +7483,116 @@
         <w:t>.</w:t>
       </w:r>
     </w:p>
-    <w:p/>
-    <w:p/>
-    <w:p/>
-    <w:p/>
-    <w:p/>
-    <w:p/>
-    <w:p/>
-    <w:p/>
-    <w:p/>
-    <w:p/>
-    <w:p/>
-    <w:p/>
-    <w:p/>
     <w:p>
       <w:pPr>
-        <w:pStyle w:val="Ttulo3"/>
-      </w:pPr>
+        <w:jc w:val="both"/>
+      </w:pPr>
+    </w:p>
+    <w:p>
+      <w:pPr>
+        <w:jc w:val="both"/>
+      </w:pPr>
+    </w:p>
+    <w:p>
+      <w:pPr>
+        <w:jc w:val="both"/>
+      </w:pPr>
+    </w:p>
+    <w:p>
+      <w:pPr>
+        <w:jc w:val="both"/>
+      </w:pPr>
+    </w:p>
+    <w:p>
+      <w:pPr>
+        <w:jc w:val="both"/>
+      </w:pPr>
+    </w:p>
+    <w:p>
+      <w:pPr>
+        <w:jc w:val="both"/>
+      </w:pPr>
+    </w:p>
+    <w:p>
+      <w:pPr>
+        <w:jc w:val="both"/>
+      </w:pPr>
+    </w:p>
+    <w:p>
+      <w:pPr>
+        <w:jc w:val="both"/>
+      </w:pPr>
+    </w:p>
+    <w:p>
+      <w:pPr>
+        <w:jc w:val="both"/>
+      </w:pPr>
+    </w:p>
+    <w:p>
+      <w:pPr>
+        <w:jc w:val="both"/>
+      </w:pPr>
+    </w:p>
+    <w:p>
+      <w:pPr>
+        <w:jc w:val="both"/>
+      </w:pPr>
+    </w:p>
+    <w:p>
+      <w:pPr>
+        <w:jc w:val="both"/>
+      </w:pPr>
+    </w:p>
+    <w:p>
+      <w:pPr>
+        <w:jc w:val="both"/>
+      </w:pPr>
+    </w:p>
+    <w:p>
+      <w:pPr>
+        <w:pStyle w:val="Ttulo2"/>
+        <w:jc w:val="both"/>
+      </w:pPr>
+      <w:bookmarkStart w:id="25" w:name="_Toc228146735"/>
       <w:r>
         <w:lastRenderedPageBreak/>
         <w:t>Relaciones entre Casos de Uso</w:t>
       </w:r>
+      <w:bookmarkEnd w:id="25"/>
     </w:p>
     <w:p>
       <w:pPr>
-        <w:pStyle w:val="Ttulo4"/>
-      </w:pPr>
-      <w:r>
-        <w:t>Relaciones &lt;&lt;Include&gt;&gt;</w:t>
-      </w:r>
+        <w:pStyle w:val="Ttulo3"/>
+        <w:jc w:val="both"/>
+      </w:pPr>
+      <w:bookmarkStart w:id="26" w:name="_Toc228146736"/>
+      <w:r>
+        <w:t>Relaciones &lt;&lt;</w:t>
+      </w:r>
+      <w:proofErr w:type="spellStart"/>
+      <w:r>
+        <w:t>Include</w:t>
+      </w:r>
+      <w:proofErr w:type="spellEnd"/>
+      <w:r>
+        <w:t>&gt;&gt;</w:t>
+      </w:r>
+      <w:bookmarkEnd w:id="26"/>
     </w:p>
     <w:p>
       <w:pPr>
         <w:jc w:val="both"/>
       </w:pPr>
       <w:r>
-        <w:t xml:space="preserve">Una relación &lt;&lt;Include&gt;&gt; marca que un caso de uso usa si o si otro. </w:t>
+        <w:t>Una relación &lt;&lt;</w:t>
+      </w:r>
+      <w:proofErr w:type="spellStart"/>
+      <w:r>
+        <w:t>Include</w:t>
+      </w:r>
+      <w:proofErr w:type="spellEnd"/>
+      <w:r>
+        <w:t xml:space="preserve">&gt;&gt; marca que un caso de uso usa si o si otro. </w:t>
       </w:r>
     </w:p>
     <w:p>
@@ -6662,7 +7616,15 @@
         <w:jc w:val="both"/>
       </w:pPr>
       <w:r>
-        <w:t>“Traslado Paciente otra Unidad” que es un paso obligatorio no tendría por qué estar separado, pero como es un paso común en varios casos de uso, se le separa y se le marca con una relación &lt;&lt;include&gt;&gt;.</w:t>
+        <w:t>“Traslado Paciente otra Unidad” que es un paso obligatorio no tendría por qué estar separado, pero como es un paso común en varios casos de uso, se le separa y se le marca con una relación &lt;&lt;</w:t>
+      </w:r>
+      <w:proofErr w:type="spellStart"/>
+      <w:r>
+        <w:t>include</w:t>
+      </w:r>
+      <w:proofErr w:type="spellEnd"/>
+      <w:r>
+        <w:t>&gt;&gt;.</w:t>
       </w:r>
     </w:p>
     <w:p>
@@ -6670,6 +7632,9 @@
         <w:jc w:val="both"/>
       </w:pPr>
       <w:r>
+        <w:rPr>
+          <w:noProof/>
+        </w:rPr>
         <w:drawing>
           <wp:inline distT="0" distB="0" distL="0" distR="0" wp14:anchorId="78138339" wp14:editId="6E565C13">
             <wp:extent cx="5400040" cy="1198880"/>
@@ -6714,19 +7679,37 @@
     </w:p>
     <w:p>
       <w:pPr>
-        <w:pStyle w:val="Ttulo4"/>
+        <w:pStyle w:val="Ttulo3"/>
         <w:jc w:val="both"/>
       </w:pPr>
-      <w:r>
-        <w:t>Relaciones &lt;&lt;extend&gt;&gt;</w:t>
-      </w:r>
+      <w:bookmarkStart w:id="27" w:name="_Toc228146737"/>
+      <w:r>
+        <w:t>Relaciones &lt;&lt;</w:t>
+      </w:r>
+      <w:proofErr w:type="spellStart"/>
+      <w:r>
+        <w:t>extend</w:t>
+      </w:r>
+      <w:proofErr w:type="spellEnd"/>
+      <w:r>
+        <w:t>&gt;&gt;</w:t>
+      </w:r>
+      <w:bookmarkEnd w:id="27"/>
     </w:p>
     <w:p>
       <w:pPr>
         <w:jc w:val="both"/>
       </w:pPr>
       <w:r>
-        <w:t>Una relación &lt;&lt;extend&gt;&gt; marca que un caso de uso puede opcionalmente usar a otro.</w:t>
+        <w:t>Una relación &lt;&lt;</w:t>
+      </w:r>
+      <w:proofErr w:type="spellStart"/>
+      <w:r>
+        <w:t>extend</w:t>
+      </w:r>
+      <w:proofErr w:type="spellEnd"/>
+      <w:r>
+        <w:t>&gt;&gt; marca que un caso de uso puede opcionalmente usar a otro.</w:t>
       </w:r>
     </w:p>
     <w:p>
@@ -6737,7 +7720,23 @@
         <w:t>Un caso de uso secundario no es más que un paso dentro de otro caso de uso, puede ocurrir que un paso opcional</w:t>
       </w:r>
       <w:r>
-        <w:t xml:space="preserve"> genere subpasos dentro del caso de uso principal, la decisión es sacar un caso de uso de ello y, al ser opcional, marcarlo con &lt;&lt;extend&gt;&gt;.</w:t>
+        <w:t xml:space="preserve"> genere </w:t>
+      </w:r>
+      <w:proofErr w:type="spellStart"/>
+      <w:r>
+        <w:t>subpasos</w:t>
+      </w:r>
+      <w:proofErr w:type="spellEnd"/>
+      <w:r>
+        <w:t xml:space="preserve"> dentro del caso de uso principal, la decisión es sacar un caso de uso de ello y, al ser opcional, marcarlo con &lt;&lt;</w:t>
+      </w:r>
+      <w:proofErr w:type="spellStart"/>
+      <w:r>
+        <w:t>extend</w:t>
+      </w:r>
+      <w:proofErr w:type="spellEnd"/>
+      <w:r>
+        <w:t>&gt;&gt;.</w:t>
       </w:r>
     </w:p>
     <w:p>
@@ -6753,6 +7752,9 @@
         <w:jc w:val="both"/>
       </w:pPr>
       <w:r>
+        <w:rPr>
+          <w:noProof/>
+        </w:rPr>
         <w:drawing>
           <wp:inline distT="0" distB="0" distL="0" distR="0" wp14:anchorId="211C502A" wp14:editId="6B0E5CE6">
             <wp:extent cx="5400040" cy="885825"/>
@@ -6830,11 +7832,18 @@
         <w:jc w:val="both"/>
       </w:pPr>
       <w:r>
-        <w:lastRenderedPageBreak/>
         <w:t>También puede ocurrir lo del caso de uso “Consultar Información”, como 2 casos de uso usan la misma serie de pasos, se</w:t>
       </w:r>
       <w:r>
-        <w:t xml:space="preserve"> saca un caso de uso como resultado, además, como ese uso era opcional, se marca &lt;&lt;extend&gt;&gt; en la relación.</w:t>
+        <w:t xml:space="preserve"> saca un caso de uso como resultado, además, como ese uso era opcional, se marca &lt;&lt;</w:t>
+      </w:r>
+      <w:proofErr w:type="spellStart"/>
+      <w:r>
+        <w:t>extend</w:t>
+      </w:r>
+      <w:proofErr w:type="spellEnd"/>
+      <w:r>
+        <w:t>&gt;&gt; en la relación.</w:t>
       </w:r>
     </w:p>
     <w:p>
@@ -6842,6 +7851,9 @@
         <w:jc w:val="both"/>
       </w:pPr>
       <w:r>
+        <w:rPr>
+          <w:noProof/>
+        </w:rPr>
         <w:drawing>
           <wp:inline distT="0" distB="0" distL="0" distR="0" wp14:anchorId="6676797C" wp14:editId="6BFCC64E">
             <wp:extent cx="5400040" cy="2357120"/>
@@ -6886,8 +7898,79 @@
     </w:p>
     <w:p>
       <w:pPr>
+        <w:pStyle w:val="Ttulo3"/>
+      </w:pPr>
+      <w:bookmarkStart w:id="28" w:name="_Toc228146738"/>
+      <w:r>
+        <w:t>Relaciones de especialización</w:t>
+      </w:r>
+      <w:bookmarkEnd w:id="28"/>
+    </w:p>
+    <w:p>
+      <w:pPr>
         <w:jc w:val="both"/>
       </w:pPr>
+      <w:r>
+        <w:t>Las relaciones de especialización marcan que un caso de uso, debido a la acción directa del actor, se divide en 2 o más ramas principales, donde se tiene que elegir entre una u otra.</w:t>
+      </w:r>
+    </w:p>
+    <w:p>
+      <w:pPr>
+        <w:jc w:val="both"/>
+        <w:rPr>
+          <w:u w:val="single"/>
+        </w:rPr>
+      </w:pPr>
+      <w:r>
+        <w:t>Ese es el caso las relaciones de especialización que salen de “Traslado Paciente.</w:t>
+      </w:r>
+    </w:p>
+    <w:p>
+      <w:r>
+        <w:rPr>
+          <w:noProof/>
+        </w:rPr>
+        <w:drawing>
+          <wp:inline distT="0" distB="0" distL="0" distR="0" wp14:anchorId="6D0577A3" wp14:editId="694D8A2F">
+            <wp:extent cx="5400040" cy="1838960"/>
+            <wp:effectExtent l="19050" t="19050" r="10160" b="27940"/>
+            <wp:docPr id="9" name="Imagen 9"/>
+            <wp:cNvGraphicFramePr>
+              <a:graphicFrameLocks xmlns:a="http://schemas.openxmlformats.org/drawingml/2006/main" noChangeAspect="1"/>
+            </wp:cNvGraphicFramePr>
+            <a:graphic xmlns:a="http://schemas.openxmlformats.org/drawingml/2006/main">
+              <a:graphicData uri="http://schemas.openxmlformats.org/drawingml/2006/picture">
+                <pic:pic xmlns:pic="http://schemas.openxmlformats.org/drawingml/2006/picture">
+                  <pic:nvPicPr>
+                    <pic:cNvPr id="1" name=""/>
+                    <pic:cNvPicPr/>
+                  </pic:nvPicPr>
+                  <pic:blipFill>
+                    <a:blip r:embed="rId13"/>
+                    <a:stretch>
+                      <a:fillRect/>
+                    </a:stretch>
+                  </pic:blipFill>
+                  <pic:spPr>
+                    <a:xfrm>
+                      <a:off x="0" y="0"/>
+                      <a:ext cx="5400040" cy="1838960"/>
+                    </a:xfrm>
+                    <a:prstGeom prst="rect">
+                      <a:avLst/>
+                    </a:prstGeom>
+                    <a:ln>
+                      <a:solidFill>
+                        <a:schemeClr val="accent1"/>
+                      </a:solidFill>
+                    </a:ln>
+                  </pic:spPr>
+                </pic:pic>
+              </a:graphicData>
+            </a:graphic>
+          </wp:inline>
+        </w:drawing>
+      </w:r>
     </w:p>
     <w:sectPr>
       <w:footerReference w:type="default" r:id="rId17"/>
@@ -9180,6 +10263,7 @@
   <w:style w:type="character" w:default="1" w:styleId="Fuentedeprrafopredeter">
     <w:name w:val="Default Paragraph Font"/>
     <w:uiPriority w:val="1"/>
+    <w:semiHidden/>
     <w:unhideWhenUsed/>
   </w:style>
   <w:style w:type="table" w:default="1" w:styleId="Tablanormal">

--- a/documentacion/Diagrama de Casos de Uso/PROYECTO-RETO – Diagrama-Casos-De-Uso _ Grupo2.docx
+++ b/documentacion/Diagrama de Casos de Uso/PROYECTO-RETO – Diagrama-Casos-De-Uso _ Grupo2.docx
@@ -116,29 +116,7 @@
                                     <w:sz w:val="24"/>
                                     <w:szCs w:val="24"/>
                                   </w:rPr>
-                                  <w:t xml:space="preserve">Diana </w:t>
-                                </w:r>
-                                <w:proofErr w:type="spellStart"/>
-                                <w:r>
-                                  <w:rPr>
-                                    <w:rFonts w:ascii="Calisto MT" w:hAnsi="Calisto MT"/>
-                                    <w:b/>
-                                    <w:bCs/>
-                                    <w:sz w:val="24"/>
-                                    <w:szCs w:val="24"/>
-                                  </w:rPr>
-                                  <w:t>Rodriguez</w:t>
-                                </w:r>
-                                <w:proofErr w:type="spellEnd"/>
-                                <w:r>
-                                  <w:rPr>
-                                    <w:rFonts w:ascii="Calisto MT" w:hAnsi="Calisto MT"/>
-                                    <w:b/>
-                                    <w:bCs/>
-                                    <w:sz w:val="24"/>
-                                    <w:szCs w:val="24"/>
-                                  </w:rPr>
-                                  <w:t xml:space="preserve"> Pinillos</w:t>
+                                  <w:t>Diana Rodriguez Pinillos</w:t>
                                 </w:r>
                               </w:p>
                               <w:p>
@@ -160,42 +138,8 @@
                                     <w:sz w:val="24"/>
                                     <w:szCs w:val="24"/>
                                   </w:rPr>
-                                  <w:t xml:space="preserve">Alex </w:t>
+                                  <w:t>Alex Andrei Stoica</w:t>
                                 </w:r>
-                                <w:proofErr w:type="spellStart"/>
-                                <w:r>
-                                  <w:rPr>
-                                    <w:rFonts w:ascii="Calisto MT" w:hAnsi="Calisto MT"/>
-                                    <w:b/>
-                                    <w:bCs/>
-                                    <w:sz w:val="24"/>
-                                    <w:szCs w:val="24"/>
-                                  </w:rPr>
-                                  <w:t>Andrei</w:t>
-                                </w:r>
-                                <w:proofErr w:type="spellEnd"/>
-                                <w:r>
-                                  <w:rPr>
-                                    <w:rFonts w:ascii="Calisto MT" w:hAnsi="Calisto MT"/>
-                                    <w:b/>
-                                    <w:bCs/>
-                                    <w:sz w:val="24"/>
-                                    <w:szCs w:val="24"/>
-                                  </w:rPr>
-                                  <w:t xml:space="preserve"> </w:t>
-                                </w:r>
-                                <w:proofErr w:type="spellStart"/>
-                                <w:r>
-                                  <w:rPr>
-                                    <w:rFonts w:ascii="Calisto MT" w:hAnsi="Calisto MT"/>
-                                    <w:b/>
-                                    <w:bCs/>
-                                    <w:sz w:val="24"/>
-                                    <w:szCs w:val="24"/>
-                                  </w:rPr>
-                                  <w:t>Stoica</w:t>
-                                </w:r>
-                                <w:proofErr w:type="spellEnd"/>
                               </w:p>
                               <w:p>
                                 <w:pPr>
@@ -301,29 +245,7 @@
                               <w:sz w:val="24"/>
                               <w:szCs w:val="24"/>
                             </w:rPr>
-                            <w:t xml:space="preserve">Diana </w:t>
-                          </w:r>
-                          <w:proofErr w:type="spellStart"/>
-                          <w:r>
-                            <w:rPr>
-                              <w:rFonts w:ascii="Calisto MT" w:hAnsi="Calisto MT"/>
-                              <w:b/>
-                              <w:bCs/>
-                              <w:sz w:val="24"/>
-                              <w:szCs w:val="24"/>
-                            </w:rPr>
-                            <w:t>Rodriguez</w:t>
-                          </w:r>
-                          <w:proofErr w:type="spellEnd"/>
-                          <w:r>
-                            <w:rPr>
-                              <w:rFonts w:ascii="Calisto MT" w:hAnsi="Calisto MT"/>
-                              <w:b/>
-                              <w:bCs/>
-                              <w:sz w:val="24"/>
-                              <w:szCs w:val="24"/>
-                            </w:rPr>
-                            <w:t xml:space="preserve"> Pinillos</w:t>
+                            <w:t>Diana Rodriguez Pinillos</w:t>
                           </w:r>
                         </w:p>
                         <w:p>
@@ -345,42 +267,8 @@
                               <w:sz w:val="24"/>
                               <w:szCs w:val="24"/>
                             </w:rPr>
-                            <w:t xml:space="preserve">Alex </w:t>
+                            <w:t>Alex Andrei Stoica</w:t>
                           </w:r>
-                          <w:proofErr w:type="spellStart"/>
-                          <w:r>
-                            <w:rPr>
-                              <w:rFonts w:ascii="Calisto MT" w:hAnsi="Calisto MT"/>
-                              <w:b/>
-                              <w:bCs/>
-                              <w:sz w:val="24"/>
-                              <w:szCs w:val="24"/>
-                            </w:rPr>
-                            <w:t>Andrei</w:t>
-                          </w:r>
-                          <w:proofErr w:type="spellEnd"/>
-                          <w:r>
-                            <w:rPr>
-                              <w:rFonts w:ascii="Calisto MT" w:hAnsi="Calisto MT"/>
-                              <w:b/>
-                              <w:bCs/>
-                              <w:sz w:val="24"/>
-                              <w:szCs w:val="24"/>
-                            </w:rPr>
-                            <w:t xml:space="preserve"> </w:t>
-                          </w:r>
-                          <w:proofErr w:type="spellStart"/>
-                          <w:r>
-                            <w:rPr>
-                              <w:rFonts w:ascii="Calisto MT" w:hAnsi="Calisto MT"/>
-                              <w:b/>
-                              <w:bCs/>
-                              <w:sz w:val="24"/>
-                              <w:szCs w:val="24"/>
-                            </w:rPr>
-                            <w:t>Stoica</w:t>
-                          </w:r>
-                          <w:proofErr w:type="spellEnd"/>
                         </w:p>
                         <w:p>
                           <w:pPr>
@@ -3202,6 +3090,9 @@
     </w:p>
     <w:p>
       <w:r>
+        <w:rPr>
+          <w:noProof/>
+        </w:rPr>
         <w:drawing>
           <wp:inline distT="0" distB="0" distL="0" distR="0" wp14:anchorId="471F3CE2" wp14:editId="38564D5A">
             <wp:extent cx="5204957" cy="5752080"/>
@@ -3514,10 +3405,7 @@
               <w:spacing w:before="120"/>
             </w:pPr>
             <w:r>
-              <w:t xml:space="preserve">El actor </w:t>
-            </w:r>
-            <w:r>
-              <w:t>puede gestionar la ubicación de</w:t>
+              <w:t>El actor puede gestionar la ubicación de</w:t>
             </w:r>
             <w:r>
               <w:t xml:space="preserve"> los</w:t>
@@ -3565,13 +3453,7 @@
               <w:spacing w:before="120"/>
             </w:pPr>
             <w:r>
-              <w:t xml:space="preserve">El actor debe </w:t>
-            </w:r>
-            <w:r>
-              <w:t>tener el rol adecuado para esta acción, y haber seleccionado está opción en el menú del sistema</w:t>
-            </w:r>
-            <w:r>
-              <w:t>.</w:t>
+              <w:t>El actor debe tener el rol adecuado para esta acción, y haber seleccionado está opción en el menú del sistema.</w:t>
             </w:r>
           </w:p>
           <w:p/>
@@ -4011,7 +3893,13 @@
               <w:spacing w:before="120"/>
             </w:pPr>
             <w:r>
-              <w:t>3.- El paciente le da la opción al actor de seleccionar un paciente</w:t>
+              <w:t xml:space="preserve">3.- El </w:t>
+            </w:r>
+            <w:r>
+              <w:t>sistema</w:t>
+            </w:r>
+            <w:r>
+              <w:t xml:space="preserve"> le da la opción al actor de seleccionar un paciente</w:t>
             </w:r>
             <w:r>
               <w:t>.</w:t>
@@ -4044,10 +3932,7 @@
               <w:t xml:space="preserve">       - Ver Información del Paciente</w:t>
             </w:r>
             <w:r>
-              <w:t xml:space="preserve"> </w:t>
-            </w:r>
-            <w:r>
-              <w:t>(Caso de uso “Consultar Información Paciente”)</w:t>
+              <w:t xml:space="preserve"> (Caso de uso “Consultar Información Paciente”)</w:t>
             </w:r>
           </w:p>
           <w:p>
@@ -4347,15 +4232,7 @@
               <w:spacing w:before="120"/>
             </w:pPr>
             <w:r>
-              <w:t xml:space="preserve">El actor registra en el sistema la </w:t>
-            </w:r>
-            <w:proofErr w:type="spellStart"/>
-            <w:r>
-              <w:t>desasignación</w:t>
-            </w:r>
-            <w:proofErr w:type="spellEnd"/>
-            <w:r>
-              <w:t xml:space="preserve"> de un paciente </w:t>
+              <w:t xml:space="preserve">El actor registra en el sistema la desasignación de un paciente </w:t>
             </w:r>
             <w:r>
               <w:t xml:space="preserve">residente </w:t>
@@ -4537,10 +4414,7 @@
               <w:t xml:space="preserve">       - Ver Información del Paciente</w:t>
             </w:r>
             <w:r>
-              <w:t xml:space="preserve"> </w:t>
-            </w:r>
-            <w:r>
-              <w:t>(Caso de uso “Consultar Información Paciente”)</w:t>
+              <w:t xml:space="preserve"> (Caso de uso “Consultar Información Paciente”)</w:t>
             </w:r>
           </w:p>
           <w:p>
@@ -4584,14 +4458,12 @@
             <w:r>
               <w:t xml:space="preserve">registra la </w:t>
             </w:r>
-            <w:proofErr w:type="spellStart"/>
             <w:r>
               <w:t>desasigna</w:t>
             </w:r>
             <w:r>
               <w:t>ción</w:t>
             </w:r>
-            <w:proofErr w:type="spellEnd"/>
             <w:r>
               <w:t xml:space="preserve"> </w:t>
             </w:r>
@@ -4932,44 +4804,23 @@
               <w:spacing w:before="120"/>
             </w:pPr>
             <w:r>
-              <w:t xml:space="preserve">2.- </w:t>
-            </w:r>
-            <w:r>
-              <w:t>El sistema muestra una lista con las unidades con pacientes asignados.</w:t>
-            </w:r>
-          </w:p>
-          <w:p>
-            <w:pPr>
-              <w:spacing w:before="120"/>
-            </w:pPr>
-            <w:r>
-              <w:t xml:space="preserve">3.- El actor escoge la unidad donde este el paciente que quiere </w:t>
-            </w:r>
-            <w:r>
-              <w:t>trasladar</w:t>
-            </w:r>
-            <w:r>
-              <w:t>.</w:t>
-            </w:r>
-          </w:p>
-          <w:p>
-            <w:pPr>
-              <w:spacing w:before="120"/>
-            </w:pPr>
-            <w:r>
-              <w:t>4.- El sistema muestra una lista con los pacientes ya asignados de la unidad elegida</w:t>
-            </w:r>
-            <w:r>
-              <w:t>.</w:t>
-            </w:r>
-            <w:r>
-              <w:t xml:space="preserve"> </w:t>
-            </w:r>
-            <w:r>
-              <w:t>E</w:t>
-            </w:r>
-            <w:r>
-              <w:t>n cada paciente se muestra su estado como resumen.</w:t>
+              <w:t>2.- El sistema muestra una lista con las unidades con pacientes asignados.</w:t>
+            </w:r>
+          </w:p>
+          <w:p>
+            <w:pPr>
+              <w:spacing w:before="120"/>
+            </w:pPr>
+            <w:r>
+              <w:t>3.- El actor escoge la unidad donde este el paciente que quiere trasladar.</w:t>
+            </w:r>
+          </w:p>
+          <w:p>
+            <w:pPr>
+              <w:spacing w:before="120"/>
+            </w:pPr>
+            <w:r>
+              <w:t>4.- El sistema muestra una lista con los pacientes ya asignados de la unidad elegida. En cada paciente se muestra su estado como resumen.</w:t>
             </w:r>
           </w:p>
           <w:p>
@@ -7153,15 +7004,7 @@
               <w:t xml:space="preserve">.- El sistema </w:t>
             </w:r>
             <w:r>
-              <w:t xml:space="preserve">muestra una lista de los pacientes, cuya </w:t>
-            </w:r>
-            <w:proofErr w:type="spellStart"/>
-            <w:r>
-              <w:t>ultima</w:t>
-            </w:r>
-            <w:proofErr w:type="spellEnd"/>
-            <w:r>
-              <w:t xml:space="preserve"> ronda medica registrada marquen que están listos para que le confirmen la evaluación final.</w:t>
+              <w:t>muestra una lista de los pacientes, cuya ultima ronda medica registrada marquen que están listos para que le confirmen la evaluación final.</w:t>
             </w:r>
           </w:p>
           <w:p>
@@ -7758,7 +7601,7 @@
               <w:spacing w:before="120"/>
             </w:pPr>
             <w:r>
-              <w:t>Iniciar Sesión</w:t>
+              <w:t>Seleccionar Rol</w:t>
             </w:r>
           </w:p>
         </w:tc>
@@ -8064,6 +7907,9 @@
         <w:jc w:val="both"/>
       </w:pPr>
       <w:r>
+        <w:rPr>
+          <w:noProof/>
+        </w:rPr>
         <w:drawing>
           <wp:inline distT="0" distB="0" distL="0" distR="0" wp14:anchorId="1F01DD71" wp14:editId="2A10F79B">
             <wp:extent cx="5380990" cy="6140673"/>
@@ -8139,12 +7985,10 @@
         <w:lastRenderedPageBreak/>
         <w:t xml:space="preserve">Casos de Uso Secundarios debido a </w:t>
       </w:r>
-      <w:proofErr w:type="spellStart"/>
       <w:r>
         <w:t>subpasos</w:t>
       </w:r>
       <w:bookmarkEnd w:id="22"/>
-      <w:proofErr w:type="spellEnd"/>
     </w:p>
     <w:p>
       <w:pPr>
@@ -8162,23 +8006,7 @@
         <w:t>Cuando en un caso de uso principal</w:t>
       </w:r>
       <w:r>
-        <w:t xml:space="preserve">, la acción directa del actor divide un paso en </w:t>
-      </w:r>
-      <w:proofErr w:type="spellStart"/>
-      <w:r>
-        <w:t>subpasos</w:t>
-      </w:r>
-      <w:proofErr w:type="spellEnd"/>
-      <w:r>
-        <w:t xml:space="preserve"> relacionados, es señal de que deberíamos sacar un caso secundario representando esa acción que genera </w:t>
-      </w:r>
-      <w:proofErr w:type="spellStart"/>
-      <w:r>
-        <w:t>subpasos</w:t>
-      </w:r>
-      <w:proofErr w:type="spellEnd"/>
-      <w:r>
-        <w:t xml:space="preserve">. </w:t>
+        <w:t xml:space="preserve">, la acción directa del actor divide un paso en subpasos relacionados, es señal de que deberíamos sacar un caso secundario representando esa acción que genera subpasos. </w:t>
       </w:r>
     </w:p>
     <w:p>
@@ -8374,6 +8202,9 @@
         <w:jc w:val="both"/>
       </w:pPr>
       <w:r>
+        <w:rPr>
+          <w:noProof/>
+        </w:rPr>
         <w:drawing>
           <wp:inline distT="0" distB="0" distL="0" distR="0" wp14:anchorId="5BABF0F5" wp14:editId="728F00C3">
             <wp:extent cx="5400040" cy="2421890"/>
@@ -8678,6 +8509,9 @@
         <w:jc w:val="both"/>
       </w:pPr>
       <w:r>
+        <w:rPr>
+          <w:noProof/>
+        </w:rPr>
         <w:drawing>
           <wp:inline distT="0" distB="0" distL="0" distR="0" wp14:anchorId="73D77410" wp14:editId="3CF40AAE">
             <wp:extent cx="5400040" cy="2344420"/>
@@ -8818,15 +8652,7 @@
       </w:pPr>
       <w:bookmarkStart w:id="26" w:name="_Toc228205815"/>
       <w:r>
-        <w:t>Relaciones &lt;&lt;</w:t>
-      </w:r>
-      <w:proofErr w:type="spellStart"/>
-      <w:r>
-        <w:t>Include</w:t>
-      </w:r>
-      <w:proofErr w:type="spellEnd"/>
-      <w:r>
-        <w:t>&gt;&gt;</w:t>
+        <w:t>Relaciones &lt;&lt;Include&gt;&gt;</w:t>
       </w:r>
       <w:bookmarkEnd w:id="26"/>
     </w:p>
@@ -8835,15 +8661,7 @@
         <w:jc w:val="both"/>
       </w:pPr>
       <w:r>
-        <w:t>Una relación &lt;&lt;</w:t>
-      </w:r>
-      <w:proofErr w:type="spellStart"/>
-      <w:r>
-        <w:t>Include</w:t>
-      </w:r>
-      <w:proofErr w:type="spellEnd"/>
-      <w:r>
-        <w:t xml:space="preserve">&gt;&gt; marca que un caso de uso usa si o si otro. </w:t>
+        <w:t xml:space="preserve">Una relación &lt;&lt;Include&gt;&gt; marca que un caso de uso usa si o si otro. </w:t>
       </w:r>
     </w:p>
     <w:p>
@@ -8891,15 +8709,7 @@
         <w:jc w:val="both"/>
       </w:pPr>
       <w:r>
-        <w:t>“Traslado Paciente otra Unidad” que es un paso obligatorio no tendría por qué estar separado, pero como es un paso común en varios casos de uso, se le separa y se le marca con una relación &lt;&lt;</w:t>
-      </w:r>
-      <w:proofErr w:type="spellStart"/>
-      <w:r>
-        <w:t>include</w:t>
-      </w:r>
-      <w:proofErr w:type="spellEnd"/>
-      <w:r>
-        <w:t>&gt;&gt;.</w:t>
+        <w:t>“Traslado Paciente otra Unidad” que es un paso obligatorio no tendría por qué estar separado, pero como es un paso común en varios casos de uso, se le separa y se le marca con una relación &lt;&lt;include&gt;&gt;.</w:t>
       </w:r>
     </w:p>
     <w:p>
@@ -9020,15 +8830,7 @@
       <w:bookmarkStart w:id="27" w:name="_Toc228205816"/>
       <w:r>
         <w:lastRenderedPageBreak/>
-        <w:t>Relaciones &lt;&lt;</w:t>
-      </w:r>
-      <w:proofErr w:type="spellStart"/>
-      <w:r>
-        <w:t>extend</w:t>
-      </w:r>
-      <w:proofErr w:type="spellEnd"/>
-      <w:r>
-        <w:t>&gt;&gt;</w:t>
+        <w:t>Relaciones &lt;&lt;extend&gt;&gt;</w:t>
       </w:r>
       <w:bookmarkEnd w:id="27"/>
     </w:p>
@@ -9037,15 +8839,7 @@
         <w:jc w:val="both"/>
       </w:pPr>
       <w:r>
-        <w:t>Una relación &lt;&lt;</w:t>
-      </w:r>
-      <w:proofErr w:type="spellStart"/>
-      <w:r>
-        <w:t>extend</w:t>
-      </w:r>
-      <w:proofErr w:type="spellEnd"/>
-      <w:r>
-        <w:t>&gt;&gt; marca que un caso de uso puede opcionalmente usar a otro.</w:t>
+        <w:t>Una relación &lt;&lt;extend&gt;&gt; marca que un caso de uso puede opcionalmente usar a otro.</w:t>
       </w:r>
     </w:p>
     <w:p>
@@ -9074,23 +8868,7 @@
         <w:t>uede ocurrir que un paso opcional</w:t>
       </w:r>
       <w:r>
-        <w:t xml:space="preserve"> genere </w:t>
-      </w:r>
-      <w:proofErr w:type="spellStart"/>
-      <w:r>
-        <w:t>subpasos</w:t>
-      </w:r>
-      <w:proofErr w:type="spellEnd"/>
-      <w:r>
-        <w:t xml:space="preserve"> dentro del caso de uso principal, la decisión es sacar un caso de uso de ello y, al ser opcional, marcarlo con &lt;&lt;</w:t>
-      </w:r>
-      <w:proofErr w:type="spellStart"/>
-      <w:r>
-        <w:t>extend</w:t>
-      </w:r>
-      <w:proofErr w:type="spellEnd"/>
-      <w:r>
-        <w:t>&gt;&gt;.</w:t>
+        <w:t xml:space="preserve"> genere subpasos dentro del caso de uso principal, la decisión es sacar un caso de uso de ello y, al ser opcional, marcarlo con &lt;&lt;extend&gt;&gt;.</w:t>
       </w:r>
     </w:p>
     <w:p>
@@ -9159,15 +8937,7 @@
         <w:t>También puede ocurrir lo del caso de uso “Consultar Información”, como 2 casos de uso usan la misma serie de pasos, se</w:t>
       </w:r>
       <w:r>
-        <w:t xml:space="preserve"> saca un caso de uso como resultado, además, como ese uso era opcional, se marca &lt;&lt;</w:t>
-      </w:r>
-      <w:proofErr w:type="spellStart"/>
-      <w:r>
-        <w:t>extend</w:t>
-      </w:r>
-      <w:proofErr w:type="spellEnd"/>
-      <w:r>
-        <w:t>&gt;&gt; en la relación.</w:t>
+        <w:t xml:space="preserve"> saca un caso de uso como resultado, además, como ese uso era opcional, se marca &lt;&lt;extend&gt;&gt; en la relación.</w:t>
       </w:r>
     </w:p>
     <w:p>
@@ -9291,6 +9061,9 @@
         </w:rPr>
       </w:pPr>
       <w:r>
+        <w:rPr>
+          <w:noProof/>
+        </w:rPr>
         <w:drawing>
           <wp:inline distT="0" distB="0" distL="0" distR="0" wp14:anchorId="178BADAE" wp14:editId="5AE173E6">
             <wp:extent cx="5400040" cy="2695575"/>
@@ -9335,6 +9108,9 @@
     </w:p>
     <w:p>
       <w:r>
+        <w:rPr>
+          <w:noProof/>
+        </w:rPr>
         <w:drawing>
           <wp:inline distT="0" distB="0" distL="0" distR="0" wp14:anchorId="1AD63721" wp14:editId="551BDBBF">
             <wp:extent cx="5400040" cy="1844040"/>

--- a/documentacion/Diagrama de Casos de Uso/PROYECTO-RETO – Diagrama-Casos-De-Uso _ Grupo2.docx
+++ b/documentacion/Diagrama de Casos de Uso/PROYECTO-RETO – Diagrama-Casos-De-Uso _ Grupo2.docx
@@ -4836,15 +4836,21 @@
               <w:spacing w:before="120"/>
             </w:pPr>
             <w:r>
-              <w:t>3.- El actor selecciona un paciente de la lista.</w:t>
-            </w:r>
-          </w:p>
-          <w:p>
-            <w:pPr>
-              <w:spacing w:before="120"/>
-            </w:pPr>
-            <w:r>
-              <w:t>4.- El sistema muestra una lista de acciones sobre el paciente:</w:t>
+              <w:t>6</w:t>
+            </w:r>
+            <w:r>
+              <w:t>.- El actor selecciona un paciente de la lista.</w:t>
+            </w:r>
+          </w:p>
+          <w:p>
+            <w:pPr>
+              <w:spacing w:before="120"/>
+            </w:pPr>
+            <w:r>
+              <w:t>7</w:t>
+            </w:r>
+            <w:r>
+              <w:t>.- El sistema muestra una lista de acciones sobre el paciente:</w:t>
             </w:r>
           </w:p>
           <w:p>
@@ -4871,23 +4877,32 @@
               <w:spacing w:before="120"/>
             </w:pPr>
             <w:r>
-              <w:t>5.- El actor Selecciona “Trasladar Paciente”.</w:t>
-            </w:r>
-          </w:p>
-          <w:p>
-            <w:pPr>
-              <w:spacing w:before="120"/>
-            </w:pPr>
-            <w:r>
-              <w:t>6.- El sistema muestra las opciones “Trasladar a otra unidad” y “Trasladar a otro hospital”.</w:t>
-            </w:r>
-          </w:p>
-          <w:p>
-            <w:pPr>
-              <w:spacing w:before="120"/>
-            </w:pPr>
-            <w:r>
-              <w:t xml:space="preserve">7.- El actor elige donde trasladar </w:t>
+              <w:t>8</w:t>
+            </w:r>
+            <w:r>
+              <w:t>.- El actor Selecciona “Trasladar Paciente”.</w:t>
+            </w:r>
+          </w:p>
+          <w:p>
+            <w:pPr>
+              <w:spacing w:before="120"/>
+            </w:pPr>
+            <w:r>
+              <w:t>9</w:t>
+            </w:r>
+            <w:r>
+              <w:t>.- El sistema muestra las opciones “Trasladar a otra unidad” y “Trasladar a otro hospital”.</w:t>
+            </w:r>
+          </w:p>
+          <w:p>
+            <w:pPr>
+              <w:spacing w:before="120"/>
+            </w:pPr>
+            <w:r>
+              <w:t>10</w:t>
+            </w:r>
+            <w:r>
+              <w:t xml:space="preserve">.- El actor elige donde trasladar </w:t>
             </w:r>
             <w:r>
               <w:t>a</w:t>
@@ -4934,7 +4949,10 @@
               <w:spacing w:before="120" w:after="120"/>
             </w:pPr>
             <w:r>
-              <w:t>4.B.- El actor Selecciona “Ver Información del Paciente” (Caso de Uso “Consultar Información Paciente”).</w:t>
+              <w:t>7</w:t>
+            </w:r>
+            <w:r>
+              <w:t>.B.- El actor Selecciona “Ver Información del Paciente” (Caso de Uso “Consultar Información Paciente”).</w:t>
             </w:r>
           </w:p>
           <w:p>
@@ -4942,12 +4960,18 @@
               <w:spacing w:after="120"/>
             </w:pPr>
             <w:r>
-              <w:t>7.C.- El actor selecciona “Trasladar a otra Unidad” (Caso de Uso “Traslado Paciente otra Unidad”).</w:t>
-            </w:r>
-          </w:p>
-          <w:p>
-            <w:r>
-              <w:t>7.D.- El actor selecciona “Trasladar a otro Hospital”</w:t>
+              <w:t>10</w:t>
+            </w:r>
+            <w:r>
+              <w:t>.C.- El actor selecciona “Trasladar a otra Unidad” (Caso de Uso “Traslado Paciente otra Unidad”).</w:t>
+            </w:r>
+          </w:p>
+          <w:p>
+            <w:r>
+              <w:t>10</w:t>
+            </w:r>
+            <w:r>
+              <w:t>.D.- El actor selecciona “Trasladar a otro Hospital”</w:t>
             </w:r>
             <w:r>
               <w:t xml:space="preserve"> (Caso de Uso “Traslado Paciente otro Hospital”)</w:t>
